--- a/thesis_docs/Week3_Parameter_Method_and_Implementation_Justification.docx
+++ b/thesis_docs/Week3_Parameter_Method_and_Implementation_Justification.docx
@@ -42,7 +42,7 @@
           <w:color w:val="000000"/>
           <w:sz w:val="20"/>
         </w:rPr>
-        <w:t>7c0fc3f8fea7104e4d1e3b4af0609e79c7ce2805</w:t>
+        <w:t>4a82315b68e2a106928ecba523b2cc15ca14e5c9</w:t>
       </w:r>
     </w:p>
     <w:p>
@@ -62,7 +62,7 @@
           <w:color w:val="000000"/>
           <w:sz w:val="22"/>
         </w:rPr>
-        <w:t xml:space="preserve"> 2026-08-13T18:26:43.788792Z (regenerate with </w:t>
+        <w:t xml:space="preserve"> 2026-08-19T03:49:55.472188Z (regenerate with </w:t>
       </w:r>
       <w:r>
         <w:rPr>
@@ -81,6 +81,443 @@
           <w:sz w:val="22"/>
         </w:rPr>
         <w:t xml:space="preserve"> after any code change -- this document is built, not hand-maintained)</w:t>
+      </w:r>
+    </w:p>
+    <w:p>
+      <w:r>
+        <w:rPr>
+          <w:rFonts w:ascii="Calibri" w:hAnsi="Calibri"/>
+          <w:b/>
+          <w:color w:val="000000"/>
+          <w:sz w:val="22"/>
+        </w:rPr>
+        <w:t>This build supersedes the 2026-08-13 build.</w:t>
+      </w:r>
+      <w:r>
+        <w:rPr>
+          <w:rFonts w:ascii="Calibri" w:hAnsi="Calibri"/>
+          <w:b w:val="0"/>
+          <w:color w:val="000000"/>
+          <w:sz w:val="22"/>
+        </w:rPr>
+        <w:t xml:space="preserve"> It carries a 2026-08-18</w:t>
+      </w:r>
+    </w:p>
+    <w:p>
+      <w:r>
+        <w:rPr>
+          <w:rFonts w:ascii="Calibri" w:hAnsi="Calibri"/>
+          <w:b w:val="0"/>
+          <w:color w:val="000000"/>
+          <w:sz w:val="22"/>
+        </w:rPr>
+        <w:t>correction (below and in Part 2) that changes this week's headline</w:t>
+      </w:r>
+    </w:p>
+    <w:p>
+      <w:r>
+        <w:rPr>
+          <w:rFonts w:ascii="Calibri" w:hAnsi="Calibri"/>
+          <w:b w:val="0"/>
+          <w:color w:val="000000"/>
+          <w:sz w:val="22"/>
+        </w:rPr>
+        <w:t>results. The original build is not separately preserved as a file, but</w:t>
+      </w:r>
+    </w:p>
+    <w:p>
+      <w:r>
+        <w:rPr>
+          <w:rFonts w:ascii="Calibri" w:hAnsi="Calibri"/>
+          <w:b w:val="0"/>
+          <w:color w:val="000000"/>
+          <w:sz w:val="22"/>
+        </w:rPr>
+        <w:t>every number it held now has an explicit before/after in</w:t>
+      </w:r>
+    </w:p>
+    <w:p>
+      <w:r>
+        <w:rPr>
+          <w:rFonts w:ascii="Consolas" w:hAnsi="Consolas"/>
+          <w:b w:val="0"/>
+          <w:color w:val="000000"/>
+          <w:sz w:val="20"/>
+        </w:rPr>
+        <w:t>thesis_docs/chapters/00_lab_log.md</w:t>
+      </w:r>
+      <w:r>
+        <w:rPr>
+          <w:rFonts w:ascii="Calibri" w:hAnsi="Calibri"/>
+          <w:b w:val="0"/>
+          <w:color w:val="000000"/>
+          <w:sz w:val="22"/>
+        </w:rPr>
+        <w:t>'s 2026-08-18 entry and</w:t>
+      </w:r>
+    </w:p>
+    <w:p>
+      <w:r>
+        <w:rPr>
+          <w:rFonts w:ascii="Consolas" w:hAnsi="Consolas"/>
+          <w:b w:val="0"/>
+          <w:color w:val="000000"/>
+          <w:sz w:val="20"/>
+        </w:rPr>
+        <w:t>results/master_results_prefix_week3_evaluation_bug.csv</w:t>
+      </w:r>
+      <w:r>
+        <w:rPr>
+          <w:rFonts w:ascii="Calibri" w:hAnsi="Calibri"/>
+          <w:b w:val="0"/>
+          <w:color w:val="000000"/>
+          <w:sz w:val="22"/>
+        </w:rPr>
+        <w:t xml:space="preserve"> (the 200</w:t>
+      </w:r>
+    </w:p>
+    <w:p>
+      <w:r>
+        <w:rPr>
+          <w:rFonts w:ascii="Calibri" w:hAnsi="Calibri"/>
+          <w:b w:val="0"/>
+          <w:color w:val="000000"/>
+          <w:sz w:val="22"/>
+        </w:rPr>
+        <w:t>pre-correction rows, kept, not deleted).</w:t>
+      </w:r>
+    </w:p>
+    <w:p>
+      <w:r>
+        <w:rPr>
+          <w:rFonts w:ascii="Calibri" w:hAnsi="Calibri"/>
+          <w:b w:val="0"/>
+          <w:color w:val="000000"/>
+          <w:sz w:val="22"/>
+        </w:rPr>
+        <w:t>**Correction, 2026-08-18 (found during Week 4 preflight, fixed on</w:t>
+      </w:r>
+    </w:p>
+    <w:p>
+      <w:r>
+        <w:rPr>
+          <w:rFonts w:ascii="Consolas" w:hAnsi="Consolas"/>
+          <w:b w:val="0"/>
+          <w:color w:val="000000"/>
+          <w:sz w:val="20"/>
+        </w:rPr>
+        <w:t>semana-3</w:t>
+      </w:r>
+      <w:r>
+        <w:rPr>
+          <w:rFonts w:ascii="Calibri" w:hAnsi="Calibri"/>
+          <w:b w:val="0"/>
+          <w:color w:val="000000"/>
+          <w:sz w:val="22"/>
+        </w:rPr>
+        <w:t xml:space="preserve"> per the project's branch discipline):** all 200</w:t>
+      </w:r>
+    </w:p>
+    <w:p>
+      <w:r>
+        <w:rPr>
+          <w:rFonts w:ascii="Calibri" w:hAnsi="Calibri"/>
+          <w:b w:val="0"/>
+          <w:color w:val="000000"/>
+          <w:sz w:val="22"/>
+        </w:rPr>
+        <w:t>TD3/RandomPolicy evaluation episodes (Entregable 6) ran against an</w:t>
+      </w:r>
+    </w:p>
+    <w:p>
+      <w:r>
+        <w:rPr>
+          <w:rFonts w:ascii="Calibri" w:hAnsi="Calibri"/>
+          <w:b w:val="0"/>
+          <w:color w:val="000000"/>
+          <w:sz w:val="22"/>
+        </w:rPr>
+        <w:t>uncontrolled, re-randomized scenario instead of the registered `(SEEDS x</w:t>
+      </w:r>
+    </w:p>
+    <w:p>
+      <w:r>
+        <w:rPr>
+          <w:rFonts w:ascii="Calibri" w:hAnsi="Calibri"/>
+          <w:b w:val="0"/>
+          <w:color w:val="000000"/>
+          <w:sz w:val="22"/>
+        </w:rPr>
+        <w:t>EVAL_DAYS)</w:t>
+      </w:r>
+      <w:r>
+        <w:rPr>
+          <w:rFonts w:ascii="Consolas" w:hAnsi="Consolas"/>
+          <w:b w:val="0"/>
+          <w:color w:val="000000"/>
+          <w:sz w:val="20"/>
+        </w:rPr>
+        <w:t xml:space="preserve"> cell, because </w:t>
+      </w:r>
+      <w:r>
+        <w:rPr>
+          <w:rFonts w:ascii="Calibri" w:hAnsi="Calibri"/>
+          <w:b w:val="0"/>
+          <w:color w:val="000000"/>
+          <w:sz w:val="22"/>
+        </w:rPr>
+        <w:t>scripts/evaluate_rl.py`'s evaluation steppers</w:t>
+      </w:r>
+    </w:p>
+    <w:p>
+      <w:r>
+        <w:rPr>
+          <w:rFonts w:ascii="Calibri" w:hAnsi="Calibri"/>
+          <w:b w:val="0"/>
+          <w:color w:val="000000"/>
+          <w:sz w:val="22"/>
+        </w:rPr>
+        <w:t xml:space="preserve">called </w:t>
+      </w:r>
+      <w:r>
+        <w:rPr>
+          <w:rFonts w:ascii="Consolas" w:hAnsi="Consolas"/>
+          <w:b w:val="0"/>
+          <w:color w:val="000000"/>
+          <w:sz w:val="20"/>
+        </w:rPr>
+        <w:t>env.reset()</w:t>
+      </w:r>
+      <w:r>
+        <w:rPr>
+          <w:rFonts w:ascii="Calibri" w:hAnsi="Calibri"/>
+          <w:b w:val="0"/>
+          <w:color w:val="000000"/>
+          <w:sz w:val="22"/>
+        </w:rPr>
+        <w:t xml:space="preserve"> with no seed. Fixed at the source</w:t>
+      </w:r>
+    </w:p>
+    <w:p>
+      <w:r>
+        <w:rPr>
+          <w:rFonts w:ascii="Calibri" w:hAnsi="Calibri"/>
+          <w:b w:val="0"/>
+          <w:color w:val="000000"/>
+          <w:sz w:val="22"/>
+        </w:rPr>
+        <w:t>(</w:t>
+      </w:r>
+      <w:r>
+        <w:rPr>
+          <w:rFonts w:ascii="Consolas" w:hAnsi="Consolas"/>
+          <w:b w:val="0"/>
+          <w:color w:val="000000"/>
+          <w:sz w:val="20"/>
+        </w:rPr>
+        <w:t>env_factory.reset_for_evaluation</w:t>
+      </w:r>
+      <w:r>
+        <w:rPr>
+          <w:rFonts w:ascii="Calibri" w:hAnsi="Calibri"/>
+          <w:b w:val="0"/>
+          <w:color w:val="000000"/>
+          <w:sz w:val="22"/>
+        </w:rPr>
+        <w:t>, Part 2 below), all 200 episodes</w:t>
+      </w:r>
+    </w:p>
+    <w:p>
+      <w:r>
+        <w:rPr>
+          <w:rFonts w:ascii="Calibri" w:hAnsi="Calibri"/>
+          <w:b w:val="0"/>
+          <w:color w:val="000000"/>
+          <w:sz w:val="22"/>
+        </w:rPr>
+        <w:t>re-run, and every downstream artifact (bootstrap CSVs, figures, this</w:t>
+      </w:r>
+    </w:p>
+    <w:p>
+      <w:r>
+        <w:rPr>
+          <w:rFonts w:ascii="Calibri" w:hAnsi="Calibri"/>
+          <w:b w:val="0"/>
+          <w:color w:val="000000"/>
+          <w:sz w:val="22"/>
+        </w:rPr>
+        <w:t xml:space="preserve">document, </w:t>
+      </w:r>
+      <w:r>
+        <w:rPr>
+          <w:rFonts w:ascii="Consolas" w:hAnsi="Consolas"/>
+          <w:b w:val="0"/>
+          <w:color w:val="000000"/>
+          <w:sz w:val="20"/>
+        </w:rPr>
+        <w:t>thesis_docs/chapters/03_rl_baseline.md</w:t>
+      </w:r>
+      <w:r>
+        <w:rPr>
+          <w:rFonts w:ascii="Calibri" w:hAnsi="Calibri"/>
+          <w:b w:val="0"/>
+          <w:color w:val="000000"/>
+          <w:sz w:val="22"/>
+        </w:rPr>
+        <w:t>) regenerated from the</w:t>
+      </w:r>
+    </w:p>
+    <w:p>
+      <w:r>
+        <w:rPr>
+          <w:rFonts w:ascii="Calibri" w:hAnsi="Calibri"/>
+          <w:b w:val="0"/>
+          <w:color w:val="000000"/>
+          <w:sz w:val="22"/>
+        </w:rPr>
+        <w:t xml:space="preserve">corrected data. </w:t>
+      </w:r>
+      <w:r>
+        <w:rPr>
+          <w:rFonts w:ascii="Calibri" w:hAnsi="Calibri"/>
+          <w:b/>
+          <w:color w:val="000000"/>
+          <w:sz w:val="22"/>
+        </w:rPr>
+        <w:t>This reverses one headline conclusion:</w:t>
+      </w:r>
+      <w:r>
+        <w:rPr>
+          <w:rFonts w:ascii="Calibri" w:hAnsi="Calibri"/>
+          <w:b w:val="0"/>
+          <w:color w:val="000000"/>
+          <w:sz w:val="22"/>
+        </w:rPr>
+        <w:t xml:space="preserve"> the</w:t>
+      </w:r>
+    </w:p>
+    <w:p>
+      <w:r>
+        <w:rPr>
+          <w:rFonts w:ascii="Calibri" w:hAnsi="Calibri"/>
+          <w:b w:val="0"/>
+          <w:color w:val="000000"/>
+          <w:sz w:val="22"/>
+        </w:rPr>
+        <w:t>random-policy control no longer shows worse transformer overload than</w:t>
+      </w:r>
+    </w:p>
+    <w:p>
+      <w:r>
+        <w:rPr>
+          <w:rFonts w:ascii="Calibri" w:hAnsi="Calibri"/>
+          <w:b w:val="0"/>
+          <w:color w:val="000000"/>
+          <w:sz w:val="22"/>
+        </w:rPr>
+        <w:t>AFAP -- under the corrected data it shows significantly *better* overload</w:t>
+      </w:r>
+    </w:p>
+    <w:p>
+      <w:r>
+        <w:rPr>
+          <w:rFonts w:ascii="Calibri" w:hAnsi="Calibri"/>
+          <w:b w:val="0"/>
+          <w:color w:val="000000"/>
+          <w:sz w:val="22"/>
+        </w:rPr>
+        <w:t>than AFAP and is statistically indistinguishable from TD3, so it no</w:t>
+      </w:r>
+    </w:p>
+    <w:p>
+      <w:r>
+        <w:rPr>
+          <w:rFonts w:ascii="Calibri" w:hAnsi="Calibri"/>
+          <w:b w:val="0"/>
+          <w:color w:val="000000"/>
+          <w:sz w:val="22"/>
+        </w:rPr>
+        <w:t>longer supports "TD3 learned a real overload-avoidance behavior beyond</w:t>
+      </w:r>
+    </w:p>
+    <w:p>
+      <w:r>
+        <w:rPr>
+          <w:rFonts w:ascii="Calibri" w:hAnsi="Calibri"/>
+          <w:b w:val="0"/>
+          <w:color w:val="000000"/>
+          <w:sz w:val="22"/>
+        </w:rPr>
+        <w:t>naive throttling." Full diagnosis, evidence, and old-vs-corrected numbers</w:t>
+      </w:r>
+    </w:p>
+    <w:p>
+      <w:r>
+        <w:rPr>
+          <w:rFonts w:ascii="Calibri" w:hAnsi="Calibri"/>
+          <w:b w:val="0"/>
+          <w:color w:val="000000"/>
+          <w:sz w:val="22"/>
+        </w:rPr>
+        <w:t xml:space="preserve">in </w:t>
+      </w:r>
+      <w:r>
+        <w:rPr>
+          <w:rFonts w:ascii="Consolas" w:hAnsi="Consolas"/>
+          <w:b w:val="0"/>
+          <w:color w:val="000000"/>
+          <w:sz w:val="20"/>
+        </w:rPr>
+        <w:t>00_lab_log.md</w:t>
+      </w:r>
+      <w:r>
+        <w:rPr>
+          <w:rFonts w:ascii="Calibri" w:hAnsi="Calibri"/>
+          <w:b w:val="0"/>
+          <w:color w:val="000000"/>
+          <w:sz w:val="22"/>
+        </w:rPr>
+        <w:t xml:space="preserve">'s 2026-08-18 entry and </w:t>
+      </w:r>
+      <w:r>
+        <w:rPr>
+          <w:rFonts w:ascii="Consolas" w:hAnsi="Consolas"/>
+          <w:b w:val="0"/>
+          <w:color w:val="000000"/>
+          <w:sz w:val="20"/>
+        </w:rPr>
+        <w:t>03_rl_baseline.md</w:t>
+      </w:r>
+      <w:r>
+        <w:rPr>
+          <w:rFonts w:ascii="Calibri" w:hAnsi="Calibri"/>
+          <w:b w:val="0"/>
+          <w:color w:val="000000"/>
+          <w:sz w:val="22"/>
+        </w:rPr>
+        <w:t xml:space="preserve"> S3.11.</w:t>
+      </w:r>
+    </w:p>
+    <w:p>
+      <w:r>
+        <w:rPr>
+          <w:rFonts w:ascii="Calibri" w:hAnsi="Calibri"/>
+          <w:b w:val="0"/>
+          <w:color w:val="000000"/>
+          <w:sz w:val="22"/>
+        </w:rPr>
+        <w:t>**Trained model weights are unaffected -- no retraining was performed or</w:t>
+      </w:r>
+    </w:p>
+    <w:p>
+      <w:r>
+        <w:rPr>
+          <w:rFonts w:ascii="Calibri" w:hAnsi="Calibri"/>
+          <w:b w:val="0"/>
+          <w:color w:val="000000"/>
+          <w:sz w:val="22"/>
+        </w:rPr>
+        <w:t>needed.**</w:t>
       </w:r>
     </w:p>
     <w:p>
@@ -3476,7 +3913,7 @@
           <w:color w:val="000000"/>
           <w:sz w:val="20"/>
         </w:rPr>
-        <w:t>ev2gym_thesis/rl/env_factory.py:100-125</w:t>
+        <w:t>ev2gym_thesis/rl/env_factory.py:149-174</w:t>
       </w:r>
     </w:p>
     <w:p>
@@ -3800,7 +4237,7 @@
           <w:color w:val="000000"/>
           <w:sz w:val="20"/>
         </w:rPr>
-        <w:t>ev2gym_thesis/rl/env_factory.py:129-147</w:t>
+        <w:t>ev2gym_thesis/rl/env_factory.py:178-196</w:t>
       </w:r>
     </w:p>
     <w:p>
@@ -9573,7 +10010,7 @@
           <w:color w:val="000000"/>
           <w:sz w:val="20"/>
         </w:rPr>
-        <w:t>scripts/evaluate_rl.py:121-137</w:t>
+        <w:t>scripts/evaluate_rl.py:131-148</w:t>
       </w:r>
     </w:p>
     <w:p>
@@ -9588,7 +10025,7 @@
           <w:color w:val="000000"/>
           <w:sz w:val="18"/>
         </w:rPr>
-        <w:t xml:space="preserve">    def __init__(self, model, venv, env):</w:t>
+        <w:t xml:space="preserve">    def __init__(self, model, venv, env, scenario_seed: int):</w:t>
       </w:r>
       <w:r>
         <w:br/>
@@ -9636,6 +10073,7 @@
           <w:color w:val="000000"/>
           <w:sz w:val="18"/>
         </w:rPr>
+        <w:t xml:space="preserve">        self.scenario_seed = scenario_seed</w:t>
       </w:r>
       <w:r>
         <w:br/>
@@ -9647,6 +10085,17 @@
           <w:color w:val="000000"/>
           <w:sz w:val="18"/>
         </w:rPr>
+      </w:r>
+      <w:r>
+        <w:br/>
+      </w:r>
+      <w:r>
+        <w:rPr>
+          <w:rFonts w:ascii="Consolas" w:hAnsi="Consolas"/>
+          <w:b w:val="0"/>
+          <w:color w:val="000000"/>
+          <w:sz w:val="18"/>
+        </w:rPr>
         <w:t xml:space="preserve">    def reset(self):</w:t>
       </w:r>
       <w:r>
@@ -9659,7 +10108,7 @@
           <w:color w:val="000000"/>
           <w:sz w:val="18"/>
         </w:rPr>
-        <w:t xml:space="preserve">        obs, _ = self.env.reset()</w:t>
+        <w:t xml:space="preserve">        obs, _ = reset_for_evaluation(self.env, self.scenario_seed)</w:t>
       </w:r>
       <w:r>
         <w:br/>
@@ -10020,38 +10469,209 @@
       </w:r>
     </w:p>
     <w:p>
-      <w:pPr>
-        <w:spacing w:before="200" w:after="120"/>
-      </w:pPr>
+      <w:r>
+        <w:rPr>
+          <w:rFonts w:ascii="Calibri" w:hAnsi="Calibri"/>
+          <w:b w:val="0"/>
+          <w:color w:val="000000"/>
+          <w:sz w:val="22"/>
+        </w:rPr>
+        <w:t>**Second, more serious bug in the same file, found 2026-08-18 (Week 4</w:t>
+      </w:r>
+    </w:p>
+    <w:p>
+      <w:r>
+        <w:rPr>
+          <w:rFonts w:ascii="Calibri" w:hAnsi="Calibri"/>
+          <w:b w:val="0"/>
+          <w:color w:val="000000"/>
+          <w:sz w:val="22"/>
+        </w:rPr>
+        <w:t xml:space="preserve">preflight, fixed on </w:t>
+      </w:r>
+      <w:r>
+        <w:rPr>
+          <w:rFonts w:ascii="Consolas" w:hAnsi="Consolas"/>
+          <w:b w:val="0"/>
+          <w:color w:val="000000"/>
+          <w:sz w:val="20"/>
+        </w:rPr>
+        <w:t>semana-3</w:t>
+      </w:r>
+      <w:r>
+        <w:rPr>
+          <w:rFonts w:ascii="Calibri" w:hAnsi="Calibri"/>
+          <w:b w:val="0"/>
+          <w:color w:val="000000"/>
+          <w:sz w:val="22"/>
+        </w:rPr>
+        <w:t>): the SCENARIO itself, not just post-episode</w:t>
+      </w:r>
+    </w:p>
+    <w:p>
+      <w:r>
+        <w:rPr>
+          <w:rFonts w:ascii="Calibri" w:hAnsi="Calibri"/>
+          <w:b w:val="0"/>
+          <w:color w:val="000000"/>
+          <w:sz w:val="22"/>
+        </w:rPr>
+        <w:t>timeseries capture, was wrong for all 200 evaluation episodes.**</w:t>
+      </w:r>
+    </w:p>
+    <w:p>
+      <w:r>
+        <w:rPr>
+          <w:rFonts w:ascii="Consolas" w:hAnsi="Consolas"/>
+          <w:b w:val="0"/>
+          <w:color w:val="000000"/>
+          <w:sz w:val="20"/>
+        </w:rPr>
+        <w:t>_TD3Stepper.reset()</w:t>
+      </w:r>
+      <w:r>
+        <w:rPr>
+          <w:rFonts w:ascii="Calibri" w:hAnsi="Calibri"/>
+          <w:b w:val="0"/>
+          <w:color w:val="000000"/>
+          <w:sz w:val="22"/>
+        </w:rPr>
+        <w:t xml:space="preserve"> and </w:t>
+      </w:r>
+      <w:r>
+        <w:rPr>
+          <w:rFonts w:ascii="Consolas" w:hAnsi="Consolas"/>
+          <w:b w:val="0"/>
+          <w:color w:val="000000"/>
+          <w:sz w:val="20"/>
+        </w:rPr>
+        <w:t>_RandomPolicyStepper.reset()</w:t>
+      </w:r>
+      <w:r>
+        <w:rPr>
+          <w:rFonts w:ascii="Calibri" w:hAnsi="Calibri"/>
+          <w:b w:val="0"/>
+          <w:color w:val="000000"/>
+          <w:sz w:val="22"/>
+        </w:rPr>
+        <w:t xml:space="preserve"> both called</w:t>
+      </w:r>
+    </w:p>
+    <w:p>
+      <w:r>
+        <w:rPr>
+          <w:rFonts w:ascii="Consolas" w:hAnsi="Consolas"/>
+          <w:b w:val="0"/>
+          <w:color w:val="000000"/>
+          <w:sz w:val="20"/>
+        </w:rPr>
+        <w:t>env.reset()</w:t>
+      </w:r>
+      <w:r>
+        <w:rPr>
+          <w:rFonts w:ascii="Calibri" w:hAnsi="Calibri"/>
+          <w:b w:val="0"/>
+          <w:color w:val="000000"/>
+          <w:sz w:val="22"/>
+        </w:rPr>
+        <w:t xml:space="preserve"> (the latter passed </w:t>
+      </w:r>
+      <w:r>
+        <w:rPr>
+          <w:rFonts w:ascii="Consolas" w:hAnsi="Consolas"/>
+          <w:b w:val="0"/>
+          <w:color w:val="000000"/>
+          <w:sz w:val="20"/>
+        </w:rPr>
+        <w:t>seed=None</w:t>
+      </w:r>
+      <w:r>
+        <w:rPr>
+          <w:rFonts w:ascii="Calibri" w:hAnsi="Calibri"/>
+          <w:b w:val="0"/>
+          <w:color w:val="000000"/>
+          <w:sz w:val="22"/>
+        </w:rPr>
+        <w:t xml:space="preserve"> explicitly, on the documented</w:t>
+      </w:r>
+    </w:p>
+    <w:p>
+      <w:r>
+        <w:rPr>
+          <w:rFonts w:ascii="Calibri" w:hAnsi="Calibri"/>
+          <w:b w:val="0"/>
+          <w:color w:val="000000"/>
+          <w:sz w:val="22"/>
+        </w:rPr>
+        <w:t xml:space="preserve">but incorrect belief that "the scenario seed already applied via </w:t>
+      </w:r>
+      <w:r>
+        <w:rPr>
+          <w:rFonts w:ascii="Consolas" w:hAnsi="Consolas"/>
+          <w:b w:val="0"/>
+          <w:color w:val="000000"/>
+          <w:sz w:val="20"/>
+        </w:rPr>
+        <w:t>make_env</w:t>
+      </w:r>
+      <w:r>
+        <w:rPr>
+          <w:rFonts w:ascii="Calibri" w:hAnsi="Calibri"/>
+          <w:b w:val="0"/>
+          <w:color w:val="000000"/>
+          <w:sz w:val="22"/>
+        </w:rPr>
+        <w:t>'s</w:t>
+      </w:r>
+    </w:p>
+    <w:p>
+      <w:r>
+        <w:rPr>
+          <w:rFonts w:ascii="Consolas" w:hAnsi="Consolas"/>
+          <w:b w:val="0"/>
+          <w:color w:val="000000"/>
+          <w:sz w:val="20"/>
+        </w:rPr>
+        <w:t>EV2Gym(seed=...)</w:t>
+      </w:r>
+      <w:r>
+        <w:rPr>
+          <w:rFonts w:ascii="Calibri" w:hAnsi="Calibri"/>
+          <w:b w:val="0"/>
+          <w:color w:val="000000"/>
+          <w:sz w:val="22"/>
+        </w:rPr>
+        <w:t xml:space="preserve">"). </w:t>
+      </w:r>
+      <w:r>
+        <w:rPr>
+          <w:rFonts w:ascii="Consolas" w:hAnsi="Consolas"/>
+          <w:b w:val="0"/>
+          <w:color w:val="000000"/>
+          <w:sz w:val="20"/>
+        </w:rPr>
+        <w:t>EV2Gym.reset(seed=None)</w:t>
+      </w:r>
+      <w:r>
+        <w:rPr>
+          <w:rFonts w:ascii="Calibri" w:hAnsi="Calibri"/>
+          <w:b w:val="0"/>
+          <w:color w:val="000000"/>
+          <w:sz w:val="22"/>
+        </w:rPr>
+        <w:t xml:space="preserve"> draws a </w:t>
+      </w:r>
       <w:r>
         <w:rPr>
           <w:rFonts w:ascii="Calibri" w:hAnsi="Calibri"/>
           <w:b/>
           <w:color w:val="000000"/>
-          <w:sz w:val="24"/>
-        </w:rPr>
-        <w:t>`scripts/analyze_rl_results.py` (Entregable 7)</w:t>
-      </w:r>
-    </w:p>
-    <w:p>
-      <w:r>
-        <w:rPr>
-          <w:rFonts w:ascii="Calibri" w:hAnsi="Calibri"/>
-          <w:b/>
-          <w:color w:val="000000"/>
-          <w:sz w:val="22"/>
-        </w:rPr>
-        <w:t>Location:</w:t>
-      </w:r>
-      <w:r>
-        <w:rPr>
-          <w:rFonts w:ascii="Calibri" w:hAnsi="Calibri"/>
-          <w:b w:val="0"/>
-          <w:color w:val="000000"/>
-          <w:sz w:val="22"/>
-        </w:rPr>
-        <w:t xml:space="preserve"> </w:t>
-      </w:r>
+          <w:sz w:val="22"/>
+        </w:rPr>
+        <w:t>fresh</w:t>
+      </w:r>
+    </w:p>
+    <w:p>
       <w:r>
         <w:rPr>
           <w:rFonts w:ascii="Consolas" w:hAnsi="Consolas"/>
@@ -10059,19 +10679,17 @@
           <w:color w:val="000000"/>
           <w:sz w:val="20"/>
         </w:rPr>
-        <w:t>scripts/</w:t>
-      </w:r>
-      <w:r>
-        <w:rPr>
-          <w:rFonts w:ascii="Calibri" w:hAnsi="Calibri"/>
-          <w:b w:val="0"/>
-          <w:color w:val="000000"/>
-          <w:sz w:val="22"/>
-        </w:rPr>
-        <w:t xml:space="preserve"> -- entry point, writes</w:t>
-      </w:r>
-    </w:p>
-    <w:p>
+        <w:t>np.random.randint(0, 1_000_000)</w:t>
+      </w:r>
+      <w:r>
+        <w:rPr>
+          <w:rFonts w:ascii="Calibri" w:hAnsi="Calibri"/>
+          <w:b w:val="0"/>
+          <w:color w:val="000000"/>
+          <w:sz w:val="22"/>
+        </w:rPr>
+        <w:t xml:space="preserve"> and regenerates </w:t>
+      </w:r>
       <w:r>
         <w:rPr>
           <w:rFonts w:ascii="Consolas" w:hAnsi="Consolas"/>
@@ -10079,290 +10697,38 @@
           <w:color w:val="000000"/>
           <w:sz w:val="20"/>
         </w:rPr>
-        <w:t>results/rl_vs_baseline_bootstrap.csv</w:t>
-      </w:r>
-      <w:r>
-        <w:rPr>
-          <w:rFonts w:ascii="Calibri" w:hAnsi="Calibri"/>
-          <w:b w:val="0"/>
-          <w:color w:val="000000"/>
-          <w:sz w:val="22"/>
-        </w:rPr>
-        <w:t xml:space="preserve"> and</w:t>
-      </w:r>
-    </w:p>
-    <w:p>
-      <w:r>
-        <w:rPr>
-          <w:rFonts w:ascii="Consolas" w:hAnsi="Consolas"/>
-          <w:b w:val="0"/>
-          <w:color w:val="000000"/>
-          <w:sz w:val="20"/>
-        </w:rPr>
-        <w:t>results/rl_train_seed_dispersion.csv</w:t>
-      </w:r>
-      <w:r>
-        <w:rPr>
-          <w:rFonts w:ascii="Calibri" w:hAnsi="Calibri"/>
-          <w:b w:val="0"/>
-          <w:color w:val="000000"/>
-          <w:sz w:val="22"/>
-        </w:rPr>
-        <w:t>.</w:t>
-      </w:r>
-    </w:p>
-    <w:p>
-      <w:r>
-        <w:rPr>
-          <w:rFonts w:ascii="Calibri" w:hAnsi="Calibri"/>
-          <w:b/>
-          <w:color w:val="000000"/>
-          <w:sz w:val="22"/>
-        </w:rPr>
-        <w:t>Purpose:</w:t>
-      </w:r>
-      <w:r>
-        <w:rPr>
-          <w:rFonts w:ascii="Calibri" w:hAnsi="Calibri"/>
-          <w:b w:val="0"/>
-          <w:color w:val="000000"/>
-          <w:sz w:val="22"/>
-        </w:rPr>
-        <w:t xml:space="preserve"> paired bootstrap of each TD3 training seed against AFAP and</w:t>
-      </w:r>
-    </w:p>
-    <w:p>
-      <w:r>
-        <w:rPr>
-          <w:rFonts w:ascii="Calibri" w:hAnsi="Calibri"/>
-          <w:b w:val="0"/>
-          <w:color w:val="000000"/>
-          <w:sz w:val="22"/>
-        </w:rPr>
-        <w:t>Round Robin, plus a cross-training-seed dispersion analysis.</w:t>
-      </w:r>
-    </w:p>
-    <w:p>
-      <w:r>
-        <w:rPr>
-          <w:rFonts w:ascii="Calibri" w:hAnsi="Calibri"/>
-          <w:b w:val="0"/>
-          <w:color w:val="000000"/>
-          <w:sz w:val="22"/>
-        </w:rPr>
-        <w:t xml:space="preserve">**Design decision -- reuse </w:t>
-      </w:r>
-      <w:r>
-        <w:rPr>
-          <w:rFonts w:ascii="Consolas" w:hAnsi="Consolas"/>
-          <w:b w:val="0"/>
-          <w:color w:val="000000"/>
-          <w:sz w:val="20"/>
-        </w:rPr>
-        <w:t>stats_utils.paired_bootstrap_ci</w:t>
-      </w:r>
-      <w:r>
-        <w:rPr>
-          <w:rFonts w:ascii="Calibri" w:hAnsi="Calibri"/>
-          <w:b w:val="0"/>
-          <w:color w:val="000000"/>
-          <w:sz w:val="22"/>
-        </w:rPr>
-        <w:t xml:space="preserve"> (already</w:t>
-      </w:r>
-    </w:p>
-    <w:p>
-      <w:r>
-        <w:rPr>
-          <w:rFonts w:ascii="Calibri" w:hAnsi="Calibri"/>
-          <w:b w:val="0"/>
-          <w:color w:val="000000"/>
-          <w:sz w:val="22"/>
-        </w:rPr>
-        <w:t>written and tested in Week 2), write no new bootstrap code:** the pairing</w:t>
-      </w:r>
-    </w:p>
-    <w:p>
-      <w:r>
-        <w:rPr>
-          <w:rFonts w:ascii="Calibri" w:hAnsi="Calibri"/>
-          <w:b w:val="0"/>
-          <w:color w:val="000000"/>
-          <w:sz w:val="22"/>
-        </w:rPr>
-        <w:t xml:space="preserve">logic (resample matched </w:t>
-      </w:r>
-      <w:r>
-        <w:rPr>
-          <w:rFonts w:ascii="Consolas" w:hAnsi="Consolas"/>
-          <w:b w:val="0"/>
-          <w:color w:val="000000"/>
-          <w:sz w:val="20"/>
-        </w:rPr>
-        <w:t>(seed, eval_day)</w:t>
-      </w:r>
-      <w:r>
-        <w:rPr>
-          <w:rFonts w:ascii="Calibri" w:hAnsi="Calibri"/>
-          <w:b w:val="0"/>
-          <w:color w:val="000000"/>
-          <w:sz w:val="22"/>
-        </w:rPr>
-        <w:t xml:space="preserve"> cells together, not independent</w:t>
-      </w:r>
-    </w:p>
-    <w:p>
-      <w:r>
-        <w:rPr>
-          <w:rFonts w:ascii="Calibri" w:hAnsi="Calibri"/>
-          <w:b w:val="0"/>
-          <w:color w:val="000000"/>
-          <w:sz w:val="22"/>
-        </w:rPr>
-        <w:t>samples) is identical to what Week 2's figures already needed -- there was</w:t>
-      </w:r>
-    </w:p>
-    <w:p>
-      <w:r>
-        <w:rPr>
-          <w:rFonts w:ascii="Calibri" w:hAnsi="Calibri"/>
-          <w:b w:val="0"/>
-          <w:color w:val="000000"/>
-          <w:sz w:val="22"/>
-        </w:rPr>
-        <w:t>no RL-specific reason to reimplement it.</w:t>
-      </w:r>
-    </w:p>
-    <w:p>
-      <w:r>
-        <w:rPr>
-          <w:rFonts w:ascii="Calibri" w:hAnsi="Calibri"/>
-          <w:b w:val="0"/>
-          <w:color w:val="000000"/>
-          <w:sz w:val="22"/>
-        </w:rPr>
-        <w:t>**Design decision -- cross-training-seed dispersion reported as a</w:t>
-      </w:r>
-    </w:p>
-    <w:p>
-      <w:r>
-        <w:rPr>
-          <w:rFonts w:ascii="Calibri" w:hAnsi="Calibri"/>
-          <w:b w:val="0"/>
-          <w:color w:val="000000"/>
-          <w:sz w:val="22"/>
-        </w:rPr>
-        <w:t>SEPARATE analysis from the scenario-level confidence intervals, not</w:t>
-      </w:r>
-    </w:p>
-    <w:p>
-      <w:r>
-        <w:rPr>
-          <w:rFonts w:ascii="Calibri" w:hAnsi="Calibri"/>
-          <w:b w:val="0"/>
-          <w:color w:val="000000"/>
-          <w:sz w:val="22"/>
-        </w:rPr>
-        <w:t>folded into them:** these are two genuinely different questions. "How much</w:t>
-      </w:r>
-    </w:p>
-    <w:p>
-      <w:r>
-        <w:rPr>
-          <w:rFonts w:ascii="Calibri" w:hAnsi="Calibri"/>
-          <w:b w:val="0"/>
-          <w:color w:val="000000"/>
-          <w:sz w:val="22"/>
-        </w:rPr>
-        <w:t>does one training seed's measured performance vary across the 50</w:t>
-      </w:r>
-    </w:p>
-    <w:p>
-      <w:r>
-        <w:rPr>
-          <w:rFonts w:ascii="Calibri" w:hAnsi="Calibri"/>
-          <w:b w:val="0"/>
-          <w:color w:val="000000"/>
-          <w:sz w:val="22"/>
-        </w:rPr>
-        <w:t>evaluation cells" (scenario dispersion, captured by the paired-bootstrap</w:t>
-      </w:r>
-    </w:p>
-    <w:p>
-      <w:r>
-        <w:rPr>
-          <w:rFonts w:ascii="Calibri" w:hAnsi="Calibri"/>
-          <w:b w:val="0"/>
-          <w:color w:val="000000"/>
-          <w:sz w:val="22"/>
-        </w:rPr>
-        <w:t>CI) is not the same question as "how much does the AVERAGE over those 50</w:t>
-      </w:r>
-    </w:p>
-    <w:p>
-      <w:r>
-        <w:rPr>
-          <w:rFonts w:ascii="Calibri" w:hAnsi="Calibri"/>
-          <w:b w:val="0"/>
-          <w:color w:val="000000"/>
-          <w:sz w:val="22"/>
-        </w:rPr>
-        <w:t>cells itself vary across 3 independent training runs" (training-seed</w:t>
-      </w:r>
-    </w:p>
-    <w:p>
-      <w:r>
-        <w:rPr>
-          <w:rFonts w:ascii="Calibri" w:hAnsi="Calibri"/>
-          <w:b w:val="0"/>
-          <w:color w:val="000000"/>
-          <w:sz w:val="22"/>
-        </w:rPr>
-        <w:t>dispersion). Pooling them into one number would understate the real</w:t>
-      </w:r>
-    </w:p>
-    <w:p>
-      <w:r>
-        <w:rPr>
-          <w:rFonts w:ascii="Calibri" w:hAnsi="Calibri"/>
-          <w:b w:val="0"/>
-          <w:color w:val="000000"/>
-          <w:sz w:val="22"/>
-        </w:rPr>
-        <w:t>uncertainty -- reporting only the scenario-level CI for one arbitrarily</w:t>
-      </w:r>
-    </w:p>
-    <w:p>
-      <w:r>
-        <w:rPr>
-          <w:rFonts w:ascii="Calibri" w:hAnsi="Calibri"/>
-          <w:b w:val="0"/>
-          <w:color w:val="000000"/>
-          <w:sz w:val="22"/>
-        </w:rPr>
-        <w:t>chosen training seed would hide the fact that a different training seed's</w:t>
-      </w:r>
-    </w:p>
-    <w:p>
-      <w:r>
-        <w:rPr>
-          <w:rFonts w:ascii="Calibri" w:hAnsi="Calibri"/>
-          <w:b w:val="0"/>
-          <w:color w:val="000000"/>
-          <w:sz w:val="22"/>
-        </w:rPr>
-        <w:t>CI can be centered on a visibly different value.</w:t>
-      </w:r>
-    </w:p>
-    <w:p>
-      <w:r>
-        <w:rPr>
-          <w:rFonts w:ascii="Consolas" w:hAnsi="Consolas"/>
-          <w:b w:val="0"/>
-          <w:color w:val="000000"/>
-          <w:sz w:val="20"/>
-        </w:rPr>
-        <w:t>scripts/analyze_rl_results.py:89-103</w:t>
+        <w:t>self.EVs_profiles</w:t>
+      </w:r>
+      <w:r>
+        <w:rPr>
+          <w:rFonts w:ascii="Calibri" w:hAnsi="Calibri"/>
+          <w:b w:val="0"/>
+          <w:color w:val="000000"/>
+          <w:sz w:val="22"/>
+        </w:rPr>
+        <w:t xml:space="preserve"> from</w:t>
+      </w:r>
+    </w:p>
+    <w:p>
+      <w:r>
+        <w:rPr>
+          <w:rFonts w:ascii="Calibri" w:hAnsi="Calibri"/>
+          <w:b w:val="0"/>
+          <w:color w:val="000000"/>
+          <w:sz w:val="22"/>
+        </w:rPr>
+        <w:t>scratch -- it does not fall back to the construction-time seed. Reproduced</w:t>
+      </w:r>
+    </w:p>
+    <w:p>
+      <w:r>
+        <w:rPr>
+          <w:rFonts w:ascii="Calibri" w:hAnsi="Calibri"/>
+          <w:b w:val="0"/>
+          <w:color w:val="000000"/>
+          <w:sz w:val="22"/>
+        </w:rPr>
+        <w:t>directly:</w:t>
       </w:r>
     </w:p>
     <w:p>
@@ -10377,7 +10743,7 @@
           <w:color w:val="000000"/>
           <w:sz w:val="18"/>
         </w:rPr>
-        <w:t xml:space="preserve">    dispersion_report = []</w:t>
+        <w:t>construction (seed=0, 2022-01-17): 14 EVs, first arrival/departure (11, 37), (11, 32), (11, 36)</w:t>
       </w:r>
       <w:r>
         <w:br/>
@@ -10389,7 +10755,7 @@
           <w:color w:val="000000"/>
           <w:sz w:val="18"/>
         </w:rPr>
-        <w:t xml:space="preserve">    for metric in METRICS:</w:t>
+        <w:t>after stepper.reset() [no seed]:   16 EVs, first arrival/departure (14, 33), (15, 38), (15, 41)</w:t>
       </w:r>
       <w:r>
         <w:br/>
@@ -10401,151 +10767,102 @@
           <w:color w:val="000000"/>
           <w:sz w:val="18"/>
         </w:rPr>
-        <w:t xml:space="preserve">        per_seed_means = []</w:t>
-      </w:r>
-      <w:r>
-        <w:br/>
-      </w:r>
-      <w:r>
-        <w:rPr>
-          <w:rFonts w:ascii="Consolas" w:hAnsi="Consolas"/>
-          <w:b w:val="0"/>
-          <w:color w:val="000000"/>
-          <w:sz w:val="18"/>
-        </w:rPr>
-        <w:t xml:space="preserve">        for algo in TD3_ALGOS:</w:t>
-      </w:r>
-      <w:r>
-        <w:br/>
-      </w:r>
-      <w:r>
-        <w:rPr>
-          <w:rFonts w:ascii="Consolas" w:hAnsi="Consolas"/>
-          <w:b w:val="0"/>
-          <w:color w:val="000000"/>
-          <w:sz w:val="18"/>
-        </w:rPr>
-        <w:t xml:space="preserve">            vals = np.array([r[metric] for r in grid if r["algorithm"] == algo and r[metric] is not None])</w:t>
-      </w:r>
-      <w:r>
-        <w:br/>
-      </w:r>
-      <w:r>
-        <w:rPr>
-          <w:rFonts w:ascii="Consolas" w:hAnsi="Consolas"/>
-          <w:b w:val="0"/>
-          <w:color w:val="000000"/>
-          <w:sz w:val="18"/>
-        </w:rPr>
-        <w:t xml:space="preserve">            per_seed_means.append(float(np.mean(vals)))</w:t>
-      </w:r>
-      <w:r>
-        <w:br/>
-      </w:r>
-      <w:r>
-        <w:rPr>
-          <w:rFonts w:ascii="Consolas" w:hAnsi="Consolas"/>
-          <w:b w:val="0"/>
-          <w:color w:val="000000"/>
-          <w:sz w:val="18"/>
-        </w:rPr>
-        <w:t xml:space="preserve">        per_seed_means = np.array(per_seed_means)</w:t>
-      </w:r>
-      <w:r>
-        <w:br/>
-      </w:r>
-      <w:r>
-        <w:rPr>
-          <w:rFonts w:ascii="Consolas" w:hAnsi="Consolas"/>
-          <w:b w:val="0"/>
-          <w:color w:val="000000"/>
-          <w:sz w:val="18"/>
-        </w:rPr>
-        <w:t xml:space="preserve">        spread = per_seed_means.max() - per_seed_means.min()</w:t>
-      </w:r>
-      <w:r>
-        <w:br/>
-      </w:r>
-      <w:r>
-        <w:rPr>
-          <w:rFonts w:ascii="Consolas" w:hAnsi="Consolas"/>
-          <w:b w:val="0"/>
-          <w:color w:val="000000"/>
-          <w:sz w:val="18"/>
-        </w:rPr>
-        <w:t xml:space="preserve">        rel_spread_pct = (spread / abs(per_seed_means.mean()) * 100) if per_seed_means.mean() != 0 else float("nan")</w:t>
-      </w:r>
-      <w:r>
-        <w:br/>
-      </w:r>
-      <w:r>
-        <w:rPr>
-          <w:rFonts w:ascii="Consolas" w:hAnsi="Consolas"/>
-          <w:b w:val="0"/>
-          <w:color w:val="000000"/>
-          <w:sz w:val="18"/>
-        </w:rPr>
-        <w:t xml:space="preserve">        dispersion_report.append({</w:t>
-      </w:r>
-      <w:r>
-        <w:br/>
-      </w:r>
-      <w:r>
-        <w:rPr>
-          <w:rFonts w:ascii="Consolas" w:hAnsi="Consolas"/>
-          <w:b w:val="0"/>
-          <w:color w:val="000000"/>
-          <w:sz w:val="18"/>
-        </w:rPr>
-        <w:t xml:space="preserve">            "metric": metric,</w:t>
-      </w:r>
-      <w:r>
-        <w:br/>
-      </w:r>
-      <w:r>
-        <w:rPr>
-          <w:rFonts w:ascii="Consolas" w:hAnsi="Consolas"/>
-          <w:b w:val="0"/>
-          <w:color w:val="000000"/>
-          <w:sz w:val="18"/>
-        </w:rPr>
-        <w:t xml:space="preserve">            "mean_ts100": per_seed_means[0], "mean_ts101": per_seed_means[1], "mean_ts102": per_seed_means[2],</w:t>
-      </w:r>
-      <w:r>
-        <w:br/>
-      </w:r>
-      <w:r>
-        <w:rPr>
-          <w:rFonts w:ascii="Consolas" w:hAnsi="Consolas"/>
-          <w:b w:val="0"/>
-          <w:color w:val="000000"/>
-          <w:sz w:val="18"/>
-        </w:rPr>
-        <w:t xml:space="preserve">            "spread_max_minus_min": spread, "std_across_seeds": per_seed_means.std(),</w:t>
-      </w:r>
-      <w:r>
-        <w:br/>
-      </w:r>
-      <w:r>
-        <w:rPr>
-          <w:rFonts w:ascii="Consolas" w:hAnsi="Consolas"/>
-          <w:b w:val="0"/>
-          <w:color w:val="000000"/>
-          <w:sz w:val="18"/>
-        </w:rPr>
-        <w:t xml:space="preserve">            "relative_spread_pct": rel_spread_pct,</w:t>
-      </w:r>
-      <w:r>
-        <w:br/>
-      </w:r>
-      <w:r>
-        <w:rPr>
-          <w:rFonts w:ascii="Consolas" w:hAnsi="Consolas"/>
-          <w:b w:val="0"/>
-          <w:color w:val="000000"/>
-          <w:sz w:val="18"/>
-        </w:rPr>
-        <w:t xml:space="preserve">        })</w:t>
+        <w:t>after env.reset(seed=0) explicit:  matches construction exactly</w:t>
+      </w:r>
+    </w:p>
+    <w:p>
+      <w:r>
+        <w:rPr>
+          <w:rFonts w:ascii="Calibri" w:hAnsi="Calibri"/>
+          <w:b w:val="0"/>
+          <w:color w:val="000000"/>
+          <w:sz w:val="22"/>
+        </w:rPr>
+        <w:t>So every one of the 200 TD3/RandomPolicy evaluation episodes ran against</w:t>
+      </w:r>
+    </w:p>
+    <w:p>
+      <w:r>
+        <w:rPr>
+          <w:rFonts w:ascii="Calibri" w:hAnsi="Calibri"/>
+          <w:b w:val="0"/>
+          <w:color w:val="000000"/>
+          <w:sz w:val="22"/>
+        </w:rPr>
+        <w:t>an uncontrolled, re-randomized scenario instead of its registered `(SEEDS x</w:t>
+      </w:r>
+    </w:p>
+    <w:p>
+      <w:r>
+        <w:rPr>
+          <w:rFonts w:ascii="Calibri" w:hAnsi="Calibri"/>
+          <w:b w:val="0"/>
+          <w:color w:val="000000"/>
+          <w:sz w:val="22"/>
+        </w:rPr>
+        <w:t>EVAL_DAYS)` cell -- corrupting the scalar stats themselves this time, not</w:t>
+      </w:r>
+    </w:p>
+    <w:p>
+      <w:r>
+        <w:rPr>
+          <w:rFonts w:ascii="Calibri" w:hAnsi="Calibri"/>
+          <w:b w:val="0"/>
+          <w:color w:val="000000"/>
+          <w:sz w:val="22"/>
+        </w:rPr>
+        <w:t xml:space="preserve">just the timeseries (contrast with the bug above). </w:t>
+      </w:r>
+      <w:r>
+        <w:rPr>
+          <w:rFonts w:ascii="Consolas" w:hAnsi="Consolas"/>
+          <w:b w:val="0"/>
+          <w:color w:val="000000"/>
+          <w:sz w:val="20"/>
+        </w:rPr>
+        <w:t>scripts/backfill_registry.py</w:t>
+      </w:r>
+    </w:p>
+    <w:p>
+      <w:r>
+        <w:rPr>
+          <w:rFonts w:ascii="Calibri" w:hAnsi="Calibri"/>
+          <w:b w:val="0"/>
+          <w:color w:val="000000"/>
+          <w:sz w:val="22"/>
+        </w:rPr>
+        <w:t>(AFAP/Round Robin) was checked with the identical population-diff method,</w:t>
+      </w:r>
+    </w:p>
+    <w:p>
+      <w:r>
+        <w:rPr>
+          <w:rFonts w:ascii="Calibri" w:hAnsi="Calibri"/>
+          <w:b w:val="0"/>
+          <w:color w:val="000000"/>
+          <w:sz w:val="22"/>
+        </w:rPr>
+        <w:t>not assumed correct: confirmed unaffected, since it already re-calls</w:t>
+      </w:r>
+    </w:p>
+    <w:p>
+      <w:r>
+        <w:rPr>
+          <w:rFonts w:ascii="Consolas" w:hAnsi="Consolas"/>
+          <w:b w:val="0"/>
+          <w:color w:val="000000"/>
+          <w:sz w:val="20"/>
+        </w:rPr>
+        <w:t>env.reset(seed=seed)</w:t>
+      </w:r>
+      <w:r>
+        <w:rPr>
+          <w:rFonts w:ascii="Calibri" w:hAnsi="Calibri"/>
+          <w:b w:val="0"/>
+          <w:color w:val="000000"/>
+          <w:sz w:val="22"/>
+        </w:rPr>
+        <w:t xml:space="preserve"> explicitly.</w:t>
       </w:r>
     </w:p>
     <w:p>
@@ -10556,27 +10873,40 @@
           <w:color w:val="000000"/>
           <w:sz w:val="22"/>
         </w:rPr>
-        <w:t>Walkthrough:</w:t>
-      </w:r>
-      <w:r>
-        <w:rPr>
-          <w:rFonts w:ascii="Calibri" w:hAnsi="Calibri"/>
-          <w:b w:val="0"/>
-          <w:color w:val="000000"/>
-          <w:sz w:val="22"/>
-        </w:rPr>
-        <w:t xml:space="preserve"> for each metric, the 3 training seeds' per-metric means</w:t>
-      </w:r>
-    </w:p>
-    <w:p>
-      <w:r>
-        <w:rPr>
-          <w:rFonts w:ascii="Calibri" w:hAnsi="Calibri"/>
-          <w:b w:val="0"/>
-          <w:color w:val="000000"/>
-          <w:sz w:val="22"/>
-        </w:rPr>
-        <w:t xml:space="preserve">are collected into a 3-element array; </w:t>
+        <w:t>Rejected fix: patching `.reset()` in each of the two stepper classes.</w:t>
+      </w:r>
+    </w:p>
+    <w:p>
+      <w:r>
+        <w:rPr>
+          <w:rFonts w:ascii="Calibri" w:hAnsi="Calibri"/>
+          <w:b w:val="0"/>
+          <w:color w:val="000000"/>
+          <w:sz w:val="22"/>
+        </w:rPr>
+        <w:t>Rejected because that is two chances to make the same mistake again, and</w:t>
+      </w:r>
+    </w:p>
+    <w:p>
+      <w:r>
+        <w:rPr>
+          <w:rFonts w:ascii="Calibri" w:hAnsi="Calibri"/>
+          <w:b w:val="0"/>
+          <w:color w:val="000000"/>
+          <w:sz w:val="22"/>
+        </w:rPr>
+        <w:t>Week 4 was about to add a third (an oracle stepper). **Chosen fix: a single</w:t>
+      </w:r>
+    </w:p>
+    <w:p>
+      <w:r>
+        <w:rPr>
+          <w:rFonts w:ascii="Calibri" w:hAnsi="Calibri"/>
+          <w:b w:val="0"/>
+          <w:color w:val="000000"/>
+          <w:sz w:val="22"/>
+        </w:rPr>
+        <w:t xml:space="preserve">shared helper, </w:t>
       </w:r>
       <w:r>
         <w:rPr>
@@ -10585,16 +10915,27 @@
           <w:color w:val="000000"/>
           <w:sz w:val="20"/>
         </w:rPr>
-        <w:t>spread</w:t>
-      </w:r>
-      <w:r>
-        <w:rPr>
-          <w:rFonts w:ascii="Calibri" w:hAnsi="Calibri"/>
-          <w:b w:val="0"/>
-          <w:color w:val="000000"/>
-          <w:sz w:val="22"/>
-        </w:rPr>
-        <w:t xml:space="preserve"> (max-min) and </w:t>
+        <w:t>env_factory.reset_for_evaluation</w:t>
+      </w:r>
+      <w:r>
+        <w:rPr>
+          <w:rFonts w:ascii="Calibri" w:hAnsi="Calibri"/>
+          <w:b w:val="0"/>
+          <w:color w:val="000000"/>
+          <w:sz w:val="22"/>
+        </w:rPr>
+        <w:t>, that every stepper must</w:t>
+      </w:r>
+    </w:p>
+    <w:p>
+      <w:r>
+        <w:rPr>
+          <w:rFonts w:ascii="Calibri" w:hAnsi="Calibri"/>
+          <w:b w:val="0"/>
+          <w:color w:val="000000"/>
+          <w:sz w:val="22"/>
+        </w:rPr>
+        <w:t xml:space="preserve">call instead of </w:t>
       </w:r>
       <w:r>
         <w:rPr>
@@ -10603,27 +10944,16 @@
           <w:color w:val="000000"/>
           <w:sz w:val="20"/>
         </w:rPr>
-        <w:t>std</w:t>
-      </w:r>
-      <w:r>
-        <w:rPr>
-          <w:rFonts w:ascii="Calibri" w:hAnsi="Calibri"/>
-          <w:b w:val="0"/>
-          <w:color w:val="000000"/>
-          <w:sz w:val="22"/>
-        </w:rPr>
-        <w:t xml:space="preserve"> are</w:t>
-      </w:r>
-    </w:p>
-    <w:p>
-      <w:r>
-        <w:rPr>
-          <w:rFonts w:ascii="Calibri" w:hAnsi="Calibri"/>
-          <w:b w:val="0"/>
-          <w:color w:val="000000"/>
-          <w:sz w:val="22"/>
-        </w:rPr>
-        <w:t xml:space="preserve">reported alongside a </w:t>
+        <w:t>env.reset()</w:t>
+      </w:r>
+      <w:r>
+        <w:rPr>
+          <w:rFonts w:ascii="Calibri" w:hAnsi="Calibri"/>
+          <w:b w:val="0"/>
+          <w:color w:val="000000"/>
+          <w:sz w:val="22"/>
+        </w:rPr>
+        <w:t xml:space="preserve"> directly** -- it requires </w:t>
       </w:r>
       <w:r>
         <w:rPr>
@@ -10632,28 +10962,32 @@
           <w:color w:val="000000"/>
           <w:sz w:val="20"/>
         </w:rPr>
-        <w:t>relative_spread_pct</w:t>
-      </w:r>
-      <w:r>
-        <w:rPr>
-          <w:rFonts w:ascii="Calibri" w:hAnsi="Calibri"/>
-          <w:b w:val="0"/>
-          <w:color w:val="000000"/>
-          <w:sz w:val="22"/>
-        </w:rPr>
-        <w:t xml:space="preserve"> normalized against the mean</w:t>
-      </w:r>
-    </w:p>
-    <w:p>
-      <w:r>
-        <w:rPr>
-          <w:rFonts w:ascii="Calibri" w:hAnsi="Calibri"/>
-          <w:b w:val="0"/>
-          <w:color w:val="000000"/>
-          <w:sz w:val="22"/>
-        </w:rPr>
-        <w:t>across seeds. One metric (</w:t>
-      </w:r>
+        <w:t>scenario_seed</w:t>
+      </w:r>
+    </w:p>
+    <w:p>
+      <w:r>
+        <w:rPr>
+          <w:rFonts w:ascii="Calibri" w:hAnsi="Calibri"/>
+          <w:b w:val="0"/>
+          <w:color w:val="000000"/>
+          <w:sz w:val="22"/>
+        </w:rPr>
+        <w:t>explicitly and asserts (not comments) that the post-reset EV population</w:t>
+      </w:r>
+    </w:p>
+    <w:p>
+      <w:r>
+        <w:rPr>
+          <w:rFonts w:ascii="Calibri" w:hAnsi="Calibri"/>
+          <w:b w:val="0"/>
+          <w:color w:val="000000"/>
+          <w:sz w:val="22"/>
+        </w:rPr>
+        <w:t>matches construction.</w:t>
+      </w:r>
+    </w:p>
+    <w:p>
       <w:r>
         <w:rPr>
           <w:rFonts w:ascii="Consolas" w:hAnsi="Consolas"/>
@@ -10661,510 +10995,7 @@
           <w:color w:val="000000"/>
           <w:sz w:val="20"/>
         </w:rPr>
-        <w:t>total_transformer_overload</w:t>
-      </w:r>
-      <w:r>
-        <w:rPr>
-          <w:rFonts w:ascii="Calibri" w:hAnsi="Calibri"/>
-          <w:b w:val="0"/>
-          <w:color w:val="000000"/>
-          <w:sz w:val="22"/>
-        </w:rPr>
-        <w:t>) produces a</w:t>
-      </w:r>
-    </w:p>
-    <w:p>
-      <w:r>
-        <w:rPr>
-          <w:rFonts w:ascii="Calibri" w:hAnsi="Calibri"/>
-          <w:b w:val="0"/>
-          <w:color w:val="000000"/>
-          <w:sz w:val="22"/>
-        </w:rPr>
-        <w:t>misleadingly large relative-spread number (300%) purely because two of the</w:t>
-      </w:r>
-    </w:p>
-    <w:p>
-      <w:r>
-        <w:rPr>
-          <w:rFonts w:ascii="Calibri" w:hAnsi="Calibri"/>
-          <w:b w:val="0"/>
-          <w:color w:val="000000"/>
-          <w:sz w:val="22"/>
-        </w:rPr>
-        <w:t xml:space="preserve">three seeds are exactly </w:t>
-      </w:r>
-      <w:r>
-        <w:rPr>
-          <w:rFonts w:ascii="Consolas" w:hAnsi="Consolas"/>
-          <w:b w:val="0"/>
-          <w:color w:val="000000"/>
-          <w:sz w:val="20"/>
-        </w:rPr>
-        <w:t>0.0</w:t>
-      </w:r>
-      <w:r>
-        <w:rPr>
-          <w:rFonts w:ascii="Calibri" w:hAnsi="Calibri"/>
-          <w:b w:val="0"/>
-          <w:color w:val="000000"/>
-          <w:sz w:val="22"/>
-        </w:rPr>
-        <w:t xml:space="preserve"> -- flagged explicitly in </w:t>
-      </w:r>
-      <w:r>
-        <w:rPr>
-          <w:rFonts w:ascii="Consolas" w:hAnsi="Consolas"/>
-          <w:b w:val="0"/>
-          <w:color w:val="000000"/>
-          <w:sz w:val="20"/>
-        </w:rPr>
-        <w:t>00_lab_log.md</w:t>
-      </w:r>
-    </w:p>
-    <w:p>
-      <w:r>
-        <w:rPr>
-          <w:rFonts w:ascii="Calibri" w:hAnsi="Calibri"/>
-          <w:b w:val="0"/>
-          <w:color w:val="000000"/>
-          <w:sz w:val="22"/>
-        </w:rPr>
-        <w:t>as a division-by-near-zero artifact, not reported as a literal claim.</w:t>
-      </w:r>
-    </w:p>
-    <w:p>
-      <w:pPr>
-        <w:spacing w:before="200" w:after="120"/>
-      </w:pPr>
-      <w:r>
-        <w:rPr>
-          <w:rFonts w:ascii="Calibri" w:hAnsi="Calibri"/>
-          <w:b/>
-          <w:color w:val="000000"/>
-          <w:sz w:val="24"/>
-        </w:rPr>
-        <w:t>`ev2gym_thesis/registry_analysis.py` (Week 2 -&gt; Week 3 contract change)</w:t>
-      </w:r>
-    </w:p>
-    <w:p>
-      <w:r>
-        <w:rPr>
-          <w:rFonts w:ascii="Calibri" w:hAnsi="Calibri"/>
-          <w:b/>
-          <w:color w:val="000000"/>
-          <w:sz w:val="22"/>
-        </w:rPr>
-        <w:t>Location:</w:t>
-      </w:r>
-      <w:r>
-        <w:rPr>
-          <w:rFonts w:ascii="Calibri" w:hAnsi="Calibri"/>
-          <w:b w:val="0"/>
-          <w:color w:val="000000"/>
-          <w:sz w:val="22"/>
-        </w:rPr>
-        <w:t xml:space="preserve"> </w:t>
-      </w:r>
-      <w:r>
-        <w:rPr>
-          <w:rFonts w:ascii="Consolas" w:hAnsi="Consolas"/>
-          <w:b w:val="0"/>
-          <w:color w:val="000000"/>
-          <w:sz w:val="20"/>
-        </w:rPr>
-        <w:t>ev2gym_thesis/</w:t>
-      </w:r>
-      <w:r>
-        <w:rPr>
-          <w:rFonts w:ascii="Calibri" w:hAnsi="Calibri"/>
-          <w:b w:val="0"/>
-          <w:color w:val="000000"/>
-          <w:sz w:val="22"/>
-        </w:rPr>
-        <w:t xml:space="preserve"> -- shared by </w:t>
-      </w:r>
-      <w:r>
-        <w:rPr>
-          <w:rFonts w:ascii="Consolas" w:hAnsi="Consolas"/>
-          <w:b w:val="0"/>
-          <w:color w:val="000000"/>
-          <w:sz w:val="20"/>
-        </w:rPr>
-        <w:t>scripts/make_figures.py</w:t>
-      </w:r>
-      <w:r>
-        <w:rPr>
-          <w:rFonts w:ascii="Calibri" w:hAnsi="Calibri"/>
-          <w:b w:val="0"/>
-          <w:color w:val="000000"/>
-          <w:sz w:val="22"/>
-        </w:rPr>
-        <w:t xml:space="preserve"> and</w:t>
-      </w:r>
-    </w:p>
-    <w:p>
-      <w:r>
-        <w:rPr>
-          <w:rFonts w:ascii="Consolas" w:hAnsi="Consolas"/>
-          <w:b w:val="0"/>
-          <w:color w:val="000000"/>
-          <w:sz w:val="20"/>
-        </w:rPr>
-        <w:t>scripts/analyze_rl_results.py</w:t>
-      </w:r>
-      <w:r>
-        <w:rPr>
-          <w:rFonts w:ascii="Calibri" w:hAnsi="Calibri"/>
-          <w:b w:val="0"/>
-          <w:color w:val="000000"/>
-          <w:sz w:val="22"/>
-        </w:rPr>
-        <w:t>.</w:t>
-      </w:r>
-    </w:p>
-    <w:p>
-      <w:r>
-        <w:rPr>
-          <w:rFonts w:ascii="Calibri" w:hAnsi="Calibri"/>
-          <w:b/>
-          <w:color w:val="000000"/>
-          <w:sz w:val="22"/>
-        </w:rPr>
-        <w:t>Purpose:</w:t>
-      </w:r>
-      <w:r>
-        <w:rPr>
-          <w:rFonts w:ascii="Calibri" w:hAnsi="Calibri"/>
-          <w:b w:val="0"/>
-          <w:color w:val="000000"/>
-          <w:sz w:val="22"/>
-        </w:rPr>
-        <w:t xml:space="preserve"> </w:t>
-      </w:r>
-      <w:r>
-        <w:rPr>
-          <w:rFonts w:ascii="Consolas" w:hAnsi="Consolas"/>
-          <w:b w:val="0"/>
-          <w:color w:val="000000"/>
-          <w:sz w:val="20"/>
-        </w:rPr>
-        <w:t>main_grid_rows()</w:t>
-      </w:r>
-      <w:r>
-        <w:rPr>
-          <w:rFonts w:ascii="Calibri" w:hAnsi="Calibri"/>
-          <w:b w:val="0"/>
-          <w:color w:val="000000"/>
-          <w:sz w:val="22"/>
-        </w:rPr>
-        <w:t xml:space="preserve"> filters the registry down to the balanced</w:t>
-      </w:r>
-    </w:p>
-    <w:p>
-      <w:r>
-        <w:rPr>
-          <w:rFonts w:ascii="Calibri" w:hAnsi="Calibri"/>
-          <w:b w:val="0"/>
-          <w:color w:val="000000"/>
-          <w:sz w:val="22"/>
-        </w:rPr>
-        <w:t>evaluation grid, excluding the Week 1 single-day historical rows and the</w:t>
-      </w:r>
-    </w:p>
-    <w:p>
-      <w:r>
-        <w:rPr>
-          <w:rFonts w:ascii="Calibri" w:hAnsi="Calibri"/>
-          <w:b w:val="0"/>
-          <w:color w:val="000000"/>
-          <w:sz w:val="22"/>
-        </w:rPr>
-        <w:t>grid smoke test.</w:t>
-      </w:r>
-    </w:p>
-    <w:p>
-      <w:r>
-        <w:rPr>
-          <w:rFonts w:ascii="Calibri" w:hAnsi="Calibri"/>
-          <w:b w:val="0"/>
-          <w:color w:val="000000"/>
-          <w:sz w:val="22"/>
-        </w:rPr>
-        <w:t>**Design decision -- filter by an explicit exclusion-marker set, not by</w:t>
-      </w:r>
-    </w:p>
-    <w:p>
-      <w:r>
-        <w:rPr>
-          <w:rFonts w:ascii="Calibri" w:hAnsi="Calibri"/>
-          <w:b w:val="0"/>
-          <w:color w:val="000000"/>
-          <w:sz w:val="22"/>
-        </w:rPr>
-        <w:t>"notes is non-empty":** Week 2's original implementation filtered by</w:t>
-      </w:r>
-    </w:p>
-    <w:p>
-      <w:r>
-        <w:rPr>
-          <w:rFonts w:ascii="Consolas" w:hAnsi="Consolas"/>
-          <w:b w:val="0"/>
-          <w:color w:val="000000"/>
-          <w:sz w:val="20"/>
-        </w:rPr>
-        <w:t>notes == ""</w:t>
-      </w:r>
-      <w:r>
-        <w:rPr>
-          <w:rFonts w:ascii="Calibri" w:hAnsi="Calibri"/>
-          <w:b w:val="0"/>
-          <w:color w:val="000000"/>
-          <w:sz w:val="22"/>
-        </w:rPr>
-        <w:t>, which happened to work because Weeks 1-2 only ever used</w:t>
-      </w:r>
-    </w:p>
-    <w:p>
-      <w:r>
-        <w:rPr>
-          <w:rFonts w:ascii="Consolas" w:hAnsi="Consolas"/>
-          <w:b w:val="0"/>
-          <w:color w:val="000000"/>
-          <w:sz w:val="20"/>
-        </w:rPr>
-        <w:t>notes</w:t>
-      </w:r>
-      <w:r>
-        <w:rPr>
-          <w:rFonts w:ascii="Calibri" w:hAnsi="Calibri"/>
-          <w:b w:val="0"/>
-          <w:color w:val="000000"/>
-          <w:sz w:val="22"/>
-        </w:rPr>
-        <w:t xml:space="preserve"> for exactly two special-case markers (</w:t>
-      </w:r>
-      <w:r>
-        <w:rPr>
-          <w:rFonts w:ascii="Consolas" w:hAnsi="Consolas"/>
-          <w:b w:val="0"/>
-          <w:color w:val="000000"/>
-          <w:sz w:val="20"/>
-        </w:rPr>
-        <w:t>week1_reference_day</w:t>
-      </w:r>
-      <w:r>
-        <w:rPr>
-          <w:rFonts w:ascii="Calibri" w:hAnsi="Calibri"/>
-          <w:b w:val="0"/>
-          <w:color w:val="000000"/>
-          <w:sz w:val="22"/>
-        </w:rPr>
-        <w:t>,</w:t>
-      </w:r>
-    </w:p>
-    <w:p>
-      <w:r>
-        <w:rPr>
-          <w:rFonts w:ascii="Consolas" w:hAnsi="Consolas"/>
-          <w:b w:val="0"/>
-          <w:color w:val="000000"/>
-          <w:sz w:val="20"/>
-        </w:rPr>
-        <w:t>pipeline_smoke_test_grid</w:t>
-      </w:r>
-      <w:r>
-        <w:rPr>
-          <w:rFonts w:ascii="Calibri" w:hAnsi="Calibri"/>
-          <w:b w:val="0"/>
-          <w:color w:val="000000"/>
-          <w:sz w:val="22"/>
-        </w:rPr>
-        <w:t>) -- "notes is empty" and "notes is not one of</w:t>
-      </w:r>
-    </w:p>
-    <w:p>
-      <w:r>
-        <w:rPr>
-          <w:rFonts w:ascii="Calibri" w:hAnsi="Calibri"/>
-          <w:b w:val="0"/>
-          <w:color w:val="000000"/>
-          <w:sz w:val="22"/>
-        </w:rPr>
-        <w:t>these two markers" were indistinguishable at the time. Week 3's RL rows</w:t>
-      </w:r>
-    </w:p>
-    <w:p>
-      <w:r>
-        <w:rPr>
-          <w:rFonts w:ascii="Calibri" w:hAnsi="Calibri"/>
-          <w:b w:val="0"/>
-          <w:color w:val="000000"/>
-          <w:sz w:val="22"/>
-        </w:rPr>
-        <w:t xml:space="preserve">break that coincidence: they legitimately use non-empty </w:t>
-      </w:r>
-      <w:r>
-        <w:rPr>
-          <w:rFonts w:ascii="Consolas" w:hAnsi="Consolas"/>
-          <w:b w:val="0"/>
-          <w:color w:val="000000"/>
-          <w:sz w:val="20"/>
-        </w:rPr>
-        <w:t>notes</w:t>
-      </w:r>
-      <w:r>
-        <w:rPr>
-          <w:rFonts w:ascii="Calibri" w:hAnsi="Calibri"/>
-          <w:b w:val="0"/>
-          <w:color w:val="000000"/>
-          <w:sz w:val="22"/>
-        </w:rPr>
-        <w:t xml:space="preserve"> for real</w:t>
-      </w:r>
-    </w:p>
-    <w:p>
-      <w:r>
-        <w:rPr>
-          <w:rFonts w:ascii="Calibri" w:hAnsi="Calibri"/>
-          <w:b w:val="0"/>
-          <w:color w:val="000000"/>
-          <w:sz w:val="22"/>
-        </w:rPr>
-        <w:t>grid-row metadata (reward/state/train_seed, required by</w:t>
-      </w:r>
-    </w:p>
-    <w:p>
-      <w:r>
-        <w:rPr>
-          <w:rFonts w:ascii="Consolas" w:hAnsi="Consolas"/>
-          <w:b w:val="0"/>
-          <w:color w:val="000000"/>
-          <w:sz w:val="20"/>
-        </w:rPr>
-        <w:t>03_rl_baseline.md</w:t>
-      </w:r>
-      <w:r>
-        <w:rPr>
-          <w:rFonts w:ascii="Calibri" w:hAnsi="Calibri"/>
-          <w:b w:val="0"/>
-          <w:color w:val="000000"/>
-          <w:sz w:val="22"/>
-        </w:rPr>
-        <w:t xml:space="preserve"> S3.5's registry-comparability rule), so the old filter</w:t>
-      </w:r>
-    </w:p>
-    <w:p>
-      <w:r>
-        <w:rPr>
-          <w:rFonts w:ascii="Calibri" w:hAnsi="Calibri"/>
-          <w:b w:val="0"/>
-          <w:color w:val="000000"/>
-          <w:sz w:val="22"/>
-        </w:rPr>
-        <w:t>silently excluded all 200 new RL rows from every figure and analysis.</w:t>
-      </w:r>
-    </w:p>
-    <w:p>
-      <w:r>
-        <w:rPr>
-          <w:rFonts w:ascii="Calibri" w:hAnsi="Calibri"/>
-          <w:b w:val="0"/>
-          <w:color w:val="000000"/>
-          <w:sz w:val="22"/>
-        </w:rPr>
-        <w:t xml:space="preserve">Rejected alternative: giving RL rows empty </w:t>
-      </w:r>
-      <w:r>
-        <w:rPr>
-          <w:rFonts w:ascii="Consolas" w:hAnsi="Consolas"/>
-          <w:b w:val="0"/>
-          <w:color w:val="000000"/>
-          <w:sz w:val="20"/>
-        </w:rPr>
-        <w:t>notes</w:t>
-      </w:r>
-      <w:r>
-        <w:rPr>
-          <w:rFonts w:ascii="Calibri" w:hAnsi="Calibri"/>
-          <w:b w:val="0"/>
-          <w:color w:val="000000"/>
-          <w:sz w:val="22"/>
-        </w:rPr>
-        <w:t xml:space="preserve"> and tracking</w:t>
-      </w:r>
-    </w:p>
-    <w:p>
-      <w:r>
-        <w:rPr>
-          <w:rFonts w:ascii="Calibri" w:hAnsi="Calibri"/>
-          <w:b w:val="0"/>
-          <w:color w:val="000000"/>
-          <w:sz w:val="22"/>
-        </w:rPr>
-        <w:t xml:space="preserve">reward/state/train_seed some other way -- rejected because </w:t>
-      </w:r>
-      <w:r>
-        <w:rPr>
-          <w:rFonts w:ascii="Consolas" w:hAnsi="Consolas"/>
-          <w:b w:val="0"/>
-          <w:color w:val="000000"/>
-          <w:sz w:val="20"/>
-        </w:rPr>
-        <w:t>notes</w:t>
-      </w:r>
-      <w:r>
-        <w:rPr>
-          <w:rFonts w:ascii="Calibri" w:hAnsi="Calibri"/>
-          <w:b w:val="0"/>
-          <w:color w:val="000000"/>
-          <w:sz w:val="22"/>
-        </w:rPr>
-        <w:t xml:space="preserve"> is the</w:t>
-      </w:r>
-    </w:p>
-    <w:p>
-      <w:r>
-        <w:rPr>
-          <w:rFonts w:ascii="Calibri" w:hAnsi="Calibri"/>
-          <w:b w:val="0"/>
-          <w:color w:val="000000"/>
-          <w:sz w:val="22"/>
-        </w:rPr>
-        <w:t>schema's designated place for exactly this kind of per-row metadata, and</w:t>
-      </w:r>
-    </w:p>
-    <w:p>
-      <w:r>
-        <w:rPr>
-          <w:rFonts w:ascii="Calibri" w:hAnsi="Calibri"/>
-          <w:b w:val="0"/>
-          <w:color w:val="000000"/>
-          <w:sz w:val="22"/>
-        </w:rPr>
-        <w:t>the Week 3 brief explicitly said not to add new registry columns without</w:t>
-      </w:r>
-    </w:p>
-    <w:p>
-      <w:r>
-        <w:rPr>
-          <w:rFonts w:ascii="Calibri" w:hAnsi="Calibri"/>
-          <w:b w:val="0"/>
-          <w:color w:val="000000"/>
-          <w:sz w:val="22"/>
-        </w:rPr>
-        <w:t>asking first.</w:t>
-      </w:r>
-    </w:p>
-    <w:p>
-      <w:r>
-        <w:rPr>
-          <w:rFonts w:ascii="Consolas" w:hAnsi="Consolas"/>
-          <w:b w:val="0"/>
-          <w:color w:val="000000"/>
-          <w:sz w:val="20"/>
-        </w:rPr>
-        <w:t>ev2gym_thesis/registry_analysis.py:36-45</w:t>
+        <w:t>ev2gym_thesis/rl/env_factory.py:66-110</w:t>
       </w:r>
     </w:p>
     <w:p>
@@ -11179,7 +11010,7 @@
           <w:color w:val="000000"/>
           <w:sz w:val="18"/>
         </w:rPr>
-        <w:t># Week 3 contract change (see thesis_docs/chapters/00_lab_log.md's Week 3,</w:t>
+        <w:t>def _ev_population_signature(env) -&gt; list:</w:t>
       </w:r>
       <w:r>
         <w:br/>
@@ -11191,7 +11022,7 @@
           <w:color w:val="000000"/>
           <w:sz w:val="18"/>
         </w:rPr>
-        <w:t># Entregable 6 entry): main_grid_rows() used to filter by `notes == ""`,</w:t>
+        <w:t xml:space="preserve">    """A comparable summary of the EV arrival scenario an env instance</w:t>
       </w:r>
       <w:r>
         <w:br/>
@@ -11203,7 +11034,7 @@
           <w:color w:val="000000"/>
           <w:sz w:val="18"/>
         </w:rPr>
-        <w:t># treating ANY non-empty notes value as "not part of the main grid" (Weeks</w:t>
+        <w:t xml:space="preserve">    currently holds. Used only to verify reset_for_evaluation's determinism</w:t>
       </w:r>
       <w:r>
         <w:br/>
@@ -11215,7 +11046,7 @@
           <w:color w:val="000000"/>
           <w:sz w:val="18"/>
         </w:rPr>
-        <w:t># 1-2 only ever used notes for exactly these two markers, so the two</w:t>
+        <w:t xml:space="preserve">    guarantee, not a general-purpose utility."""</w:t>
       </w:r>
       <w:r>
         <w:br/>
@@ -11227,7 +11058,7 @@
           <w:color w:val="000000"/>
           <w:sz w:val="18"/>
         </w:rPr>
-        <w:t># conventions were indistinguishable at the time). Week 3's RL rows</w:t>
+        <w:t xml:space="preserve">    return [</w:t>
       </w:r>
       <w:r>
         <w:br/>
@@ -11239,7 +11070,7 @@
           <w:color w:val="000000"/>
           <w:sz w:val="18"/>
         </w:rPr>
-        <w:t># legitimately use `notes` for real grid-row metadata (reward/state/</w:t>
+        <w:t xml:space="preserve">        (ev.time_of_arrival, ev.time_of_departure, ev.battery_capacity, ev.desired_capacity)</w:t>
       </w:r>
       <w:r>
         <w:br/>
@@ -11251,7 +11082,7 @@
           <w:color w:val="000000"/>
           <w:sz w:val="18"/>
         </w:rPr>
-        <w:t># train_seed, per 03_rl_baseline.md S3.5's registry-comparability</w:t>
+        <w:t xml:space="preserve">        for ev in env.EVs_profiles</w:t>
       </w:r>
       <w:r>
         <w:br/>
@@ -11263,7 +11094,7 @@
           <w:color w:val="000000"/>
           <w:sz w:val="18"/>
         </w:rPr>
-        <w:t># requirement), so "non-empty notes" no longer implies "excluded from the</w:t>
+        <w:t xml:space="preserve">    ]</w:t>
       </w:r>
       <w:r>
         <w:br/>
@@ -11275,7 +11106,6 @@
           <w:color w:val="000000"/>
           <w:sz w:val="18"/>
         </w:rPr>
-        <w:t># grid" -- it now means EXACTLY one of these two explicit markers.</w:t>
       </w:r>
       <w:r>
         <w:br/>
@@ -11287,7 +11117,424 @@
           <w:color w:val="000000"/>
           <w:sz w:val="18"/>
         </w:rPr>
-        <w:t>NON_GRID_NOTES_MARKERS = {"week1_reference_day", "pipeline_smoke_test_grid"}</w:t>
+      </w:r>
+      <w:r>
+        <w:br/>
+      </w:r>
+      <w:r>
+        <w:rPr>
+          <w:rFonts w:ascii="Consolas" w:hAnsi="Consolas"/>
+          <w:b w:val="0"/>
+          <w:color w:val="000000"/>
+          <w:sz w:val="18"/>
+        </w:rPr>
+        <w:t>def reset_for_evaluation(env, scenario_seed: int):</w:t>
+      </w:r>
+      <w:r>
+        <w:br/>
+      </w:r>
+      <w:r>
+        <w:rPr>
+          <w:rFonts w:ascii="Consolas" w:hAnsi="Consolas"/>
+          <w:b w:val="0"/>
+          <w:color w:val="000000"/>
+          <w:sz w:val="18"/>
+        </w:rPr>
+        <w:t xml:space="preserve">    """The only sanctioned way to start an evaluation episode on an env built</w:t>
+      </w:r>
+      <w:r>
+        <w:br/>
+      </w:r>
+      <w:r>
+        <w:rPr>
+          <w:rFonts w:ascii="Consolas" w:hAnsi="Consolas"/>
+          <w:b w:val="0"/>
+          <w:color w:val="000000"/>
+          <w:sz w:val="18"/>
+        </w:rPr>
+        <w:t xml:space="preserve">    by make_env(). Every evaluation stepper (TD3, RandomPolicy, and the</w:t>
+      </w:r>
+      <w:r>
+        <w:br/>
+      </w:r>
+      <w:r>
+        <w:rPr>
+          <w:rFonts w:ascii="Consolas" w:hAnsi="Consolas"/>
+          <w:b w:val="0"/>
+          <w:color w:val="000000"/>
+          <w:sz w:val="18"/>
+        </w:rPr>
+        <w:t xml:space="preserve">    Week 4 oracle's) must call this instead of env.reset() directly.</w:t>
+      </w:r>
+      <w:r>
+        <w:br/>
+      </w:r>
+      <w:r>
+        <w:rPr>
+          <w:rFonts w:ascii="Consolas" w:hAnsi="Consolas"/>
+          <w:b w:val="0"/>
+          <w:color w:val="000000"/>
+          <w:sz w:val="18"/>
+        </w:rPr>
+      </w:r>
+      <w:r>
+        <w:br/>
+      </w:r>
+      <w:r>
+        <w:rPr>
+          <w:rFonts w:ascii="Consolas" w:hAnsi="Consolas"/>
+          <w:b w:val="0"/>
+          <w:color w:val="000000"/>
+          <w:sz w:val="18"/>
+        </w:rPr>
+        <w:t xml:space="preserve">    Week 3 correction (see thesis_docs/chapters/00_lab_log.md): plain</w:t>
+      </w:r>
+      <w:r>
+        <w:br/>
+      </w:r>
+      <w:r>
+        <w:rPr>
+          <w:rFonts w:ascii="Consolas" w:hAnsi="Consolas"/>
+          <w:b w:val="0"/>
+          <w:color w:val="000000"/>
+          <w:sz w:val="18"/>
+        </w:rPr>
+        <w:t xml:space="preserve">    gymnasium Env.reset(seed=None) -- which is what env.reset() and</w:t>
+      </w:r>
+      <w:r>
+        <w:br/>
+      </w:r>
+      <w:r>
+        <w:rPr>
+          <w:rFonts w:ascii="Consolas" w:hAnsi="Consolas"/>
+          <w:b w:val="0"/>
+          <w:color w:val="000000"/>
+          <w:sz w:val="18"/>
+        </w:rPr>
+        <w:t xml:space="preserve">    env.reset(seed=None) both do -- makes EV2Gym draw a FRESH</w:t>
+      </w:r>
+      <w:r>
+        <w:br/>
+      </w:r>
+      <w:r>
+        <w:rPr>
+          <w:rFonts w:ascii="Consolas" w:hAnsi="Consolas"/>
+          <w:b w:val="0"/>
+          <w:color w:val="000000"/>
+          <w:sz w:val="18"/>
+        </w:rPr>
+        <w:t xml:space="preserve">    np.random.randint(0, 1_000_000) and regenerate self.EVs_profiles from</w:t>
+      </w:r>
+      <w:r>
+        <w:br/>
+      </w:r>
+      <w:r>
+        <w:rPr>
+          <w:rFonts w:ascii="Consolas" w:hAnsi="Consolas"/>
+          <w:b w:val="0"/>
+          <w:color w:val="000000"/>
+          <w:sz w:val="18"/>
+        </w:rPr>
+        <w:t xml:space="preserve">    scratch; it does NOT fall back to reusing the seed the env was</w:t>
+      </w:r>
+      <w:r>
+        <w:br/>
+      </w:r>
+      <w:r>
+        <w:rPr>
+          <w:rFonts w:ascii="Consolas" w:hAnsi="Consolas"/>
+          <w:b w:val="0"/>
+          <w:color w:val="000000"/>
+          <w:sz w:val="18"/>
+        </w:rPr>
+        <w:t xml:space="preserve">    constructed with. scripts/evaluate_rl.py's _TD3Stepper and</w:t>
+      </w:r>
+      <w:r>
+        <w:br/>
+      </w:r>
+      <w:r>
+        <w:rPr>
+          <w:rFonts w:ascii="Consolas" w:hAnsi="Consolas"/>
+          <w:b w:val="0"/>
+          <w:color w:val="000000"/>
+          <w:sz w:val="18"/>
+        </w:rPr>
+        <w:t xml:space="preserve">    _RandomPolicyStepper both called reset this way, so all 200 of Week 3's</w:t>
+      </w:r>
+      <w:r>
+        <w:br/>
+      </w:r>
+      <w:r>
+        <w:rPr>
+          <w:rFonts w:ascii="Consolas" w:hAnsi="Consolas"/>
+          <w:b w:val="0"/>
+          <w:color w:val="000000"/>
+          <w:sz w:val="18"/>
+        </w:rPr>
+        <w:t xml:space="preserve">    TD3/RandomPolicy evaluation episodes silently ran against a</w:t>
+      </w:r>
+      <w:r>
+        <w:br/>
+      </w:r>
+      <w:r>
+        <w:rPr>
+          <w:rFonts w:ascii="Consolas" w:hAnsi="Consolas"/>
+          <w:b w:val="0"/>
+          <w:color w:val="000000"/>
+          <w:sz w:val="18"/>
+        </w:rPr>
+        <w:t xml:space="preserve">    re-randomized scenario instead of the (config, day, scenario_seed) cell</w:t>
+      </w:r>
+      <w:r>
+        <w:br/>
+      </w:r>
+      <w:r>
+        <w:rPr>
+          <w:rFonts w:ascii="Consolas" w:hAnsi="Consolas"/>
+          <w:b w:val="0"/>
+          <w:color w:val="000000"/>
+          <w:sz w:val="18"/>
+        </w:rPr>
+        <w:t xml:space="preserve">    their registry row claims -- confirmed empirically (14 EVs at</w:t>
+      </w:r>
+      <w:r>
+        <w:br/>
+      </w:r>
+      <w:r>
+        <w:rPr>
+          <w:rFonts w:ascii="Consolas" w:hAnsi="Consolas"/>
+          <w:b w:val="0"/>
+          <w:color w:val="000000"/>
+          <w:sz w:val="18"/>
+        </w:rPr>
+        <w:t xml:space="preserve">    construction vs. 16 EVs with completely different arrival/departure</w:t>
+      </w:r>
+      <w:r>
+        <w:br/>
+      </w:r>
+      <w:r>
+        <w:rPr>
+          <w:rFonts w:ascii="Consolas" w:hAnsi="Consolas"/>
+          <w:b w:val="0"/>
+          <w:color w:val="000000"/>
+          <w:sz w:val="18"/>
+        </w:rPr>
+        <w:t xml:space="preserve">    times, after one bare env.reset()).</w:t>
+      </w:r>
+      <w:r>
+        <w:br/>
+      </w:r>
+      <w:r>
+        <w:rPr>
+          <w:rFonts w:ascii="Consolas" w:hAnsi="Consolas"/>
+          <w:b w:val="0"/>
+          <w:color w:val="000000"/>
+          <w:sz w:val="18"/>
+        </w:rPr>
+      </w:r>
+      <w:r>
+        <w:br/>
+      </w:r>
+      <w:r>
+        <w:rPr>
+          <w:rFonts w:ascii="Consolas" w:hAnsi="Consolas"/>
+          <w:b w:val="0"/>
+          <w:color w:val="000000"/>
+          <w:sz w:val="18"/>
+        </w:rPr>
+        <w:t xml:space="preserve">    The population check below is a real, always-on assertion, not a</w:t>
+      </w:r>
+      <w:r>
+        <w:br/>
+      </w:r>
+      <w:r>
+        <w:rPr>
+          <w:rFonts w:ascii="Consolas" w:hAnsi="Consolas"/>
+          <w:b w:val="0"/>
+          <w:color w:val="000000"/>
+          <w:sz w:val="18"/>
+        </w:rPr>
+        <w:t xml:space="preserve">    comment -- the entire point of this bug is that "the code looks right"</w:t>
+      </w:r>
+      <w:r>
+        <w:br/>
+      </w:r>
+      <w:r>
+        <w:rPr>
+          <w:rFonts w:ascii="Consolas" w:hAnsi="Consolas"/>
+          <w:b w:val="0"/>
+          <w:color w:val="000000"/>
+          <w:sz w:val="18"/>
+        </w:rPr>
+        <w:t xml:space="preserve">    was already tried once and was wrong. scripts/backfill_registry.py's</w:t>
+      </w:r>
+      <w:r>
+        <w:br/>
+      </w:r>
+      <w:r>
+        <w:rPr>
+          <w:rFonts w:ascii="Consolas" w:hAnsi="Consolas"/>
+          <w:b w:val="0"/>
+          <w:color w:val="000000"/>
+          <w:sz w:val="18"/>
+        </w:rPr>
+        <w:t xml:space="preserve">    AFAP/Round Robin runs were unaffected (they already pass seed=seed</w:t>
+      </w:r>
+      <w:r>
+        <w:br/>
+      </w:r>
+      <w:r>
+        <w:rPr>
+          <w:rFonts w:ascii="Consolas" w:hAnsi="Consolas"/>
+          <w:b w:val="0"/>
+          <w:color w:val="000000"/>
+          <w:sz w:val="18"/>
+        </w:rPr>
+        <w:t xml:space="preserve">    explicitly), confirmed with the same population-diff method.</w:t>
+      </w:r>
+      <w:r>
+        <w:br/>
+      </w:r>
+      <w:r>
+        <w:rPr>
+          <w:rFonts w:ascii="Consolas" w:hAnsi="Consolas"/>
+          <w:b w:val="0"/>
+          <w:color w:val="000000"/>
+          <w:sz w:val="18"/>
+        </w:rPr>
+        <w:t xml:space="preserve">    """</w:t>
+      </w:r>
+      <w:r>
+        <w:br/>
+      </w:r>
+      <w:r>
+        <w:rPr>
+          <w:rFonts w:ascii="Consolas" w:hAnsi="Consolas"/>
+          <w:b w:val="0"/>
+          <w:color w:val="000000"/>
+          <w:sz w:val="18"/>
+        </w:rPr>
+        <w:t xml:space="preserve">    construction_population = _ev_population_signature(env)</w:t>
+      </w:r>
+      <w:r>
+        <w:br/>
+      </w:r>
+      <w:r>
+        <w:rPr>
+          <w:rFonts w:ascii="Consolas" w:hAnsi="Consolas"/>
+          <w:b w:val="0"/>
+          <w:color w:val="000000"/>
+          <w:sz w:val="18"/>
+        </w:rPr>
+        <w:t xml:space="preserve">    obs, info = env.reset(seed=scenario_seed)</w:t>
+      </w:r>
+      <w:r>
+        <w:br/>
+      </w:r>
+      <w:r>
+        <w:rPr>
+          <w:rFonts w:ascii="Consolas" w:hAnsi="Consolas"/>
+          <w:b w:val="0"/>
+          <w:color w:val="000000"/>
+          <w:sz w:val="18"/>
+        </w:rPr>
+        <w:t xml:space="preserve">    post_reset_population = _ev_population_signature(env)</w:t>
+      </w:r>
+      <w:r>
+        <w:br/>
+      </w:r>
+      <w:r>
+        <w:rPr>
+          <w:rFonts w:ascii="Consolas" w:hAnsi="Consolas"/>
+          <w:b w:val="0"/>
+          <w:color w:val="000000"/>
+          <w:sz w:val="18"/>
+        </w:rPr>
+        <w:t xml:space="preserve">    assert post_reset_population == construction_population, (</w:t>
+      </w:r>
+      <w:r>
+        <w:br/>
+      </w:r>
+      <w:r>
+        <w:rPr>
+          <w:rFonts w:ascii="Consolas" w:hAnsi="Consolas"/>
+          <w:b w:val="0"/>
+          <w:color w:val="000000"/>
+          <w:sz w:val="18"/>
+        </w:rPr>
+        <w:t xml:space="preserve">        f"reset_for_evaluation: EV population after reset(seed={scenario_seed}) "</w:t>
+      </w:r>
+      <w:r>
+        <w:br/>
+      </w:r>
+      <w:r>
+        <w:rPr>
+          <w:rFonts w:ascii="Consolas" w:hAnsi="Consolas"/>
+          <w:b w:val="0"/>
+          <w:color w:val="000000"/>
+          <w:sz w:val="18"/>
+        </w:rPr>
+        <w:t xml:space="preserve">        f"does not match the population env was constructed with -- the "</w:t>
+      </w:r>
+      <w:r>
+        <w:br/>
+      </w:r>
+      <w:r>
+        <w:rPr>
+          <w:rFonts w:ascii="Consolas" w:hAnsi="Consolas"/>
+          <w:b w:val="0"/>
+          <w:color w:val="000000"/>
+          <w:sz w:val="18"/>
+        </w:rPr>
+        <w:t xml:space="preserve">        f"evaluated scenario would silently diverge from the (config, day, "</w:t>
+      </w:r>
+      <w:r>
+        <w:br/>
+      </w:r>
+      <w:r>
+        <w:rPr>
+          <w:rFonts w:ascii="Consolas" w:hAnsi="Consolas"/>
+          <w:b w:val="0"/>
+          <w:color w:val="000000"/>
+          <w:sz w:val="18"/>
+        </w:rPr>
+        <w:t xml:space="preserve">        f"scenario_seed) cell this run is registered under. This is exactly "</w:t>
+      </w:r>
+      <w:r>
+        <w:br/>
+      </w:r>
+      <w:r>
+        <w:rPr>
+          <w:rFonts w:ascii="Consolas" w:hAnsi="Consolas"/>
+          <w:b w:val="0"/>
+          <w:color w:val="000000"/>
+          <w:sz w:val="18"/>
+        </w:rPr>
+        <w:t xml:space="preserve">        f"the Week 3 bug documented in 00_lab_log.md; do not bypass this check."</w:t>
+      </w:r>
+      <w:r>
+        <w:br/>
+      </w:r>
+      <w:r>
+        <w:rPr>
+          <w:rFonts w:ascii="Consolas" w:hAnsi="Consolas"/>
+          <w:b w:val="0"/>
+          <w:color w:val="000000"/>
+          <w:sz w:val="18"/>
+        </w:rPr>
+        <w:t xml:space="preserve">    )</w:t>
+      </w:r>
+      <w:r>
+        <w:br/>
+      </w:r>
+      <w:r>
+        <w:rPr>
+          <w:rFonts w:ascii="Consolas" w:hAnsi="Consolas"/>
+          <w:b w:val="0"/>
+          <w:color w:val="000000"/>
+          <w:sz w:val="18"/>
+        </w:rPr>
+        <w:t xml:space="preserve">    return obs, info</w:t>
       </w:r>
     </w:p>
     <w:p>
@@ -11307,18 +11554,7 @@
           <w:color w:val="000000"/>
           <w:sz w:val="22"/>
         </w:rPr>
-        <w:t xml:space="preserve"> verified this change two ways before trusting it: (1) the</w:t>
-      </w:r>
-    </w:p>
-    <w:p>
-      <w:r>
-        <w:rPr>
-          <w:rFonts w:ascii="Calibri" w:hAnsi="Calibri"/>
-          <w:b w:val="0"/>
-          <w:color w:val="000000"/>
-          <w:sz w:val="22"/>
-        </w:rPr>
-        <w:t>two Week 1 reference rows (</w:t>
+        <w:t xml:space="preserve"> </w:t>
       </w:r>
       <w:r>
         <w:rPr>
@@ -11327,39 +11563,19 @@
           <w:color w:val="000000"/>
           <w:sz w:val="20"/>
         </w:rPr>
-        <w:t>notes="week1_reference_day"</w:t>
-      </w:r>
-      <w:r>
-        <w:rPr>
-          <w:rFonts w:ascii="Calibri" w:hAnsi="Calibri"/>
-          <w:b w:val="0"/>
-          <w:color w:val="000000"/>
-          <w:sz w:val="22"/>
-        </w:rPr>
-        <w:t>) and the grid</w:t>
-      </w:r>
-    </w:p>
-    <w:p>
-      <w:r>
-        <w:rPr>
-          <w:rFonts w:ascii="Calibri" w:hAnsi="Calibri"/>
-          <w:b w:val="0"/>
-          <w:color w:val="000000"/>
-          <w:sz w:val="22"/>
-        </w:rPr>
-        <w:t>smoke test row are still correctly excluded after the change (checked</w:t>
-      </w:r>
-    </w:p>
-    <w:p>
-      <w:r>
-        <w:rPr>
-          <w:rFonts w:ascii="Calibri" w:hAnsi="Calibri"/>
-          <w:b w:val="0"/>
-          <w:color w:val="000000"/>
-          <w:sz w:val="22"/>
-        </w:rPr>
-        <w:t xml:space="preserve">directly: </w:t>
-      </w:r>
+        <w:t>_ev_population_signature</w:t>
+      </w:r>
+      <w:r>
+        <w:rPr>
+          <w:rFonts w:ascii="Calibri" w:hAnsi="Calibri"/>
+          <w:b w:val="0"/>
+          <w:color w:val="000000"/>
+          <w:sz w:val="22"/>
+        </w:rPr>
+        <w:t xml:space="preserve"> reduces an env's current</w:t>
+      </w:r>
+    </w:p>
+    <w:p>
       <w:r>
         <w:rPr>
           <w:rFonts w:ascii="Consolas" w:hAnsi="Consolas"/>
@@ -11367,27 +11583,27 @@
           <w:color w:val="000000"/>
           <w:sz w:val="20"/>
         </w:rPr>
-        <w:t>week1_reference_day</w:t>
-      </w:r>
-      <w:r>
-        <w:rPr>
-          <w:rFonts w:ascii="Calibri" w:hAnsi="Calibri"/>
-          <w:b w:val="0"/>
-          <w:color w:val="000000"/>
-          <w:sz w:val="22"/>
-        </w:rPr>
-        <w:t xml:space="preserve"> rows found = 2, matching the known Week</w:t>
-      </w:r>
-    </w:p>
-    <w:p>
-      <w:r>
-        <w:rPr>
-          <w:rFonts w:ascii="Calibri" w:hAnsi="Calibri"/>
-          <w:b w:val="0"/>
-          <w:color w:val="000000"/>
-          <w:sz w:val="22"/>
-        </w:rPr>
-        <w:t xml:space="preserve">1/2 count); (2) </w:t>
+        <w:t>EVs_profiles</w:t>
+      </w:r>
+      <w:r>
+        <w:rPr>
+          <w:rFonts w:ascii="Calibri" w:hAnsi="Calibri"/>
+          <w:b w:val="0"/>
+          <w:color w:val="000000"/>
+          <w:sz w:val="22"/>
+        </w:rPr>
+        <w:t xml:space="preserve"> to a comparable list of `(arrival, departure, battery</w:t>
+      </w:r>
+    </w:p>
+    <w:p>
+      <w:r>
+        <w:rPr>
+          <w:rFonts w:ascii="Calibri" w:hAnsi="Calibri"/>
+          <w:b w:val="0"/>
+          <w:color w:val="000000"/>
+          <w:sz w:val="22"/>
+        </w:rPr>
+        <w:t>capacity, desired capacity)</w:t>
       </w:r>
       <w:r>
         <w:rPr>
@@ -11396,49 +11612,60 @@
           <w:color w:val="000000"/>
           <w:sz w:val="20"/>
         </w:rPr>
-        <w:t>station_v0_bogota</w:t>
-      </w:r>
-      <w:r>
-        <w:rPr>
-          <w:rFonts w:ascii="Calibri" w:hAnsi="Calibri"/>
-          <w:b w:val="0"/>
-          <w:color w:val="000000"/>
-          <w:sz w:val="22"/>
-        </w:rPr>
-        <w:t xml:space="preserve"> now returns exactly 300 main-grid rows</w:t>
-      </w:r>
-    </w:p>
-    <w:p>
-      <w:r>
-        <w:rPr>
-          <w:rFonts w:ascii="Calibri" w:hAnsi="Calibri"/>
-          <w:b w:val="0"/>
-          <w:color w:val="000000"/>
-          <w:sz w:val="22"/>
-        </w:rPr>
-        <w:t>(50 cells x 6 algorithms: AFAP, Round Robin, 3 TD3 seeds, RandomPolicy),</w:t>
-      </w:r>
-    </w:p>
-    <w:p>
-      <w:r>
-        <w:rPr>
-          <w:rFonts w:ascii="Calibri" w:hAnsi="Calibri"/>
-          <w:b w:val="0"/>
-          <w:color w:val="000000"/>
-          <w:sz w:val="22"/>
-        </w:rPr>
-        <w:t>not 100 (which is what the old, broken filter would have returned). Also</w:t>
-      </w:r>
-    </w:p>
-    <w:p>
-      <w:r>
-        <w:rPr>
-          <w:rFonts w:ascii="Calibri" w:hAnsi="Calibri"/>
-          <w:b w:val="0"/>
-          <w:color w:val="000000"/>
-          <w:sz w:val="22"/>
-        </w:rPr>
-        <w:t>confirmed this change does NOT affect</w:t>
+        <w:t xml:space="preserve"> tuples. </w:t>
+      </w:r>
+      <w:r>
+        <w:rPr>
+          <w:rFonts w:ascii="Calibri" w:hAnsi="Calibri"/>
+          <w:b w:val="0"/>
+          <w:color w:val="000000"/>
+          <w:sz w:val="22"/>
+        </w:rPr>
+        <w:t>reset_for_evaluation` snapshots that</w:t>
+      </w:r>
+    </w:p>
+    <w:p>
+      <w:r>
+        <w:rPr>
+          <w:rFonts w:ascii="Calibri" w:hAnsi="Calibri"/>
+          <w:b w:val="0"/>
+          <w:color w:val="000000"/>
+          <w:sz w:val="22"/>
+        </w:rPr>
+        <w:t>signature before resetting, resets with the real seed, snapshots again, and</w:t>
+      </w:r>
+    </w:p>
+    <w:p>
+      <w:r>
+        <w:rPr>
+          <w:rFonts w:ascii="Calibri" w:hAnsi="Calibri"/>
+          <w:b w:val="0"/>
+          <w:color w:val="000000"/>
+          <w:sz w:val="22"/>
+        </w:rPr>
+        <w:t>asserts equality -- so if a future call site ever bypasses the explicit</w:t>
+      </w:r>
+    </w:p>
+    <w:p>
+      <w:r>
+        <w:rPr>
+          <w:rFonts w:ascii="Calibri" w:hAnsi="Calibri"/>
+          <w:b w:val="0"/>
+          <w:color w:val="000000"/>
+          <w:sz w:val="22"/>
+        </w:rPr>
+        <w:t>seed again, the assertion fires on the very first evaluation episode</w:t>
+      </w:r>
+    </w:p>
+    <w:p>
+      <w:r>
+        <w:rPr>
+          <w:rFonts w:ascii="Calibri" w:hAnsi="Calibri"/>
+          <w:b w:val="0"/>
+          <w:color w:val="000000"/>
+          <w:sz w:val="22"/>
+        </w:rPr>
+        <w:t>instead of silently corrupting 200 registry rows a second time. Both</w:t>
       </w:r>
     </w:p>
     <w:p>
@@ -11449,27 +11676,16 @@
           <w:color w:val="000000"/>
           <w:sz w:val="20"/>
         </w:rPr>
-        <w:t>scripts/measure_degradation_by_ambient.py</w:t>
-      </w:r>
-      <w:r>
-        <w:rPr>
-          <w:rFonts w:ascii="Calibri" w:hAnsi="Calibri"/>
-          <w:b w:val="0"/>
-          <w:color w:val="000000"/>
-          <w:sz w:val="22"/>
-        </w:rPr>
-        <w:t>, which has its own independent</w:t>
-      </w:r>
-    </w:p>
-    <w:p>
-      <w:r>
-        <w:rPr>
-          <w:rFonts w:ascii="Calibri" w:hAnsi="Calibri"/>
-          <w:b w:val="0"/>
-          <w:color w:val="000000"/>
-          <w:sz w:val="22"/>
-        </w:rPr>
-        <w:t xml:space="preserve">inline </w:t>
+        <w:t>_TD3Stepper.reset()</w:t>
+      </w:r>
+      <w:r>
+        <w:rPr>
+          <w:rFonts w:ascii="Calibri" w:hAnsi="Calibri"/>
+          <w:b w:val="0"/>
+          <w:color w:val="000000"/>
+          <w:sz w:val="22"/>
+        </w:rPr>
+        <w:t xml:space="preserve"> and </w:t>
       </w:r>
       <w:r>
         <w:rPr>
@@ -11478,16 +11694,27 @@
           <w:color w:val="000000"/>
           <w:sz w:val="20"/>
         </w:rPr>
-        <w:t>notes == ""</w:t>
-      </w:r>
-      <w:r>
-        <w:rPr>
-          <w:rFonts w:ascii="Calibri" w:hAnsi="Calibri"/>
-          <w:b w:val="0"/>
-          <w:color w:val="000000"/>
-          <w:sz w:val="22"/>
-        </w:rPr>
-        <w:t xml:space="preserve"> filter, not a call into </w:t>
+        <w:t>_RandomPolicyStepper.reset()</w:t>
+      </w:r>
+      <w:r>
+        <w:rPr>
+          <w:rFonts w:ascii="Calibri" w:hAnsi="Calibri"/>
+          <w:b w:val="0"/>
+          <w:color w:val="000000"/>
+          <w:sz w:val="22"/>
+        </w:rPr>
+        <w:t xml:space="preserve"> were changed to</w:t>
+      </w:r>
+    </w:p>
+    <w:p>
+      <w:r>
+        <w:rPr>
+          <w:rFonts w:ascii="Calibri" w:hAnsi="Calibri"/>
+          <w:b w:val="0"/>
+          <w:color w:val="000000"/>
+          <w:sz w:val="22"/>
+        </w:rPr>
+        <w:t xml:space="preserve">call this helper (each now stores </w:t>
       </w:r>
       <w:r>
         <w:rPr>
@@ -11496,27 +11723,172 @@
           <w:color w:val="000000"/>
           <w:sz w:val="20"/>
         </w:rPr>
-        <w:t>main_grid_rows</w:t>
-      </w:r>
-      <w:r>
-        <w:rPr>
-          <w:rFonts w:ascii="Calibri" w:hAnsi="Calibri"/>
-          <w:b w:val="0"/>
-          <w:color w:val="000000"/>
-          <w:sz w:val="22"/>
-        </w:rPr>
-        <w:t xml:space="preserve"> -- so Week</w:t>
-      </w:r>
-    </w:p>
-    <w:p>
-      <w:r>
-        <w:rPr>
-          <w:rFonts w:ascii="Calibri" w:hAnsi="Calibri"/>
-          <w:b w:val="0"/>
-          <w:color w:val="000000"/>
-          <w:sz w:val="22"/>
-        </w:rPr>
-        <w:t>2's degradation-by-ambient results are unaffected by this contract change.</w:t>
+        <w:t>scenario_seed</w:t>
+      </w:r>
+      <w:r>
+        <w:rPr>
+          <w:rFonts w:ascii="Calibri" w:hAnsi="Calibri"/>
+          <w:b w:val="0"/>
+          <w:color w:val="000000"/>
+          <w:sz w:val="22"/>
+        </w:rPr>
+        <w:t xml:space="preserve"> as an attribute to do</w:t>
+      </w:r>
+    </w:p>
+    <w:p>
+      <w:r>
+        <w:rPr>
+          <w:rFonts w:ascii="Calibri" w:hAnsi="Calibri"/>
+          <w:b w:val="0"/>
+          <w:color w:val="000000"/>
+          <w:sz w:val="22"/>
+        </w:rPr>
+        <w:t xml:space="preserve">so); neither calls </w:t>
+      </w:r>
+      <w:r>
+        <w:rPr>
+          <w:rFonts w:ascii="Consolas" w:hAnsi="Consolas"/>
+          <w:b w:val="0"/>
+          <w:color w:val="000000"/>
+          <w:sz w:val="20"/>
+        </w:rPr>
+        <w:t>env.reset()</w:t>
+      </w:r>
+      <w:r>
+        <w:rPr>
+          <w:rFonts w:ascii="Calibri" w:hAnsi="Calibri"/>
+          <w:b w:val="0"/>
+          <w:color w:val="000000"/>
+          <w:sz w:val="22"/>
+        </w:rPr>
+        <w:t xml:space="preserve"> directly any more.</w:t>
+      </w:r>
+    </w:p>
+    <w:p>
+      <w:r>
+        <w:rPr>
+          <w:rFonts w:ascii="Calibri" w:hAnsi="Calibri"/>
+          <w:b/>
+          <w:color w:val="000000"/>
+          <w:sz w:val="22"/>
+        </w:rPr>
+        <w:t>Also removed as part of this correction:</w:t>
+      </w:r>
+      <w:r>
+        <w:rPr>
+          <w:rFonts w:ascii="Calibri" w:hAnsi="Calibri"/>
+          <w:b w:val="0"/>
+          <w:color w:val="000000"/>
+          <w:sz w:val="22"/>
+        </w:rPr>
+        <w:t xml:space="preserve"> </w:t>
+      </w:r>
+      <w:r>
+        <w:rPr>
+          <w:rFonts w:ascii="Consolas" w:hAnsi="Consolas"/>
+          <w:b w:val="0"/>
+          <w:color w:val="000000"/>
+          <w:sz w:val="20"/>
+        </w:rPr>
+        <w:t>ev2gym_thesis/rl/eval_utils.py</w:t>
+      </w:r>
+      <w:r>
+        <w:rPr>
+          <w:rFonts w:ascii="Calibri" w:hAnsi="Calibri"/>
+          <w:b w:val="0"/>
+          <w:color w:val="000000"/>
+          <w:sz w:val="22"/>
+        </w:rPr>
+        <w:t>'s</w:t>
+      </w:r>
+    </w:p>
+    <w:p>
+      <w:r>
+        <w:rPr>
+          <w:rFonts w:ascii="Consolas" w:hAnsi="Consolas"/>
+          <w:b w:val="0"/>
+          <w:color w:val="000000"/>
+          <w:sz w:val="20"/>
+        </w:rPr>
+        <w:t>run_episode</w:t>
+      </w:r>
+      <w:r>
+        <w:rPr>
+          <w:rFonts w:ascii="Calibri" w:hAnsi="Calibri"/>
+          <w:b w:val="0"/>
+          <w:color w:val="000000"/>
+          <w:sz w:val="22"/>
+        </w:rPr>
+        <w:t xml:space="preserve"> function, whose docstring claimed it was "used for every</w:t>
+      </w:r>
+    </w:p>
+    <w:p>
+      <w:r>
+        <w:rPr>
+          <w:rFonts w:ascii="Calibri" w:hAnsi="Calibri"/>
+          <w:b w:val="0"/>
+          <w:color w:val="000000"/>
+          <w:sz w:val="22"/>
+        </w:rPr>
+        <w:t>Entregable 6 evaluation run." Grepped: zero call sites anywhere in the</w:t>
+      </w:r>
+    </w:p>
+    <w:p>
+      <w:r>
+        <w:rPr>
+          <w:rFonts w:ascii="Calibri" w:hAnsi="Calibri"/>
+          <w:b w:val="0"/>
+          <w:color w:val="000000"/>
+          <w:sz w:val="22"/>
+        </w:rPr>
+        <w:t xml:space="preserve">repo -- dead code, superseded by </w:t>
+      </w:r>
+      <w:r>
+        <w:rPr>
+          <w:rFonts w:ascii="Consolas" w:hAnsi="Consolas"/>
+          <w:b w:val="0"/>
+          <w:color w:val="000000"/>
+          <w:sz w:val="20"/>
+        </w:rPr>
+        <w:t>_TD3Stepper</w:t>
+      </w:r>
+      <w:r>
+        <w:rPr>
+          <w:rFonts w:ascii="Calibri" w:hAnsi="Calibri"/>
+          <w:b w:val="0"/>
+          <w:color w:val="000000"/>
+          <w:sz w:val="22"/>
+        </w:rPr>
+        <w:t>/</w:t>
+      </w:r>
+      <w:r>
+        <w:rPr>
+          <w:rFonts w:ascii="Consolas" w:hAnsi="Consolas"/>
+          <w:b w:val="0"/>
+          <w:color w:val="000000"/>
+          <w:sz w:val="20"/>
+        </w:rPr>
+        <w:t>_run_and_capture</w:t>
+      </w:r>
+      <w:r>
+        <w:rPr>
+          <w:rFonts w:ascii="Calibri" w:hAnsi="Calibri"/>
+          <w:b w:val="0"/>
+          <w:color w:val="000000"/>
+          <w:sz w:val="22"/>
+        </w:rPr>
+        <w:t>, deleted</w:t>
+      </w:r>
+    </w:p>
+    <w:p>
+      <w:r>
+        <w:rPr>
+          <w:rFonts w:ascii="Calibri" w:hAnsi="Calibri"/>
+          <w:b w:val="0"/>
+          <w:color w:val="000000"/>
+          <w:sz w:val="22"/>
+        </w:rPr>
+        <w:t>rather than left as a false claim.</w:t>
       </w:r>
     </w:p>
     <w:p>
@@ -11530,7 +11902,7 @@
           <w:color w:val="000000"/>
           <w:sz w:val="24"/>
         </w:rPr>
-        <w:t>`ev2gym_thesis/figures.py` -- `total_reward` guardrail (Entregable 3) and `ALGORITHM_STYLE` additions</w:t>
+        <w:t>`scripts/analyze_rl_results.py` (Entregable 7)</w:t>
       </w:r>
     </w:p>
     <w:p>
@@ -11559,28 +11931,19 @@
           <w:color w:val="000000"/>
           <w:sz w:val="20"/>
         </w:rPr>
-        <w:t>ev2gym_thesis/figures.py</w:t>
-      </w:r>
-      <w:r>
-        <w:rPr>
-          <w:rFonts w:ascii="Calibri" w:hAnsi="Calibri"/>
-          <w:b w:val="0"/>
-          <w:color w:val="000000"/>
-          <w:sz w:val="22"/>
-        </w:rPr>
-        <w:t>, the same Week 2 module that</w:t>
-      </w:r>
-    </w:p>
-    <w:p>
-      <w:r>
-        <w:rPr>
-          <w:rFonts w:ascii="Calibri" w:hAnsi="Calibri"/>
-          <w:b w:val="0"/>
-          <w:color w:val="000000"/>
-          <w:sz w:val="22"/>
-        </w:rPr>
-        <w:t xml:space="preserve">already holds </w:t>
-      </w:r>
+        <w:t>scripts/</w:t>
+      </w:r>
+      <w:r>
+        <w:rPr>
+          <w:rFonts w:ascii="Calibri" w:hAnsi="Calibri"/>
+          <w:b w:val="0"/>
+          <w:color w:val="000000"/>
+          <w:sz w:val="22"/>
+        </w:rPr>
+        <w:t xml:space="preserve"> -- entry point, writes</w:t>
+      </w:r>
+    </w:p>
+    <w:p>
       <w:r>
         <w:rPr>
           <w:rFonts w:ascii="Consolas" w:hAnsi="Consolas"/>
@@ -11588,17 +11951,19 @@
           <w:color w:val="000000"/>
           <w:sz w:val="20"/>
         </w:rPr>
-        <w:t>ALGORITHM_STYLE</w:t>
-      </w:r>
-      <w:r>
-        <w:rPr>
-          <w:rFonts w:ascii="Calibri" w:hAnsi="Calibri"/>
-          <w:b w:val="0"/>
-          <w:color w:val="000000"/>
-          <w:sz w:val="22"/>
-        </w:rPr>
-        <w:t>/</w:t>
-      </w:r>
+        <w:t>results/rl_vs_baseline_bootstrap.csv</w:t>
+      </w:r>
+      <w:r>
+        <w:rPr>
+          <w:rFonts w:ascii="Calibri" w:hAnsi="Calibri"/>
+          <w:b w:val="0"/>
+          <w:color w:val="000000"/>
+          <w:sz w:val="22"/>
+        </w:rPr>
+        <w:t xml:space="preserve"> and</w:t>
+      </w:r>
+    </w:p>
+    <w:p>
       <w:r>
         <w:rPr>
           <w:rFonts w:ascii="Consolas" w:hAnsi="Consolas"/>
@@ -11606,7 +11971,7 @@
           <w:color w:val="000000"/>
           <w:sz w:val="20"/>
         </w:rPr>
-        <w:t>write_caption</w:t>
+        <w:t>results/rl_train_seed_dispersion.csv</w:t>
       </w:r>
       <w:r>
         <w:rPr>
@@ -11635,29 +12000,29 @@
           <w:color w:val="000000"/>
           <w:sz w:val="22"/>
         </w:rPr>
-        <w:t xml:space="preserve"> Weeks 1-2's heuristic rows and Week 3's RL rows do not share</w:t>
-      </w:r>
-    </w:p>
-    <w:p>
-      <w:r>
-        <w:rPr>
-          <w:rFonts w:ascii="Calibri" w:hAnsi="Calibri"/>
-          <w:b w:val="0"/>
-          <w:color w:val="000000"/>
-          <w:sz w:val="22"/>
-        </w:rPr>
-        <w:t>a reward function (AFAP/Round Robin used the environment's default,</w:t>
-      </w:r>
-    </w:p>
-    <w:p>
-      <w:r>
-        <w:rPr>
-          <w:rFonts w:ascii="Calibri" w:hAnsi="Calibri"/>
-          <w:b w:val="0"/>
-          <w:color w:val="000000"/>
-          <w:sz w:val="22"/>
-        </w:rPr>
-        <w:t xml:space="preserve">TD3/RandomPolicy used </w:t>
+        <w:t xml:space="preserve"> paired bootstrap of each TD3 training seed against AFAP and</w:t>
+      </w:r>
+    </w:p>
+    <w:p>
+      <w:r>
+        <w:rPr>
+          <w:rFonts w:ascii="Calibri" w:hAnsi="Calibri"/>
+          <w:b w:val="0"/>
+          <w:color w:val="000000"/>
+          <w:sz w:val="22"/>
+        </w:rPr>
+        <w:t>Round Robin, plus a cross-training-seed dispersion analysis.</w:t>
+      </w:r>
+    </w:p>
+    <w:p>
+      <w:r>
+        <w:rPr>
+          <w:rFonts w:ascii="Calibri" w:hAnsi="Calibri"/>
+          <w:b w:val="0"/>
+          <w:color w:val="000000"/>
+          <w:sz w:val="22"/>
+        </w:rPr>
+        <w:t xml:space="preserve">**Design decision -- reuse </w:t>
       </w:r>
       <w:r>
         <w:rPr>
@@ -11666,19 +12031,39 @@
           <w:color w:val="000000"/>
           <w:sz w:val="20"/>
         </w:rPr>
-        <w:t>SqTrError_TrPenalty_UserIncentives</w:t>
-      </w:r>
-      <w:r>
-        <w:rPr>
-          <w:rFonts w:ascii="Calibri" w:hAnsi="Calibri"/>
-          <w:b w:val="0"/>
-          <w:color w:val="000000"/>
-          <w:sz w:val="22"/>
-        </w:rPr>
-        <w:t>), so</w:t>
-      </w:r>
-    </w:p>
-    <w:p>
+        <w:t>stats_utils.paired_bootstrap_ci</w:t>
+      </w:r>
+      <w:r>
+        <w:rPr>
+          <w:rFonts w:ascii="Calibri" w:hAnsi="Calibri"/>
+          <w:b w:val="0"/>
+          <w:color w:val="000000"/>
+          <w:sz w:val="22"/>
+        </w:rPr>
+        <w:t xml:space="preserve"> (already</w:t>
+      </w:r>
+    </w:p>
+    <w:p>
+      <w:r>
+        <w:rPr>
+          <w:rFonts w:ascii="Calibri" w:hAnsi="Calibri"/>
+          <w:b w:val="0"/>
+          <w:color w:val="000000"/>
+          <w:sz w:val="22"/>
+        </w:rPr>
+        <w:t>written and tested in Week 2), write no new bootstrap code:** the pairing</w:t>
+      </w:r>
+    </w:p>
+    <w:p>
+      <w:r>
+        <w:rPr>
+          <w:rFonts w:ascii="Calibri" w:hAnsi="Calibri"/>
+          <w:b w:val="0"/>
+          <w:color w:val="000000"/>
+          <w:sz w:val="22"/>
+        </w:rPr>
+        <w:t xml:space="preserve">logic (resample matched </w:t>
+      </w:r>
       <w:r>
         <w:rPr>
           <w:rFonts w:ascii="Consolas" w:hAnsi="Consolas"/>
@@ -11686,72 +12071,162 @@
           <w:color w:val="000000"/>
           <w:sz w:val="20"/>
         </w:rPr>
-        <w:t>total_reward</w:t>
-      </w:r>
-      <w:r>
-        <w:rPr>
-          <w:rFonts w:ascii="Calibri" w:hAnsi="Calibri"/>
-          <w:b w:val="0"/>
-          <w:color w:val="000000"/>
-          <w:sz w:val="22"/>
-        </w:rPr>
-        <w:t xml:space="preserve"> is not a comparable quantity between them -- comparing it</w:t>
-      </w:r>
-    </w:p>
-    <w:p>
-      <w:r>
-        <w:rPr>
-          <w:rFonts w:ascii="Calibri" w:hAnsi="Calibri"/>
-          <w:b w:val="0"/>
-          <w:color w:val="000000"/>
-          <w:sz w:val="22"/>
-        </w:rPr>
-        <w:t>anyway would silently plot apples against oranges under one shared axis</w:t>
-      </w:r>
-    </w:p>
-    <w:p>
-      <w:r>
-        <w:rPr>
-          <w:rFonts w:ascii="Calibri" w:hAnsi="Calibri"/>
-          <w:b w:val="0"/>
-          <w:color w:val="000000"/>
-          <w:sz w:val="22"/>
-        </w:rPr>
-        <w:t>label.</w:t>
-      </w:r>
-    </w:p>
-    <w:p>
-      <w:r>
-        <w:rPr>
-          <w:rFonts w:ascii="Calibri" w:hAnsi="Calibri"/>
-          <w:b w:val="0"/>
-          <w:color w:val="000000"/>
-          <w:sz w:val="22"/>
-        </w:rPr>
-        <w:t>**Design decision -- a guardrail function called at the top of every</w:t>
-      </w:r>
-    </w:p>
-    <w:p>
-      <w:r>
-        <w:rPr>
-          <w:rFonts w:ascii="Calibri" w:hAnsi="Calibri"/>
-          <w:b w:val="0"/>
-          <w:color w:val="000000"/>
-          <w:sz w:val="22"/>
-        </w:rPr>
-        <w:t>per-metric plotting loop, not a one-time check:** rejected relying on</w:t>
-      </w:r>
-    </w:p>
-    <w:p>
-      <w:r>
-        <w:rPr>
-          <w:rFonts w:ascii="Calibri" w:hAnsi="Calibri"/>
-          <w:b w:val="0"/>
-          <w:color w:val="000000"/>
-          <w:sz w:val="22"/>
-        </w:rPr>
-        <w:t xml:space="preserve">remembering not to add </w:t>
-      </w:r>
+        <w:t>(seed, eval_day)</w:t>
+      </w:r>
+      <w:r>
+        <w:rPr>
+          <w:rFonts w:ascii="Calibri" w:hAnsi="Calibri"/>
+          <w:b w:val="0"/>
+          <w:color w:val="000000"/>
+          <w:sz w:val="22"/>
+        </w:rPr>
+        <w:t xml:space="preserve"> cells together, not independent</w:t>
+      </w:r>
+    </w:p>
+    <w:p>
+      <w:r>
+        <w:rPr>
+          <w:rFonts w:ascii="Calibri" w:hAnsi="Calibri"/>
+          <w:b w:val="0"/>
+          <w:color w:val="000000"/>
+          <w:sz w:val="22"/>
+        </w:rPr>
+        <w:t>samples) is identical to what Week 2's figures already needed -- there was</w:t>
+      </w:r>
+    </w:p>
+    <w:p>
+      <w:r>
+        <w:rPr>
+          <w:rFonts w:ascii="Calibri" w:hAnsi="Calibri"/>
+          <w:b w:val="0"/>
+          <w:color w:val="000000"/>
+          <w:sz w:val="22"/>
+        </w:rPr>
+        <w:t>no RL-specific reason to reimplement it.</w:t>
+      </w:r>
+    </w:p>
+    <w:p>
+      <w:r>
+        <w:rPr>
+          <w:rFonts w:ascii="Calibri" w:hAnsi="Calibri"/>
+          <w:b w:val="0"/>
+          <w:color w:val="000000"/>
+          <w:sz w:val="22"/>
+        </w:rPr>
+        <w:t>**Design decision -- cross-training-seed dispersion reported as a</w:t>
+      </w:r>
+    </w:p>
+    <w:p>
+      <w:r>
+        <w:rPr>
+          <w:rFonts w:ascii="Calibri" w:hAnsi="Calibri"/>
+          <w:b w:val="0"/>
+          <w:color w:val="000000"/>
+          <w:sz w:val="22"/>
+        </w:rPr>
+        <w:t>SEPARATE analysis from the scenario-level confidence intervals, not</w:t>
+      </w:r>
+    </w:p>
+    <w:p>
+      <w:r>
+        <w:rPr>
+          <w:rFonts w:ascii="Calibri" w:hAnsi="Calibri"/>
+          <w:b w:val="0"/>
+          <w:color w:val="000000"/>
+          <w:sz w:val="22"/>
+        </w:rPr>
+        <w:t>folded into them:** these are two genuinely different questions. "How much</w:t>
+      </w:r>
+    </w:p>
+    <w:p>
+      <w:r>
+        <w:rPr>
+          <w:rFonts w:ascii="Calibri" w:hAnsi="Calibri"/>
+          <w:b w:val="0"/>
+          <w:color w:val="000000"/>
+          <w:sz w:val="22"/>
+        </w:rPr>
+        <w:t>does one training seed's measured performance vary across the 50</w:t>
+      </w:r>
+    </w:p>
+    <w:p>
+      <w:r>
+        <w:rPr>
+          <w:rFonts w:ascii="Calibri" w:hAnsi="Calibri"/>
+          <w:b w:val="0"/>
+          <w:color w:val="000000"/>
+          <w:sz w:val="22"/>
+        </w:rPr>
+        <w:t>evaluation cells" (scenario dispersion, captured by the paired-bootstrap</w:t>
+      </w:r>
+    </w:p>
+    <w:p>
+      <w:r>
+        <w:rPr>
+          <w:rFonts w:ascii="Calibri" w:hAnsi="Calibri"/>
+          <w:b w:val="0"/>
+          <w:color w:val="000000"/>
+          <w:sz w:val="22"/>
+        </w:rPr>
+        <w:t>CI) is not the same question as "how much does the AVERAGE over those 50</w:t>
+      </w:r>
+    </w:p>
+    <w:p>
+      <w:r>
+        <w:rPr>
+          <w:rFonts w:ascii="Calibri" w:hAnsi="Calibri"/>
+          <w:b w:val="0"/>
+          <w:color w:val="000000"/>
+          <w:sz w:val="22"/>
+        </w:rPr>
+        <w:t>cells itself vary across 3 independent training runs" (training-seed</w:t>
+      </w:r>
+    </w:p>
+    <w:p>
+      <w:r>
+        <w:rPr>
+          <w:rFonts w:ascii="Calibri" w:hAnsi="Calibri"/>
+          <w:b w:val="0"/>
+          <w:color w:val="000000"/>
+          <w:sz w:val="22"/>
+        </w:rPr>
+        <w:t>dispersion). Pooling them into one number would understate the real</w:t>
+      </w:r>
+    </w:p>
+    <w:p>
+      <w:r>
+        <w:rPr>
+          <w:rFonts w:ascii="Calibri" w:hAnsi="Calibri"/>
+          <w:b w:val="0"/>
+          <w:color w:val="000000"/>
+          <w:sz w:val="22"/>
+        </w:rPr>
+        <w:t>uncertainty -- reporting only the scenario-level CI for one arbitrarily</w:t>
+      </w:r>
+    </w:p>
+    <w:p>
+      <w:r>
+        <w:rPr>
+          <w:rFonts w:ascii="Calibri" w:hAnsi="Calibri"/>
+          <w:b w:val="0"/>
+          <w:color w:val="000000"/>
+          <w:sz w:val="22"/>
+        </w:rPr>
+        <w:t>chosen training seed would hide the fact that a different training seed's</w:t>
+      </w:r>
+    </w:p>
+    <w:p>
+      <w:r>
+        <w:rPr>
+          <w:rFonts w:ascii="Calibri" w:hAnsi="Calibri"/>
+          <w:b w:val="0"/>
+          <w:color w:val="000000"/>
+          <w:sz w:val="22"/>
+        </w:rPr>
+        <w:t>CI can be centered on a visibly different value.</w:t>
+      </w:r>
+    </w:p>
+    <w:p>
       <w:r>
         <w:rPr>
           <w:rFonts w:ascii="Consolas" w:hAnsi="Consolas"/>
@@ -11759,219 +12234,7 @@
           <w:color w:val="000000"/>
           <w:sz w:val="20"/>
         </w:rPr>
-        <w:t>total_reward</w:t>
-      </w:r>
-      <w:r>
-        <w:rPr>
-          <w:rFonts w:ascii="Calibri" w:hAnsi="Calibri"/>
-          <w:b w:val="0"/>
-          <w:color w:val="000000"/>
-          <w:sz w:val="22"/>
-        </w:rPr>
-        <w:t xml:space="preserve"> to </w:t>
-      </w:r>
-      <w:r>
-        <w:rPr>
-          <w:rFonts w:ascii="Consolas" w:hAnsi="Consolas"/>
-          <w:b w:val="0"/>
-          <w:color w:val="000000"/>
-          <w:sz w:val="20"/>
-        </w:rPr>
-        <w:t>METRICS_FOR_BARS</w:t>
-      </w:r>
-      <w:r>
-        <w:rPr>
-          <w:rFonts w:ascii="Calibri" w:hAnsi="Calibri"/>
-          <w:b w:val="0"/>
-          <w:color w:val="000000"/>
-          <w:sz w:val="22"/>
-        </w:rPr>
-        <w:t>. Chosen: a</w:t>
-      </w:r>
-    </w:p>
-    <w:p>
-      <w:r>
-        <w:rPr>
-          <w:rFonts w:ascii="Calibri" w:hAnsi="Calibri"/>
-          <w:b w:val="0"/>
-          <w:color w:val="000000"/>
-          <w:sz w:val="22"/>
-        </w:rPr>
-        <w:t xml:space="preserve">function that no-ops for every metric except </w:t>
-      </w:r>
-      <w:r>
-        <w:rPr>
-          <w:rFonts w:ascii="Consolas" w:hAnsi="Consolas"/>
-          <w:b w:val="0"/>
-          <w:color w:val="000000"/>
-          <w:sz w:val="20"/>
-        </w:rPr>
-        <w:t>total_reward</w:t>
-      </w:r>
-      <w:r>
-        <w:rPr>
-          <w:rFonts w:ascii="Calibri" w:hAnsi="Calibri"/>
-          <w:b w:val="0"/>
-          <w:color w:val="000000"/>
-          <w:sz w:val="22"/>
-        </w:rPr>
-        <w:t>, and raises if</w:t>
-      </w:r>
-    </w:p>
-    <w:p>
-      <w:r>
-        <w:rPr>
-          <w:rFonts w:ascii="Consolas" w:hAnsi="Consolas"/>
-          <w:b w:val="0"/>
-          <w:color w:val="000000"/>
-          <w:sz w:val="20"/>
-        </w:rPr>
-        <w:t>total_reward</w:t>
-      </w:r>
-      <w:r>
-        <w:rPr>
-          <w:rFonts w:ascii="Calibri" w:hAnsi="Calibri"/>
-          <w:b w:val="0"/>
-          <w:color w:val="000000"/>
-          <w:sz w:val="22"/>
-        </w:rPr>
-        <w:t xml:space="preserve"> rows mix reward functions, wired into</w:t>
-      </w:r>
-    </w:p>
-    <w:p>
-      <w:r>
-        <w:rPr>
-          <w:rFonts w:ascii="Consolas" w:hAnsi="Consolas"/>
-          <w:b w:val="0"/>
-          <w:color w:val="000000"/>
-          <w:sz w:val="20"/>
-        </w:rPr>
-        <w:t>scripts/make_figures.py</w:t>
-      </w:r>
-      <w:r>
-        <w:rPr>
-          <w:rFonts w:ascii="Calibri" w:hAnsi="Calibri"/>
-          <w:b w:val="0"/>
-          <w:color w:val="000000"/>
-          <w:sz w:val="22"/>
-        </w:rPr>
-        <w:t xml:space="preserve">'s </w:t>
-      </w:r>
-      <w:r>
-        <w:rPr>
-          <w:rFonts w:ascii="Consolas" w:hAnsi="Consolas"/>
-          <w:b w:val="0"/>
-          <w:color w:val="000000"/>
-          <w:sz w:val="20"/>
-        </w:rPr>
-        <w:t>f02</w:t>
-      </w:r>
-      <w:r>
-        <w:rPr>
-          <w:rFonts w:ascii="Calibri" w:hAnsi="Calibri"/>
-          <w:b w:val="0"/>
-          <w:color w:val="000000"/>
-          <w:sz w:val="22"/>
-        </w:rPr>
-        <w:t>/</w:t>
-      </w:r>
-      <w:r>
-        <w:rPr>
-          <w:rFonts w:ascii="Consolas" w:hAnsi="Consolas"/>
-          <w:b w:val="0"/>
-          <w:color w:val="000000"/>
-          <w:sz w:val="20"/>
-        </w:rPr>
-        <w:t>f05</w:t>
-      </w:r>
-      <w:r>
-        <w:rPr>
-          <w:rFonts w:ascii="Calibri" w:hAnsi="Calibri"/>
-          <w:b w:val="0"/>
-          <w:color w:val="000000"/>
-          <w:sz w:val="22"/>
-        </w:rPr>
-        <w:t>/</w:t>
-      </w:r>
-      <w:r>
-        <w:rPr>
-          <w:rFonts w:ascii="Consolas" w:hAnsi="Consolas"/>
-          <w:b w:val="0"/>
-          <w:color w:val="000000"/>
-          <w:sz w:val="20"/>
-        </w:rPr>
-        <w:t>f07</w:t>
-      </w:r>
-      <w:r>
-        <w:rPr>
-          <w:rFonts w:ascii="Calibri" w:hAnsi="Calibri"/>
-          <w:b w:val="0"/>
-          <w:color w:val="000000"/>
-          <w:sz w:val="22"/>
-        </w:rPr>
-        <w:t xml:space="preserve"> per-metric loops. Currently</w:t>
-      </w:r>
-    </w:p>
-    <w:p>
-      <w:r>
-        <w:rPr>
-          <w:rFonts w:ascii="Calibri" w:hAnsi="Calibri"/>
-          <w:b w:val="0"/>
-          <w:color w:val="000000"/>
-          <w:sz w:val="22"/>
-        </w:rPr>
-        <w:t xml:space="preserve">inert (no figure plots </w:t>
-      </w:r>
-      <w:r>
-        <w:rPr>
-          <w:rFonts w:ascii="Consolas" w:hAnsi="Consolas"/>
-          <w:b w:val="0"/>
-          <w:color w:val="000000"/>
-          <w:sz w:val="20"/>
-        </w:rPr>
-        <w:t>total_reward</w:t>
-      </w:r>
-      <w:r>
-        <w:rPr>
-          <w:rFonts w:ascii="Calibri" w:hAnsi="Calibri"/>
-          <w:b w:val="0"/>
-          <w:color w:val="000000"/>
-          <w:sz w:val="22"/>
-        </w:rPr>
-        <w:t xml:space="preserve"> yet), but fails loudly the moment</w:t>
-      </w:r>
-    </w:p>
-    <w:p>
-      <w:r>
-        <w:rPr>
-          <w:rFonts w:ascii="Calibri" w:hAnsi="Calibri"/>
-          <w:b w:val="0"/>
-          <w:color w:val="000000"/>
-          <w:sz w:val="22"/>
-        </w:rPr>
-        <w:t>anyone adds it without checking -- a guardrail against a future mistake,</w:t>
-      </w:r>
-    </w:p>
-    <w:p>
-      <w:r>
-        <w:rPr>
-          <w:rFonts w:ascii="Calibri" w:hAnsi="Calibri"/>
-          <w:b w:val="0"/>
-          <w:color w:val="000000"/>
-          <w:sz w:val="22"/>
-        </w:rPr>
-        <w:t>not a fix to an existing bug.</w:t>
-      </w:r>
-    </w:p>
-    <w:p>
-      <w:r>
-        <w:rPr>
-          <w:rFonts w:ascii="Consolas" w:hAnsi="Consolas"/>
-          <w:b w:val="0"/>
-          <w:color w:val="000000"/>
-          <w:sz w:val="20"/>
-        </w:rPr>
-        <w:t>ev2gym_thesis/figures.py:38-73</w:t>
+        <w:t>scripts/analyze_rl_results.py:89-103</w:t>
       </w:r>
     </w:p>
     <w:p>
@@ -11986,7 +12249,7 @@
           <w:color w:val="000000"/>
           <w:sz w:val="18"/>
         </w:rPr>
-        <w:t># Week 3, Entregable 3 (thesis_docs/chapters/03_rl_baseline.md S3.5):</w:t>
+        <w:t xml:space="preserve">    dispersion_report = []</w:t>
       </w:r>
       <w:r>
         <w:br/>
@@ -11998,7 +12261,7 @@
           <w:color w:val="000000"/>
           <w:sz w:val="18"/>
         </w:rPr>
-        <w:t># total_reward is computed under whichever reward_function an EV2Gym run was</w:t>
+        <w:t xml:space="preserve">    for metric in METRICS:</w:t>
       </w:r>
       <w:r>
         <w:br/>
@@ -12010,7 +12273,7 @@
           <w:color w:val="000000"/>
           <w:sz w:val="18"/>
         </w:rPr>
-        <w:t># built with. Weeks 1-2's heuristic rows and Week 3+'s RL rows do NOT share</w:t>
+        <w:t xml:space="preserve">        per_seed_means = []</w:t>
       </w:r>
       <w:r>
         <w:br/>
@@ -12022,7 +12285,7 @@
           <w:color w:val="000000"/>
           <w:sz w:val="18"/>
         </w:rPr>
-        <w:t># a reward function (see that chapter section), so total_reward is not a</w:t>
+        <w:t xml:space="preserve">        for algo in TD3_ALGOS:</w:t>
       </w:r>
       <w:r>
         <w:br/>
@@ -12034,7 +12297,7 @@
           <w:color w:val="000000"/>
           <w:sz w:val="18"/>
         </w:rPr>
-        <w:t># comparable quantity across rows that used different ones -- comparing it</w:t>
+        <w:t xml:space="preserve">            vals = np.array([r[metric] for r in grid if r["algorithm"] == algo and r[metric] is not None])</w:t>
       </w:r>
       <w:r>
         <w:br/>
@@ -12046,7 +12309,7 @@
           <w:color w:val="000000"/>
           <w:sz w:val="18"/>
         </w:rPr>
-        <w:t># anyway would silently plot apples against oranges under a shared axis</w:t>
+        <w:t xml:space="preserve">            per_seed_means.append(float(np.mean(vals)))</w:t>
       </w:r>
       <w:r>
         <w:br/>
@@ -12058,7 +12321,7 @@
           <w:color w:val="000000"/>
           <w:sz w:val="18"/>
         </w:rPr>
-        <w:t># label. New registry rows record their reward function by name in the</w:t>
+        <w:t xml:space="preserve">        per_seed_means = np.array(per_seed_means)</w:t>
       </w:r>
       <w:r>
         <w:br/>
@@ -12070,7 +12333,7 @@
           <w:color w:val="000000"/>
           <w:sz w:val="18"/>
         </w:rPr>
-        <w:t># `notes` column (e.g. "reward=SqTrError_TrPenalty_UserIncentives,..."); rows</w:t>
+        <w:t xml:space="preserve">        spread = per_seed_means.max() - per_seed_means.min()</w:t>
       </w:r>
       <w:r>
         <w:br/>
@@ -12082,7 +12345,7 @@
           <w:color w:val="000000"/>
           <w:sz w:val="18"/>
         </w:rPr>
-        <w:t># with no such marker (Weeks 1-2) used the environment's own default.</w:t>
+        <w:t xml:space="preserve">        rel_spread_pct = (spread / abs(per_seed_means.mean()) * 100) if per_seed_means.mean() != 0 else float("nan")</w:t>
       </w:r>
       <w:r>
         <w:br/>
@@ -12094,7 +12357,7 @@
           <w:color w:val="000000"/>
           <w:sz w:val="18"/>
         </w:rPr>
-        <w:t>_DEFAULT_REWARD_FN_NAME = "SquaredTrackingErrorReward"  # EV2Gym.__init__'s own default, implicit for rows whose notes don't declare a reward function</w:t>
+        <w:t xml:space="preserve">        dispersion_report.append({</w:t>
       </w:r>
       <w:r>
         <w:br/>
@@ -12106,6 +12369,7 @@
           <w:color w:val="000000"/>
           <w:sz w:val="18"/>
         </w:rPr>
+        <w:t xml:space="preserve">            "metric": metric,</w:t>
       </w:r>
       <w:r>
         <w:br/>
@@ -12117,6 +12381,7 @@
           <w:color w:val="000000"/>
           <w:sz w:val="18"/>
         </w:rPr>
+        <w:t xml:space="preserve">            "mean_ts100": per_seed_means[0], "mean_ts101": per_seed_means[1], "mean_ts102": per_seed_means[2],</w:t>
       </w:r>
       <w:r>
         <w:br/>
@@ -12128,7 +12393,7 @@
           <w:color w:val="000000"/>
           <w:sz w:val="18"/>
         </w:rPr>
-        <w:t>def _reward_fn_name(row: dict) -&gt; str:</w:t>
+        <w:t xml:space="preserve">            "spread_max_minus_min": spread, "std_across_seeds": per_seed_means.std(),</w:t>
       </w:r>
       <w:r>
         <w:br/>
@@ -12140,7 +12405,7 @@
           <w:color w:val="000000"/>
           <w:sz w:val="18"/>
         </w:rPr>
-        <w:t xml:space="preserve">    for part in (row.get("notes") or "").split(","):</w:t>
+        <w:t xml:space="preserve">            "relative_spread_pct": rel_spread_pct,</w:t>
       </w:r>
       <w:r>
         <w:br/>
@@ -12152,257 +12417,7 @@
           <w:color w:val="000000"/>
           <w:sz w:val="18"/>
         </w:rPr>
-        <w:t xml:space="preserve">        if part.startswith("reward="):</w:t>
-      </w:r>
-      <w:r>
-        <w:br/>
-      </w:r>
-      <w:r>
-        <w:rPr>
-          <w:rFonts w:ascii="Consolas" w:hAnsi="Consolas"/>
-          <w:b w:val="0"/>
-          <w:color w:val="000000"/>
-          <w:sz w:val="18"/>
-        </w:rPr>
-        <w:t xml:space="preserve">            return part.split("=", 1)[1]</w:t>
-      </w:r>
-      <w:r>
-        <w:br/>
-      </w:r>
-      <w:r>
-        <w:rPr>
-          <w:rFonts w:ascii="Consolas" w:hAnsi="Consolas"/>
-          <w:b w:val="0"/>
-          <w:color w:val="000000"/>
-          <w:sz w:val="18"/>
-        </w:rPr>
-        <w:t xml:space="preserve">    return _DEFAULT_REWARD_FN_NAME</w:t>
-      </w:r>
-      <w:r>
-        <w:br/>
-      </w:r>
-      <w:r>
-        <w:rPr>
-          <w:rFonts w:ascii="Consolas" w:hAnsi="Consolas"/>
-          <w:b w:val="0"/>
-          <w:color w:val="000000"/>
-          <w:sz w:val="18"/>
-        </w:rPr>
-      </w:r>
-      <w:r>
-        <w:br/>
-      </w:r>
-      <w:r>
-        <w:rPr>
-          <w:rFonts w:ascii="Consolas" w:hAnsi="Consolas"/>
-          <w:b w:val="0"/>
-          <w:color w:val="000000"/>
-          <w:sz w:val="18"/>
-        </w:rPr>
-      </w:r>
-      <w:r>
-        <w:br/>
-      </w:r>
-      <w:r>
-        <w:rPr>
-          <w:rFonts w:ascii="Consolas" w:hAnsi="Consolas"/>
-          <w:b w:val="0"/>
-          <w:color w:val="000000"/>
-          <w:sz w:val="18"/>
-        </w:rPr>
-        <w:t>def assert_total_reward_comparable(rows: list, metric: str = "total_reward") -&gt; None:</w:t>
-      </w:r>
-      <w:r>
-        <w:br/>
-      </w:r>
-      <w:r>
-        <w:rPr>
-          <w:rFonts w:ascii="Consolas" w:hAnsi="Consolas"/>
-          <w:b w:val="0"/>
-          <w:color w:val="000000"/>
-          <w:sz w:val="18"/>
-        </w:rPr>
-        <w:t xml:space="preserve">    """No-op for any metric other than total_reward. For total_reward,</w:t>
-      </w:r>
-      <w:r>
-        <w:br/>
-      </w:r>
-      <w:r>
-        <w:rPr>
-          <w:rFonts w:ascii="Consolas" w:hAnsi="Consolas"/>
-          <w:b w:val="0"/>
-          <w:color w:val="000000"/>
-          <w:sz w:val="18"/>
-        </w:rPr>
-        <w:t xml:space="preserve">    raises if `rows` mixes runs built with different reward functions.</w:t>
-      </w:r>
-      <w:r>
-        <w:br/>
-      </w:r>
-      <w:r>
-        <w:rPr>
-          <w:rFonts w:ascii="Consolas" w:hAnsi="Consolas"/>
-          <w:b w:val="0"/>
-          <w:color w:val="000000"/>
-          <w:sz w:val="18"/>
-        </w:rPr>
-        <w:t xml:space="preserve">    Call this at the top of any per-metric loop in a figure-generating</w:t>
-      </w:r>
-      <w:r>
-        <w:br/>
-      </w:r>
-      <w:r>
-        <w:rPr>
-          <w:rFonts w:ascii="Consolas" w:hAnsi="Consolas"/>
-          <w:b w:val="0"/>
-          <w:color w:val="000000"/>
-          <w:sz w:val="18"/>
-        </w:rPr>
-        <w:t xml:space="preserve">    function, before computing/plotting values for that metric, so a future</w:t>
-      </w:r>
-      <w:r>
-        <w:br/>
-      </w:r>
-      <w:r>
-        <w:rPr>
-          <w:rFonts w:ascii="Consolas" w:hAnsi="Consolas"/>
-          <w:b w:val="0"/>
-          <w:color w:val="000000"/>
-          <w:sz w:val="18"/>
-        </w:rPr>
-        <w:t xml:space="preserve">    figure that adds total_reward to a comparison fails loudly instead of</w:t>
-      </w:r>
-      <w:r>
-        <w:br/>
-      </w:r>
-      <w:r>
-        <w:rPr>
-          <w:rFonts w:ascii="Consolas" w:hAnsi="Consolas"/>
-          <w:b w:val="0"/>
-          <w:color w:val="000000"/>
-          <w:sz w:val="18"/>
-        </w:rPr>
-        <w:t xml:space="preserve">    silently comparing incompatible values."""</w:t>
-      </w:r>
-      <w:r>
-        <w:br/>
-      </w:r>
-      <w:r>
-        <w:rPr>
-          <w:rFonts w:ascii="Consolas" w:hAnsi="Consolas"/>
-          <w:b w:val="0"/>
-          <w:color w:val="000000"/>
-          <w:sz w:val="18"/>
-        </w:rPr>
-        <w:t xml:space="preserve">    if metric != "total_reward":</w:t>
-      </w:r>
-      <w:r>
-        <w:br/>
-      </w:r>
-      <w:r>
-        <w:rPr>
-          <w:rFonts w:ascii="Consolas" w:hAnsi="Consolas"/>
-          <w:b w:val="0"/>
-          <w:color w:val="000000"/>
-          <w:sz w:val="18"/>
-        </w:rPr>
-        <w:t xml:space="preserve">        return</w:t>
-      </w:r>
-      <w:r>
-        <w:br/>
-      </w:r>
-      <w:r>
-        <w:rPr>
-          <w:rFonts w:ascii="Consolas" w:hAnsi="Consolas"/>
-          <w:b w:val="0"/>
-          <w:color w:val="000000"/>
-          <w:sz w:val="18"/>
-        </w:rPr>
-        <w:t xml:space="preserve">    reward_fns = {_reward_fn_name(r) for r in rows}</w:t>
-      </w:r>
-      <w:r>
-        <w:br/>
-      </w:r>
-      <w:r>
-        <w:rPr>
-          <w:rFonts w:ascii="Consolas" w:hAnsi="Consolas"/>
-          <w:b w:val="0"/>
-          <w:color w:val="000000"/>
-          <w:sz w:val="18"/>
-        </w:rPr>
-        <w:t xml:space="preserve">    if len(reward_fns) &gt; 1:</w:t>
-      </w:r>
-      <w:r>
-        <w:br/>
-      </w:r>
-      <w:r>
-        <w:rPr>
-          <w:rFonts w:ascii="Consolas" w:hAnsi="Consolas"/>
-          <w:b w:val="0"/>
-          <w:color w:val="000000"/>
-          <w:sz w:val="18"/>
-        </w:rPr>
-        <w:t xml:space="preserve">        raise ValueError(</w:t>
-      </w:r>
-      <w:r>
-        <w:br/>
-      </w:r>
-      <w:r>
-        <w:rPr>
-          <w:rFonts w:ascii="Consolas" w:hAnsi="Consolas"/>
-          <w:b w:val="0"/>
-          <w:color w:val="000000"/>
-          <w:sz w:val="18"/>
-        </w:rPr>
-        <w:t xml:space="preserve">            f"Cannot compare/plot total_reward across rows built with "</w:t>
-      </w:r>
-      <w:r>
-        <w:br/>
-      </w:r>
-      <w:r>
-        <w:rPr>
-          <w:rFonts w:ascii="Consolas" w:hAnsi="Consolas"/>
-          <w:b w:val="0"/>
-          <w:color w:val="000000"/>
-          <w:sz w:val="18"/>
-        </w:rPr>
-        <w:t xml:space="preserve">            f"different reward functions: {sorted(reward_fns)}. See "</w:t>
-      </w:r>
-      <w:r>
-        <w:br/>
-      </w:r>
-      <w:r>
-        <w:rPr>
-          <w:rFonts w:ascii="Consolas" w:hAnsi="Consolas"/>
-          <w:b w:val="0"/>
-          <w:color w:val="000000"/>
-          <w:sz w:val="18"/>
-        </w:rPr>
-        <w:t xml:space="preserve">            f"thesis_docs/chapters/03_rl_baseline.md S3.5 -- total_reward is "</w:t>
-      </w:r>
-      <w:r>
-        <w:br/>
-      </w:r>
-      <w:r>
-        <w:rPr>
-          <w:rFonts w:ascii="Consolas" w:hAnsi="Consolas"/>
-          <w:b w:val="0"/>
-          <w:color w:val="000000"/>
-          <w:sz w:val="18"/>
-        </w:rPr>
-        <w:t xml:space="preserve">            f"only a comparable quantity within a single reward function."</w:t>
-      </w:r>
-      <w:r>
-        <w:br/>
-      </w:r>
-      <w:r>
-        <w:rPr>
-          <w:rFonts w:ascii="Consolas" w:hAnsi="Consolas"/>
-          <w:b w:val="0"/>
-          <w:color w:val="000000"/>
-          <w:sz w:val="18"/>
-        </w:rPr>
-        <w:t xml:space="preserve">        )</w:t>
+        <w:t xml:space="preserve">        })</w:t>
       </w:r>
     </w:p>
     <w:p>
@@ -12422,7 +12437,18 @@
           <w:color w:val="000000"/>
           <w:sz w:val="22"/>
         </w:rPr>
-        <w:t xml:space="preserve"> </w:t>
+        <w:t xml:space="preserve"> for each metric, the 3 training seeds' per-metric means</w:t>
+      </w:r>
+    </w:p>
+    <w:p>
+      <w:r>
+        <w:rPr>
+          <w:rFonts w:ascii="Calibri" w:hAnsi="Calibri"/>
+          <w:b w:val="0"/>
+          <w:color w:val="000000"/>
+          <w:sz w:val="22"/>
+        </w:rPr>
+        <w:t xml:space="preserve">are collected into a 3-element array; </w:t>
       </w:r>
       <w:r>
         <w:rPr>
@@ -12431,16 +12457,16 @@
           <w:color w:val="000000"/>
           <w:sz w:val="20"/>
         </w:rPr>
-        <w:t>_reward_fn_name</w:t>
-      </w:r>
-      <w:r>
-        <w:rPr>
-          <w:rFonts w:ascii="Calibri" w:hAnsi="Calibri"/>
-          <w:b w:val="0"/>
-          <w:color w:val="000000"/>
-          <w:sz w:val="22"/>
-        </w:rPr>
-        <w:t xml:space="preserve"> reads the </w:t>
+        <w:t>spread</w:t>
+      </w:r>
+      <w:r>
+        <w:rPr>
+          <w:rFonts w:ascii="Calibri" w:hAnsi="Calibri"/>
+          <w:b w:val="0"/>
+          <w:color w:val="000000"/>
+          <w:sz w:val="22"/>
+        </w:rPr>
+        <w:t xml:space="preserve"> (max-min) and </w:t>
       </w:r>
       <w:r>
         <w:rPr>
@@ -12449,27 +12475,27 @@
           <w:color w:val="000000"/>
           <w:sz w:val="20"/>
         </w:rPr>
-        <w:t>reward=...</w:t>
-      </w:r>
-      <w:r>
-        <w:rPr>
-          <w:rFonts w:ascii="Calibri" w:hAnsi="Calibri"/>
-          <w:b w:val="0"/>
-          <w:color w:val="000000"/>
-          <w:sz w:val="22"/>
-        </w:rPr>
-        <w:t xml:space="preserve"> marker out of a</w:t>
-      </w:r>
-    </w:p>
-    <w:p>
-      <w:r>
-        <w:rPr>
-          <w:rFonts w:ascii="Calibri" w:hAnsi="Calibri"/>
-          <w:b w:val="0"/>
-          <w:color w:val="000000"/>
-          <w:sz w:val="22"/>
-        </w:rPr>
-        <w:t xml:space="preserve">row's </w:t>
+        <w:t>std</w:t>
+      </w:r>
+      <w:r>
+        <w:rPr>
+          <w:rFonts w:ascii="Calibri" w:hAnsi="Calibri"/>
+          <w:b w:val="0"/>
+          <w:color w:val="000000"/>
+          <w:sz w:val="22"/>
+        </w:rPr>
+        <w:t xml:space="preserve"> are</w:t>
+      </w:r>
+    </w:p>
+    <w:p>
+      <w:r>
+        <w:rPr>
+          <w:rFonts w:ascii="Calibri" w:hAnsi="Calibri"/>
+          <w:b w:val="0"/>
+          <w:color w:val="000000"/>
+          <w:sz w:val="22"/>
+        </w:rPr>
+        <w:t xml:space="preserve">reported alongside a </w:t>
       </w:r>
       <w:r>
         <w:rPr>
@@ -12478,52 +12504,28 @@
           <w:color w:val="000000"/>
           <w:sz w:val="20"/>
         </w:rPr>
-        <w:t>notes</w:t>
-      </w:r>
-      <w:r>
-        <w:rPr>
-          <w:rFonts w:ascii="Calibri" w:hAnsi="Calibri"/>
-          <w:b w:val="0"/>
-          <w:color w:val="000000"/>
-          <w:sz w:val="22"/>
-        </w:rPr>
-        <w:t xml:space="preserve"> field, falling back to the environment's own default name</w:t>
-      </w:r>
-    </w:p>
-    <w:p>
-      <w:r>
-        <w:rPr>
-          <w:rFonts w:ascii="Calibri" w:hAnsi="Calibri"/>
-          <w:b w:val="0"/>
-          <w:color w:val="000000"/>
-          <w:sz w:val="22"/>
-        </w:rPr>
-        <w:t>for rows with no such marker (Weeks 1-2's heuristic rows). The guardrail</w:t>
-      </w:r>
-    </w:p>
-    <w:p>
-      <w:r>
-        <w:rPr>
-          <w:rFonts w:ascii="Calibri" w:hAnsi="Calibri"/>
-          <w:b w:val="0"/>
-          <w:color w:val="000000"/>
-          <w:sz w:val="22"/>
-        </w:rPr>
-        <w:t>then just checks whether more than one distinct reward-function name</w:t>
-      </w:r>
-    </w:p>
-    <w:p>
-      <w:r>
-        <w:rPr>
-          <w:rFonts w:ascii="Calibri" w:hAnsi="Calibri"/>
-          <w:b w:val="0"/>
-          <w:color w:val="000000"/>
-          <w:sz w:val="22"/>
-        </w:rPr>
-        <w:t>appears among the rows being compared.</w:t>
-      </w:r>
-    </w:p>
-    <w:p>
+        <w:t>relative_spread_pct</w:t>
+      </w:r>
+      <w:r>
+        <w:rPr>
+          <w:rFonts w:ascii="Calibri" w:hAnsi="Calibri"/>
+          <w:b w:val="0"/>
+          <w:color w:val="000000"/>
+          <w:sz w:val="22"/>
+        </w:rPr>
+        <w:t xml:space="preserve"> normalized against the mean</w:t>
+      </w:r>
+    </w:p>
+    <w:p>
+      <w:r>
+        <w:rPr>
+          <w:rFonts w:ascii="Calibri" w:hAnsi="Calibri"/>
+          <w:b w:val="0"/>
+          <w:color w:val="000000"/>
+          <w:sz w:val="22"/>
+        </w:rPr>
+        <w:t>across seeds. One metric (</w:t>
+      </w:r>
       <w:r>
         <w:rPr>
           <w:rFonts w:ascii="Consolas" w:hAnsi="Consolas"/>
@@ -12531,27 +12533,38 @@
           <w:color w:val="000000"/>
           <w:sz w:val="20"/>
         </w:rPr>
-        <w:t>ALGORITHM_STYLE</w:t>
-      </w:r>
-      <w:r>
-        <w:rPr>
-          <w:rFonts w:ascii="Calibri" w:hAnsi="Calibri"/>
-          <w:b w:val="0"/>
-          <w:color w:val="000000"/>
-          <w:sz w:val="22"/>
-        </w:rPr>
-        <w:t xml:space="preserve"> gained 4 new entries this week</w:t>
-      </w:r>
-    </w:p>
-    <w:p>
-      <w:r>
-        <w:rPr>
-          <w:rFonts w:ascii="Calibri" w:hAnsi="Calibri"/>
-          <w:b w:val="0"/>
-          <w:color w:val="000000"/>
-          <w:sz w:val="22"/>
-        </w:rPr>
-        <w:t>(</w:t>
+        <w:t>total_transformer_overload</w:t>
+      </w:r>
+      <w:r>
+        <w:rPr>
+          <w:rFonts w:ascii="Calibri" w:hAnsi="Calibri"/>
+          <w:b w:val="0"/>
+          <w:color w:val="000000"/>
+          <w:sz w:val="22"/>
+        </w:rPr>
+        <w:t>) produces a</w:t>
+      </w:r>
+    </w:p>
+    <w:p>
+      <w:r>
+        <w:rPr>
+          <w:rFonts w:ascii="Calibri" w:hAnsi="Calibri"/>
+          <w:b w:val="0"/>
+          <w:color w:val="000000"/>
+          <w:sz w:val="22"/>
+        </w:rPr>
+        <w:t>misleadingly large relative-spread number (300%) purely because two of the</w:t>
+      </w:r>
+    </w:p>
+    <w:p>
+      <w:r>
+        <w:rPr>
+          <w:rFonts w:ascii="Calibri" w:hAnsi="Calibri"/>
+          <w:b w:val="0"/>
+          <w:color w:val="000000"/>
+          <w:sz w:val="22"/>
+        </w:rPr>
+        <w:t xml:space="preserve">three seeds are exactly </w:t>
       </w:r>
       <w:r>
         <w:rPr>
@@ -12560,16 +12573,16 @@
           <w:color w:val="000000"/>
           <w:sz w:val="20"/>
         </w:rPr>
-        <w:t>TD3_vanilla_ts100/101/102</w:t>
-      </w:r>
-      <w:r>
-        <w:rPr>
-          <w:rFonts w:ascii="Calibri" w:hAnsi="Calibri"/>
-          <w:b w:val="0"/>
-          <w:color w:val="000000"/>
-          <w:sz w:val="22"/>
-        </w:rPr>
-        <w:t xml:space="preserve">, </w:t>
+        <w:t>0.0</w:t>
+      </w:r>
+      <w:r>
+        <w:rPr>
+          <w:rFonts w:ascii="Calibri" w:hAnsi="Calibri"/>
+          <w:b w:val="0"/>
+          <w:color w:val="000000"/>
+          <w:sz w:val="22"/>
+        </w:rPr>
+        <w:t xml:space="preserve"> -- flagged explicitly in </w:t>
       </w:r>
       <w:r>
         <w:rPr>
@@ -12578,82 +12591,18 @@
           <w:color w:val="000000"/>
           <w:sz w:val="20"/>
         </w:rPr>
-        <w:t>RandomPolicy</w:t>
-      </w:r>
-      <w:r>
-        <w:rPr>
-          <w:rFonts w:ascii="Calibri" w:hAnsi="Calibri"/>
-          <w:b w:val="0"/>
-          <w:color w:val="000000"/>
-          <w:sz w:val="22"/>
-        </w:rPr>
-        <w:t>) by append only, per the</w:t>
-      </w:r>
-    </w:p>
-    <w:p>
-      <w:r>
-        <w:rPr>
-          <w:rFonts w:ascii="Calibri" w:hAnsi="Calibri"/>
-          <w:b w:val="0"/>
-          <w:color w:val="000000"/>
-          <w:sz w:val="22"/>
-        </w:rPr>
-        <w:t>project's standing convention -- AFAP's and Round Robin's existing</w:t>
-      </w:r>
-    </w:p>
-    <w:p>
-      <w:r>
-        <w:rPr>
-          <w:rFonts w:ascii="Calibri" w:hAnsi="Calibri"/>
-          <w:b w:val="0"/>
-          <w:color w:val="000000"/>
-          <w:sz w:val="22"/>
-        </w:rPr>
-        <w:t>color/marker were not touched. Three distinct shades of green were chosen</w:t>
-      </w:r>
-    </w:p>
-    <w:p>
-      <w:r>
-        <w:rPr>
-          <w:rFonts w:ascii="Calibri" w:hAnsi="Calibri"/>
-          <w:b w:val="0"/>
-          <w:color w:val="000000"/>
-          <w:sz w:val="22"/>
-        </w:rPr>
-        <w:t>for the 3 TD3 seeds (same algorithm, different training runs -- grouped by</w:t>
-      </w:r>
-    </w:p>
-    <w:p>
-      <w:r>
-        <w:rPr>
-          <w:rFonts w:ascii="Calibri" w:hAnsi="Calibri"/>
-          <w:b w:val="0"/>
-          <w:color w:val="000000"/>
-          <w:sz w:val="22"/>
-        </w:rPr>
-        <w:t>hue, distinguished by marker) and a neutral gray for the random-policy</w:t>
-      </w:r>
-    </w:p>
-    <w:p>
-      <w:r>
-        <w:rPr>
-          <w:rFonts w:ascii="Calibri" w:hAnsi="Calibri"/>
-          <w:b w:val="0"/>
-          <w:color w:val="000000"/>
-          <w:sz w:val="22"/>
-        </w:rPr>
-        <w:t>control, so it never visually competes with the algorithms actually being</w:t>
-      </w:r>
-    </w:p>
-    <w:p>
-      <w:r>
-        <w:rPr>
-          <w:rFonts w:ascii="Calibri" w:hAnsi="Calibri"/>
-          <w:b w:val="0"/>
-          <w:color w:val="000000"/>
-          <w:sz w:val="22"/>
-        </w:rPr>
-        <w:t>compared.</w:t>
+        <w:t>00_lab_log.md</w:t>
+      </w:r>
+    </w:p>
+    <w:p>
+      <w:r>
+        <w:rPr>
+          <w:rFonts w:ascii="Calibri" w:hAnsi="Calibri"/>
+          <w:b w:val="0"/>
+          <w:color w:val="000000"/>
+          <w:sz w:val="22"/>
+        </w:rPr>
+        <w:t>as a division-by-near-zero artifact, not reported as a literal claim.</w:t>
       </w:r>
     </w:p>
     <w:p>
@@ -12667,7 +12616,7 @@
           <w:color w:val="000000"/>
           <w:sz w:val="24"/>
         </w:rPr>
-        <w:t>`scripts/make_figures.py` -- `f08` activated, 5 real bugs found by visual QA (Entregable 7)</w:t>
+        <w:t>`ev2gym_thesis/registry_analysis.py` (Week 2 -&gt; Week 3 contract change)</w:t>
       </w:r>
     </w:p>
     <w:p>
@@ -12696,6 +12645,24 @@
           <w:color w:val="000000"/>
           <w:sz w:val="20"/>
         </w:rPr>
+        <w:t>ev2gym_thesis/</w:t>
+      </w:r>
+      <w:r>
+        <w:rPr>
+          <w:rFonts w:ascii="Calibri" w:hAnsi="Calibri"/>
+          <w:b w:val="0"/>
+          <w:color w:val="000000"/>
+          <w:sz w:val="22"/>
+        </w:rPr>
+        <w:t xml:space="preserve"> -- shared by </w:t>
+      </w:r>
+      <w:r>
+        <w:rPr>
+          <w:rFonts w:ascii="Consolas" w:hAnsi="Consolas"/>
+          <w:b w:val="0"/>
+          <w:color w:val="000000"/>
+          <w:sz w:val="20"/>
+        </w:rPr>
         <w:t>scripts/make_figures.py</w:t>
       </w:r>
       <w:r>
@@ -12705,18 +12672,27 @@
           <w:color w:val="000000"/>
           <w:sz w:val="22"/>
         </w:rPr>
-        <w:t xml:space="preserve"> -- the same Week 2 entry point,</w:t>
-      </w:r>
-    </w:p>
-    <w:p>
-      <w:r>
-        <w:rPr>
-          <w:rFonts w:ascii="Calibri" w:hAnsi="Calibri"/>
-          <w:b w:val="0"/>
-          <w:color w:val="000000"/>
-          <w:sz w:val="22"/>
-        </w:rPr>
-        <w:t>extended in place.</w:t>
+        <w:t xml:space="preserve"> and</w:t>
+      </w:r>
+    </w:p>
+    <w:p>
+      <w:r>
+        <w:rPr>
+          <w:rFonts w:ascii="Consolas" w:hAnsi="Consolas"/>
+          <w:b w:val="0"/>
+          <w:color w:val="000000"/>
+          <w:sz w:val="20"/>
+        </w:rPr>
+        <w:t>scripts/analyze_rl_results.py</w:t>
+      </w:r>
+      <w:r>
+        <w:rPr>
+          <w:rFonts w:ascii="Calibri" w:hAnsi="Calibri"/>
+          <w:b w:val="0"/>
+          <w:color w:val="000000"/>
+          <w:sz w:val="22"/>
+        </w:rPr>
+        <w:t>.</w:t>
       </w:r>
     </w:p>
     <w:p>
@@ -12745,28 +12721,63 @@
           <w:color w:val="000000"/>
           <w:sz w:val="20"/>
         </w:rPr>
-        <w:t>f08_learning_curves</w:t>
-      </w:r>
-      <w:r>
-        <w:rPr>
-          <w:rFonts w:ascii="Calibri" w:hAnsi="Calibri"/>
-          <w:b w:val="0"/>
-          <w:color w:val="000000"/>
-          <w:sz w:val="22"/>
-        </w:rPr>
-        <w:t xml:space="preserve"> was an inert stub since Week 2</w:t>
-      </w:r>
-    </w:p>
-    <w:p>
-      <w:r>
-        <w:rPr>
-          <w:rFonts w:ascii="Calibri" w:hAnsi="Calibri"/>
-          <w:b w:val="0"/>
-          <w:color w:val="000000"/>
-          <w:sz w:val="22"/>
-        </w:rPr>
-        <w:t xml:space="preserve">(correctly skipping until </w:t>
-      </w:r>
+        <w:t>main_grid_rows()</w:t>
+      </w:r>
+      <w:r>
+        <w:rPr>
+          <w:rFonts w:ascii="Calibri" w:hAnsi="Calibri"/>
+          <w:b w:val="0"/>
+          <w:color w:val="000000"/>
+          <w:sz w:val="22"/>
+        </w:rPr>
+        <w:t xml:space="preserve"> filters the registry down to the balanced</w:t>
+      </w:r>
+    </w:p>
+    <w:p>
+      <w:r>
+        <w:rPr>
+          <w:rFonts w:ascii="Calibri" w:hAnsi="Calibri"/>
+          <w:b w:val="0"/>
+          <w:color w:val="000000"/>
+          <w:sz w:val="22"/>
+        </w:rPr>
+        <w:t>evaluation grid, excluding the Week 1 single-day historical rows and the</w:t>
+      </w:r>
+    </w:p>
+    <w:p>
+      <w:r>
+        <w:rPr>
+          <w:rFonts w:ascii="Calibri" w:hAnsi="Calibri"/>
+          <w:b w:val="0"/>
+          <w:color w:val="000000"/>
+          <w:sz w:val="22"/>
+        </w:rPr>
+        <w:t>grid smoke test.</w:t>
+      </w:r>
+    </w:p>
+    <w:p>
+      <w:r>
+        <w:rPr>
+          <w:rFonts w:ascii="Calibri" w:hAnsi="Calibri"/>
+          <w:b w:val="0"/>
+          <w:color w:val="000000"/>
+          <w:sz w:val="22"/>
+        </w:rPr>
+        <w:t>**Design decision -- filter by an explicit exclusion-marker set, not by</w:t>
+      </w:r>
+    </w:p>
+    <w:p>
+      <w:r>
+        <w:rPr>
+          <w:rFonts w:ascii="Calibri" w:hAnsi="Calibri"/>
+          <w:b w:val="0"/>
+          <w:color w:val="000000"/>
+          <w:sz w:val="22"/>
+        </w:rPr>
+        <w:t>"notes is non-empty":** Week 2's original implementation filtered by</w:t>
+      </w:r>
+    </w:p>
+    <w:p>
       <w:r>
         <w:rPr>
           <w:rFonts w:ascii="Consolas" w:hAnsi="Consolas"/>
@@ -12774,28 +12785,19 @@
           <w:color w:val="000000"/>
           <w:sz w:val="20"/>
         </w:rPr>
-        <w:t>algorithm_family=="rl"</w:t>
-      </w:r>
-      <w:r>
-        <w:rPr>
-          <w:rFonts w:ascii="Calibri" w:hAnsi="Calibri"/>
-          <w:b w:val="0"/>
-          <w:color w:val="000000"/>
-          <w:sz w:val="22"/>
-        </w:rPr>
-        <w:t xml:space="preserve"> rows existed).</w:t>
-      </w:r>
-    </w:p>
-    <w:p>
-      <w:r>
-        <w:rPr>
-          <w:rFonts w:ascii="Calibri" w:hAnsi="Calibri"/>
-          <w:b w:val="0"/>
-          <w:color w:val="000000"/>
-          <w:sz w:val="22"/>
-        </w:rPr>
-        <w:t xml:space="preserve">**Design decision -- </w:t>
-      </w:r>
+        <w:t>notes == ""</w:t>
+      </w:r>
+      <w:r>
+        <w:rPr>
+          <w:rFonts w:ascii="Calibri" w:hAnsi="Calibri"/>
+          <w:b w:val="0"/>
+          <w:color w:val="000000"/>
+          <w:sz w:val="22"/>
+        </w:rPr>
+        <w:t>, which happened to work because Weeks 1-2 only ever used</w:t>
+      </w:r>
+    </w:p>
+    <w:p>
       <w:r>
         <w:rPr>
           <w:rFonts w:ascii="Consolas" w:hAnsi="Consolas"/>
@@ -12803,19 +12805,17 @@
           <w:color w:val="000000"/>
           <w:sz w:val="20"/>
         </w:rPr>
-        <w:t>f08</w:t>
-      </w:r>
-      <w:r>
-        <w:rPr>
-          <w:rFonts w:ascii="Calibri" w:hAnsi="Calibri"/>
-          <w:b w:val="0"/>
-          <w:color w:val="000000"/>
-          <w:sz w:val="22"/>
-        </w:rPr>
-        <w:t xml:space="preserve"> reads each training run's own</w:t>
-      </w:r>
-    </w:p>
-    <w:p>
+        <w:t>notes</w:t>
+      </w:r>
+      <w:r>
+        <w:rPr>
+          <w:rFonts w:ascii="Calibri" w:hAnsi="Calibri"/>
+          <w:b w:val="0"/>
+          <w:color w:val="000000"/>
+          <w:sz w:val="22"/>
+        </w:rPr>
+        <w:t xml:space="preserve"> for exactly two special-case markers (</w:t>
+      </w:r>
       <w:r>
         <w:rPr>
           <w:rFonts w:ascii="Consolas" w:hAnsi="Consolas"/>
@@ -12823,39 +12823,19 @@
           <w:color w:val="000000"/>
           <w:sz w:val="20"/>
         </w:rPr>
-        <w:t>learning_curve.csv</w:t>
-      </w:r>
-      <w:r>
-        <w:rPr>
-          <w:rFonts w:ascii="Calibri" w:hAnsi="Calibri"/>
-          <w:b w:val="0"/>
-          <w:color w:val="000000"/>
-          <w:sz w:val="22"/>
-        </w:rPr>
-        <w:t xml:space="preserve"> directly, not the main registry:** the registry has</w:t>
-      </w:r>
-    </w:p>
-    <w:p>
-      <w:r>
-        <w:rPr>
-          <w:rFonts w:ascii="Calibri" w:hAnsi="Calibri"/>
-          <w:b w:val="0"/>
-          <w:color w:val="000000"/>
-          <w:sz w:val="22"/>
-        </w:rPr>
-        <w:t>no reward-vs-timesteps time series column (each row is one completed</w:t>
-      </w:r>
-    </w:p>
-    <w:p>
-      <w:r>
-        <w:rPr>
-          <w:rFonts w:ascii="Calibri" w:hAnsi="Calibri"/>
-          <w:b w:val="0"/>
-          <w:color w:val="000000"/>
-          <w:sz w:val="22"/>
-        </w:rPr>
-        <w:t xml:space="preserve">run's final stats, not a training trajectory). Same pattern </w:t>
-      </w:r>
+        <w:t>week1_reference_day</w:t>
+      </w:r>
+      <w:r>
+        <w:rPr>
+          <w:rFonts w:ascii="Calibri" w:hAnsi="Calibri"/>
+          <w:b w:val="0"/>
+          <w:color w:val="000000"/>
+          <w:sz w:val="22"/>
+        </w:rPr>
+        <w:t>,</w:t>
+      </w:r>
+    </w:p>
+    <w:p>
       <w:r>
         <w:rPr>
           <w:rFonts w:ascii="Consolas" w:hAnsi="Consolas"/>
@@ -12863,27 +12843,38 @@
           <w:color w:val="000000"/>
           <w:sz w:val="20"/>
         </w:rPr>
-        <w:t>f09</w:t>
-      </w:r>
-      <w:r>
-        <w:rPr>
-          <w:rFonts w:ascii="Calibri" w:hAnsi="Calibri"/>
-          <w:b w:val="0"/>
-          <w:color w:val="000000"/>
-          <w:sz w:val="22"/>
-        </w:rPr>
-        <w:t xml:space="preserve"> already</w:t>
-      </w:r>
-    </w:p>
-    <w:p>
-      <w:r>
-        <w:rPr>
-          <w:rFonts w:ascii="Calibri" w:hAnsi="Calibri"/>
-          <w:b w:val="0"/>
-          <w:color w:val="000000"/>
-          <w:sz w:val="22"/>
-        </w:rPr>
-        <w:t xml:space="preserve">established for </w:t>
+        <w:t>pipeline_smoke_test_grid</w:t>
+      </w:r>
+      <w:r>
+        <w:rPr>
+          <w:rFonts w:ascii="Calibri" w:hAnsi="Calibri"/>
+          <w:b w:val="0"/>
+          <w:color w:val="000000"/>
+          <w:sz w:val="22"/>
+        </w:rPr>
+        <w:t>) -- "notes is empty" and "notes is not one of</w:t>
+      </w:r>
+    </w:p>
+    <w:p>
+      <w:r>
+        <w:rPr>
+          <w:rFonts w:ascii="Calibri" w:hAnsi="Calibri"/>
+          <w:b w:val="0"/>
+          <w:color w:val="000000"/>
+          <w:sz w:val="22"/>
+        </w:rPr>
+        <w:t>these two markers" were indistinguishable at the time. Week 3's RL rows</w:t>
+      </w:r>
+    </w:p>
+    <w:p>
+      <w:r>
+        <w:rPr>
+          <w:rFonts w:ascii="Calibri" w:hAnsi="Calibri"/>
+          <w:b w:val="0"/>
+          <w:color w:val="000000"/>
+          <w:sz w:val="22"/>
+        </w:rPr>
+        <w:t xml:space="preserve">break that coincidence: they legitimately use non-empty </w:t>
       </w:r>
       <w:r>
         <w:rPr>
@@ -12892,72 +12883,30 @@
           <w:color w:val="000000"/>
           <w:sz w:val="20"/>
         </w:rPr>
-        <w:t>results/degradation_by_ambient.csv</w:t>
-      </w:r>
-      <w:r>
-        <w:rPr>
-          <w:rFonts w:ascii="Calibri" w:hAnsi="Calibri"/>
-          <w:b w:val="0"/>
-          <w:color w:val="000000"/>
-          <w:sz w:val="22"/>
-        </w:rPr>
-        <w:t xml:space="preserve"> -- a figure reading</w:t>
-      </w:r>
-    </w:p>
-    <w:p>
-      <w:r>
-        <w:rPr>
-          <w:rFonts w:ascii="Calibri" w:hAnsi="Calibri"/>
-          <w:b w:val="0"/>
-          <w:color w:val="000000"/>
-          <w:sz w:val="22"/>
-        </w:rPr>
-        <w:t>its own separate, non-registry source file when the registry schema</w:t>
-      </w:r>
-    </w:p>
-    <w:p>
-      <w:r>
-        <w:rPr>
-          <w:rFonts w:ascii="Calibri" w:hAnsi="Calibri"/>
-          <w:b w:val="0"/>
-          <w:color w:val="000000"/>
-          <w:sz w:val="22"/>
-        </w:rPr>
-        <w:t>genuinely doesn't fit the data.</w:t>
-      </w:r>
-    </w:p>
-    <w:p>
-      <w:r>
-        <w:rPr>
-          <w:rFonts w:ascii="Calibri" w:hAnsi="Calibri"/>
-          <w:b w:val="0"/>
-          <w:color w:val="000000"/>
-          <w:sz w:val="22"/>
-        </w:rPr>
-        <w:t>**Visual QA is mandatory, not optional -- "ran without error" was not "was</w:t>
-      </w:r>
-    </w:p>
-    <w:p>
-      <w:r>
-        <w:rPr>
-          <w:rFonts w:ascii="Calibri" w:hAnsi="Calibri"/>
-          <w:b w:val="0"/>
-          <w:color w:val="000000"/>
-          <w:sz w:val="22"/>
-        </w:rPr>
-        <w:t>correct" for 5 of this week's figures**, matching (and exceeding) Week 2's</w:t>
-      </w:r>
-    </w:p>
-    <w:p>
-      <w:r>
-        <w:rPr>
-          <w:rFonts w:ascii="Calibri" w:hAnsi="Calibri"/>
-          <w:b w:val="0"/>
-          <w:color w:val="000000"/>
-          <w:sz w:val="22"/>
-        </w:rPr>
-        <w:t xml:space="preserve">own experience with </w:t>
-      </w:r>
+        <w:t>notes</w:t>
+      </w:r>
+      <w:r>
+        <w:rPr>
+          <w:rFonts w:ascii="Calibri" w:hAnsi="Calibri"/>
+          <w:b w:val="0"/>
+          <w:color w:val="000000"/>
+          <w:sz w:val="22"/>
+        </w:rPr>
+        <w:t xml:space="preserve"> for real</w:t>
+      </w:r>
+    </w:p>
+    <w:p>
+      <w:r>
+        <w:rPr>
+          <w:rFonts w:ascii="Calibri" w:hAnsi="Calibri"/>
+          <w:b w:val="0"/>
+          <w:color w:val="000000"/>
+          <w:sz w:val="22"/>
+        </w:rPr>
+        <w:t>grid-row metadata (reward/state/train_seed, required by</w:t>
+      </w:r>
+    </w:p>
+    <w:p>
       <w:r>
         <w:rPr>
           <w:rFonts w:ascii="Consolas" w:hAnsi="Consolas"/>
@@ -12965,16 +12914,38 @@
           <w:color w:val="000000"/>
           <w:sz w:val="20"/>
         </w:rPr>
-        <w:t>f05</w:t>
-      </w:r>
-      <w:r>
-        <w:rPr>
-          <w:rFonts w:ascii="Calibri" w:hAnsi="Calibri"/>
-          <w:b w:val="0"/>
-          <w:color w:val="000000"/>
-          <w:sz w:val="22"/>
-        </w:rPr>
-        <w:t>/</w:t>
+        <w:t>03_rl_baseline.md</w:t>
+      </w:r>
+      <w:r>
+        <w:rPr>
+          <w:rFonts w:ascii="Calibri" w:hAnsi="Calibri"/>
+          <w:b w:val="0"/>
+          <w:color w:val="000000"/>
+          <w:sz w:val="22"/>
+        </w:rPr>
+        <w:t xml:space="preserve"> S3.5's registry-comparability rule), so the old filter</w:t>
+      </w:r>
+    </w:p>
+    <w:p>
+      <w:r>
+        <w:rPr>
+          <w:rFonts w:ascii="Calibri" w:hAnsi="Calibri"/>
+          <w:b w:val="0"/>
+          <w:color w:val="000000"/>
+          <w:sz w:val="22"/>
+        </w:rPr>
+        <w:t>silently excluded all 200 new RL rows from every figure and analysis.</w:t>
+      </w:r>
+    </w:p>
+    <w:p>
+      <w:r>
+        <w:rPr>
+          <w:rFonts w:ascii="Calibri" w:hAnsi="Calibri"/>
+          <w:b w:val="0"/>
+          <w:color w:val="000000"/>
+          <w:sz w:val="22"/>
+        </w:rPr>
+        <w:t xml:space="preserve">Rejected alternative: giving RL rows empty </w:t>
       </w:r>
       <w:r>
         <w:rPr>
@@ -12983,28 +12954,215 @@
           <w:color w:val="000000"/>
           <w:sz w:val="20"/>
         </w:rPr>
-        <w:t>f07</w:t>
-      </w:r>
-      <w:r>
-        <w:rPr>
-          <w:rFonts w:ascii="Calibri" w:hAnsi="Calibri"/>
-          <w:b w:val="0"/>
-          <w:color w:val="000000"/>
-          <w:sz w:val="22"/>
-        </w:rPr>
-        <w:t>:</w:t>
-      </w:r>
-    </w:p>
-    <w:p>
-      <w:r>
-        <w:rPr>
-          <w:rFonts w:ascii="Calibri" w:hAnsi="Calibri"/>
-          <w:b w:val="0"/>
-          <w:color w:val="000000"/>
-          <w:sz w:val="22"/>
-        </w:rPr>
-        <w:t xml:space="preserve">1. </w:t>
-      </w:r>
+        <w:t>notes</w:t>
+      </w:r>
+      <w:r>
+        <w:rPr>
+          <w:rFonts w:ascii="Calibri" w:hAnsi="Calibri"/>
+          <w:b w:val="0"/>
+          <w:color w:val="000000"/>
+          <w:sz w:val="22"/>
+        </w:rPr>
+        <w:t xml:space="preserve"> and tracking</w:t>
+      </w:r>
+    </w:p>
+    <w:p>
+      <w:r>
+        <w:rPr>
+          <w:rFonts w:ascii="Calibri" w:hAnsi="Calibri"/>
+          <w:b w:val="0"/>
+          <w:color w:val="000000"/>
+          <w:sz w:val="22"/>
+        </w:rPr>
+        <w:t xml:space="preserve">reward/state/train_seed some other way -- rejected because </w:t>
+      </w:r>
+      <w:r>
+        <w:rPr>
+          <w:rFonts w:ascii="Consolas" w:hAnsi="Consolas"/>
+          <w:b w:val="0"/>
+          <w:color w:val="000000"/>
+          <w:sz w:val="20"/>
+        </w:rPr>
+        <w:t>notes</w:t>
+      </w:r>
+      <w:r>
+        <w:rPr>
+          <w:rFonts w:ascii="Calibri" w:hAnsi="Calibri"/>
+          <w:b w:val="0"/>
+          <w:color w:val="000000"/>
+          <w:sz w:val="22"/>
+        </w:rPr>
+        <w:t xml:space="preserve"> is the</w:t>
+      </w:r>
+    </w:p>
+    <w:p>
+      <w:r>
+        <w:rPr>
+          <w:rFonts w:ascii="Calibri" w:hAnsi="Calibri"/>
+          <w:b w:val="0"/>
+          <w:color w:val="000000"/>
+          <w:sz w:val="22"/>
+        </w:rPr>
+        <w:t>schema's designated place for exactly this kind of per-row metadata, and</w:t>
+      </w:r>
+    </w:p>
+    <w:p>
+      <w:r>
+        <w:rPr>
+          <w:rFonts w:ascii="Calibri" w:hAnsi="Calibri"/>
+          <w:b w:val="0"/>
+          <w:color w:val="000000"/>
+          <w:sz w:val="22"/>
+        </w:rPr>
+        <w:t>the Week 3 brief explicitly said not to add new registry columns without</w:t>
+      </w:r>
+    </w:p>
+    <w:p>
+      <w:r>
+        <w:rPr>
+          <w:rFonts w:ascii="Calibri" w:hAnsi="Calibri"/>
+          <w:b w:val="0"/>
+          <w:color w:val="000000"/>
+          <w:sz w:val="22"/>
+        </w:rPr>
+        <w:t>asking first.</w:t>
+      </w:r>
+    </w:p>
+    <w:p>
+      <w:r>
+        <w:rPr>
+          <w:rFonts w:ascii="Consolas" w:hAnsi="Consolas"/>
+          <w:b w:val="0"/>
+          <w:color w:val="000000"/>
+          <w:sz w:val="20"/>
+        </w:rPr>
+        <w:t>ev2gym_thesis/registry_analysis.py:36-45</w:t>
+      </w:r>
+    </w:p>
+    <w:p>
+      <w:pPr>
+        <w:spacing w:before="80" w:after="160"/>
+        <w:ind w:left="360"/>
+      </w:pPr>
+      <w:r>
+        <w:rPr>
+          <w:rFonts w:ascii="Consolas" w:hAnsi="Consolas"/>
+          <w:b w:val="0"/>
+          <w:color w:val="000000"/>
+          <w:sz w:val="18"/>
+        </w:rPr>
+        <w:t># Week 3 contract change (see thesis_docs/chapters/00_lab_log.md's Week 3,</w:t>
+      </w:r>
+      <w:r>
+        <w:br/>
+      </w:r>
+      <w:r>
+        <w:rPr>
+          <w:rFonts w:ascii="Consolas" w:hAnsi="Consolas"/>
+          <w:b w:val="0"/>
+          <w:color w:val="000000"/>
+          <w:sz w:val="18"/>
+        </w:rPr>
+        <w:t># Entregable 6 entry): main_grid_rows() used to filter by `notes == ""`,</w:t>
+      </w:r>
+      <w:r>
+        <w:br/>
+      </w:r>
+      <w:r>
+        <w:rPr>
+          <w:rFonts w:ascii="Consolas" w:hAnsi="Consolas"/>
+          <w:b w:val="0"/>
+          <w:color w:val="000000"/>
+          <w:sz w:val="18"/>
+        </w:rPr>
+        <w:t># treating ANY non-empty notes value as "not part of the main grid" (Weeks</w:t>
+      </w:r>
+      <w:r>
+        <w:br/>
+      </w:r>
+      <w:r>
+        <w:rPr>
+          <w:rFonts w:ascii="Consolas" w:hAnsi="Consolas"/>
+          <w:b w:val="0"/>
+          <w:color w:val="000000"/>
+          <w:sz w:val="18"/>
+        </w:rPr>
+        <w:t># 1-2 only ever used notes for exactly these two markers, so the two</w:t>
+      </w:r>
+      <w:r>
+        <w:br/>
+      </w:r>
+      <w:r>
+        <w:rPr>
+          <w:rFonts w:ascii="Consolas" w:hAnsi="Consolas"/>
+          <w:b w:val="0"/>
+          <w:color w:val="000000"/>
+          <w:sz w:val="18"/>
+        </w:rPr>
+        <w:t># conventions were indistinguishable at the time). Week 3's RL rows</w:t>
+      </w:r>
+      <w:r>
+        <w:br/>
+      </w:r>
+      <w:r>
+        <w:rPr>
+          <w:rFonts w:ascii="Consolas" w:hAnsi="Consolas"/>
+          <w:b w:val="0"/>
+          <w:color w:val="000000"/>
+          <w:sz w:val="18"/>
+        </w:rPr>
+        <w:t># legitimately use `notes` for real grid-row metadata (reward/state/</w:t>
+      </w:r>
+      <w:r>
+        <w:br/>
+      </w:r>
+      <w:r>
+        <w:rPr>
+          <w:rFonts w:ascii="Consolas" w:hAnsi="Consolas"/>
+          <w:b w:val="0"/>
+          <w:color w:val="000000"/>
+          <w:sz w:val="18"/>
+        </w:rPr>
+        <w:t># train_seed, per 03_rl_baseline.md S3.5's registry-comparability</w:t>
+      </w:r>
+      <w:r>
+        <w:br/>
+      </w:r>
+      <w:r>
+        <w:rPr>
+          <w:rFonts w:ascii="Consolas" w:hAnsi="Consolas"/>
+          <w:b w:val="0"/>
+          <w:color w:val="000000"/>
+          <w:sz w:val="18"/>
+        </w:rPr>
+        <w:t># requirement), so "non-empty notes" no longer implies "excluded from the</w:t>
+      </w:r>
+      <w:r>
+        <w:br/>
+      </w:r>
+      <w:r>
+        <w:rPr>
+          <w:rFonts w:ascii="Consolas" w:hAnsi="Consolas"/>
+          <w:b w:val="0"/>
+          <w:color w:val="000000"/>
+          <w:sz w:val="18"/>
+        </w:rPr>
+        <w:t># grid" -- it now means EXACTLY one of these two explicit markers.</w:t>
+      </w:r>
+      <w:r>
+        <w:br/>
+      </w:r>
+      <w:r>
+        <w:rPr>
+          <w:rFonts w:ascii="Consolas" w:hAnsi="Consolas"/>
+          <w:b w:val="0"/>
+          <w:color w:val="000000"/>
+          <w:sz w:val="18"/>
+        </w:rPr>
+        <w:t>NON_GRID_NOTES_MARKERS = {"week1_reference_day", "pipeline_smoke_test_grid"}</w:t>
+      </w:r>
+    </w:p>
+    <w:p>
       <w:r>
         <w:rPr>
           <w:rFonts w:ascii="Calibri" w:hAnsi="Calibri"/>
@@ -13012,16 +13170,27 @@
           <w:color w:val="000000"/>
           <w:sz w:val="22"/>
         </w:rPr>
-        <w:t>TD3 timeseries were entirely zeroed out</w:t>
-      </w:r>
-      <w:r>
-        <w:rPr>
-          <w:rFonts w:ascii="Calibri" w:hAnsi="Calibri"/>
-          <w:b w:val="0"/>
-          <w:color w:val="000000"/>
-          <w:sz w:val="22"/>
-        </w:rPr>
-        <w:t xml:space="preserve"> (</w:t>
+        <w:t>Walkthrough:</w:t>
+      </w:r>
+      <w:r>
+        <w:rPr>
+          <w:rFonts w:ascii="Calibri" w:hAnsi="Calibri"/>
+          <w:b w:val="0"/>
+          <w:color w:val="000000"/>
+          <w:sz w:val="22"/>
+        </w:rPr>
+        <w:t xml:space="preserve"> verified this change two ways before trusting it: (1) the</w:t>
+      </w:r>
+    </w:p>
+    <w:p>
+      <w:r>
+        <w:rPr>
+          <w:rFonts w:ascii="Calibri" w:hAnsi="Calibri"/>
+          <w:b w:val="0"/>
+          <w:color w:val="000000"/>
+          <w:sz w:val="22"/>
+        </w:rPr>
+        <w:t>two Week 1 reference rows (</w:t>
       </w:r>
       <w:r>
         <w:rPr>
@@ -13030,38 +13199,38 @@
           <w:color w:val="000000"/>
           <w:sz w:val="20"/>
         </w:rPr>
-        <w:t>f01_power_profile.png</w:t>
-      </w:r>
-      <w:r>
-        <w:rPr>
-          <w:rFonts w:ascii="Calibri" w:hAnsi="Calibri"/>
-          <w:b w:val="0"/>
-          <w:color w:val="000000"/>
-          <w:sz w:val="22"/>
-        </w:rPr>
-        <w:t>).</w:t>
-      </w:r>
-    </w:p>
-    <w:p>
-      <w:r>
-        <w:rPr>
-          <w:rFonts w:ascii="Calibri" w:hAnsi="Calibri"/>
-          <w:b w:val="0"/>
-          <w:color w:val="000000"/>
-          <w:sz w:val="22"/>
-        </w:rPr>
-        <w:t xml:space="preserve">   Root cause and fix already described in full under</w:t>
-      </w:r>
-    </w:p>
-    <w:p>
-      <w:r>
-        <w:rPr>
-          <w:rFonts w:ascii="Calibri" w:hAnsi="Calibri"/>
-          <w:b w:val="0"/>
-          <w:color w:val="000000"/>
-          <w:sz w:val="22"/>
-        </w:rPr>
-        <w:t xml:space="preserve">   </w:t>
+        <w:t>notes="week1_reference_day"</w:t>
+      </w:r>
+      <w:r>
+        <w:rPr>
+          <w:rFonts w:ascii="Calibri" w:hAnsi="Calibri"/>
+          <w:b w:val="0"/>
+          <w:color w:val="000000"/>
+          <w:sz w:val="22"/>
+        </w:rPr>
+        <w:t>) and the grid</w:t>
+      </w:r>
+    </w:p>
+    <w:p>
+      <w:r>
+        <w:rPr>
+          <w:rFonts w:ascii="Calibri" w:hAnsi="Calibri"/>
+          <w:b w:val="0"/>
+          <w:color w:val="000000"/>
+          <w:sz w:val="22"/>
+        </w:rPr>
+        <w:t>smoke test row are still correctly excluded after the change (checked</w:t>
+      </w:r>
+    </w:p>
+    <w:p>
+      <w:r>
+        <w:rPr>
+          <w:rFonts w:ascii="Calibri" w:hAnsi="Calibri"/>
+          <w:b w:val="0"/>
+          <w:color w:val="000000"/>
+          <w:sz w:val="22"/>
+        </w:rPr>
+        <w:t xml:space="preserve">directly: </w:t>
       </w:r>
       <w:r>
         <w:rPr>
@@ -13070,27 +13239,27 @@
           <w:color w:val="000000"/>
           <w:sz w:val="20"/>
         </w:rPr>
-        <w:t>scripts/evaluate_rl.py</w:t>
-      </w:r>
-      <w:r>
-        <w:rPr>
-          <w:rFonts w:ascii="Calibri" w:hAnsi="Calibri"/>
-          <w:b w:val="0"/>
-          <w:color w:val="000000"/>
-          <w:sz w:val="22"/>
-        </w:rPr>
-        <w:t xml:space="preserve"> above -- not repeated here.</w:t>
-      </w:r>
-    </w:p>
-    <w:p>
-      <w:r>
-        <w:rPr>
-          <w:rFonts w:ascii="Calibri" w:hAnsi="Calibri"/>
-          <w:b w:val="0"/>
-          <w:color w:val="000000"/>
-          <w:sz w:val="22"/>
-        </w:rPr>
-        <w:t>2. **</w:t>
+        <w:t>week1_reference_day</w:t>
+      </w:r>
+      <w:r>
+        <w:rPr>
+          <w:rFonts w:ascii="Calibri" w:hAnsi="Calibri"/>
+          <w:b w:val="0"/>
+          <w:color w:val="000000"/>
+          <w:sz w:val="22"/>
+        </w:rPr>
+        <w:t xml:space="preserve"> rows found = 2, matching the known Week</w:t>
+      </w:r>
+    </w:p>
+    <w:p>
+      <w:r>
+        <w:rPr>
+          <w:rFonts w:ascii="Calibri" w:hAnsi="Calibri"/>
+          <w:b w:val="0"/>
+          <w:color w:val="000000"/>
+          <w:sz w:val="22"/>
+        </w:rPr>
+        <w:t xml:space="preserve">1/2 count); (2) </w:t>
       </w:r>
       <w:r>
         <w:rPr>
@@ -13099,17 +13268,52 @@
           <w:color w:val="000000"/>
           <w:sz w:val="20"/>
         </w:rPr>
-        <w:t>f02_metrics_bars</w:t>
-      </w:r>
-      <w:r>
-        <w:rPr>
-          <w:rFonts w:ascii="Calibri" w:hAnsi="Calibri"/>
-          <w:b w:val="0"/>
-          <w:color w:val="000000"/>
-          <w:sz w:val="22"/>
-        </w:rPr>
-        <w:t xml:space="preserve"> and </w:t>
-      </w:r>
+        <w:t>station_v0_bogota</w:t>
+      </w:r>
+      <w:r>
+        <w:rPr>
+          <w:rFonts w:ascii="Calibri" w:hAnsi="Calibri"/>
+          <w:b w:val="0"/>
+          <w:color w:val="000000"/>
+          <w:sz w:val="22"/>
+        </w:rPr>
+        <w:t xml:space="preserve"> now returns exactly 300 main-grid rows</w:t>
+      </w:r>
+    </w:p>
+    <w:p>
+      <w:r>
+        <w:rPr>
+          <w:rFonts w:ascii="Calibri" w:hAnsi="Calibri"/>
+          <w:b w:val="0"/>
+          <w:color w:val="000000"/>
+          <w:sz w:val="22"/>
+        </w:rPr>
+        <w:t>(50 cells x 6 algorithms: AFAP, Round Robin, 3 TD3 seeds, RandomPolicy),</w:t>
+      </w:r>
+    </w:p>
+    <w:p>
+      <w:r>
+        <w:rPr>
+          <w:rFonts w:ascii="Calibri" w:hAnsi="Calibri"/>
+          <w:b w:val="0"/>
+          <w:color w:val="000000"/>
+          <w:sz w:val="22"/>
+        </w:rPr>
+        <w:t>not 100 (which is what the old, broken filter would have returned). Also</w:t>
+      </w:r>
+    </w:p>
+    <w:p>
+      <w:r>
+        <w:rPr>
+          <w:rFonts w:ascii="Calibri" w:hAnsi="Calibri"/>
+          <w:b w:val="0"/>
+          <w:color w:val="000000"/>
+          <w:sz w:val="22"/>
+        </w:rPr>
+        <w:t>confirmed this change does NOT affect</w:t>
+      </w:r>
+    </w:p>
+    <w:p>
       <w:r>
         <w:rPr>
           <w:rFonts w:ascii="Consolas" w:hAnsi="Consolas"/>
@@ -13117,49 +13321,27 @@
           <w:color w:val="000000"/>
           <w:sz w:val="20"/>
         </w:rPr>
-        <w:t>f04_distributions</w:t>
-      </w:r>
-      <w:r>
-        <w:rPr>
-          <w:rFonts w:ascii="Calibri" w:hAnsi="Calibri"/>
-          <w:b w:val="0"/>
-          <w:color w:val="000000"/>
-          <w:sz w:val="22"/>
-        </w:rPr>
-        <w:t>: x-axis labels overlapped</w:t>
-      </w:r>
-    </w:p>
-    <w:p>
-      <w:r>
-        <w:rPr>
-          <w:rFonts w:ascii="Calibri" w:hAnsi="Calibri"/>
-          <w:b w:val="0"/>
-          <w:color w:val="000000"/>
-          <w:sz w:val="22"/>
-        </w:rPr>
-        <w:t xml:space="preserve">   into an unreadable run-on string.** 6 algorithm names (AFAP, Round</w:t>
-      </w:r>
-    </w:p>
-    <w:p>
-      <w:r>
-        <w:rPr>
-          <w:rFonts w:ascii="Calibri" w:hAnsi="Calibri"/>
-          <w:b w:val="0"/>
-          <w:color w:val="000000"/>
-          <w:sz w:val="22"/>
-        </w:rPr>
-        <w:t xml:space="preserve">   Robin, 3 TD3 seeds, RandomPolicy) at a font size and figure width sized</w:t>
-      </w:r>
-    </w:p>
-    <w:p>
-      <w:r>
-        <w:rPr>
-          <w:rFonts w:ascii="Calibri" w:hAnsi="Calibri"/>
-          <w:b w:val="0"/>
-          <w:color w:val="000000"/>
-          <w:sz w:val="22"/>
-        </w:rPr>
-        <w:t xml:space="preserve">   for 2. Fixed with rotated labels (</w:t>
+        <w:t>scripts/measure_degradation_by_ambient.py</w:t>
+      </w:r>
+      <w:r>
+        <w:rPr>
+          <w:rFonts w:ascii="Calibri" w:hAnsi="Calibri"/>
+          <w:b w:val="0"/>
+          <w:color w:val="000000"/>
+          <w:sz w:val="22"/>
+        </w:rPr>
+        <w:t>, which has its own independent</w:t>
+      </w:r>
+    </w:p>
+    <w:p>
+      <w:r>
+        <w:rPr>
+          <w:rFonts w:ascii="Calibri" w:hAnsi="Calibri"/>
+          <w:b w:val="0"/>
+          <w:color w:val="000000"/>
+          <w:sz w:val="22"/>
+        </w:rPr>
+        <w:t xml:space="preserve">inline </w:t>
       </w:r>
       <w:r>
         <w:rPr>
@@ -13168,27 +13350,16 @@
           <w:color w:val="000000"/>
           <w:sz w:val="20"/>
         </w:rPr>
-        <w:t>f02</w:t>
-      </w:r>
-      <w:r>
-        <w:rPr>
-          <w:rFonts w:ascii="Calibri" w:hAnsi="Calibri"/>
-          <w:b w:val="0"/>
-          <w:color w:val="000000"/>
-          <w:sz w:val="22"/>
-        </w:rPr>
-        <w:t>) and rotated labels plus a</w:t>
-      </w:r>
-    </w:p>
-    <w:p>
-      <w:r>
-        <w:rPr>
-          <w:rFonts w:ascii="Calibri" w:hAnsi="Calibri"/>
-          <w:b w:val="0"/>
-          <w:color w:val="000000"/>
-          <w:sz w:val="22"/>
-        </w:rPr>
-        <w:t xml:space="preserve">   width that scales with algorithm count (</w:t>
+        <w:t>notes == ""</w:t>
+      </w:r>
+      <w:r>
+        <w:rPr>
+          <w:rFonts w:ascii="Calibri" w:hAnsi="Calibri"/>
+          <w:b w:val="0"/>
+          <w:color w:val="000000"/>
+          <w:sz w:val="22"/>
+        </w:rPr>
+        <w:t xml:space="preserve"> filter, not a call into </w:t>
       </w:r>
       <w:r>
         <w:rPr>
@@ -13197,501 +13368,27 @@
           <w:color w:val="000000"/>
           <w:sz w:val="20"/>
         </w:rPr>
-        <w:t>f04</w:t>
-      </w:r>
-      <w:r>
-        <w:rPr>
-          <w:rFonts w:ascii="Calibri" w:hAnsi="Calibri"/>
-          <w:b w:val="0"/>
-          <w:color w:val="000000"/>
-          <w:sz w:val="22"/>
-        </w:rPr>
-        <w:t>, `figsize=(max(6, 1.3 *</w:t>
-      </w:r>
-    </w:p>
-    <w:p>
-      <w:r>
-        <w:rPr>
-          <w:rFonts w:ascii="Calibri" w:hAnsi="Calibri"/>
-          <w:b w:val="0"/>
-          <w:color w:val="000000"/>
-          <w:sz w:val="22"/>
-        </w:rPr>
-        <w:t xml:space="preserve">   len(algos)), 4.5)`).</w:t>
-      </w:r>
-    </w:p>
-    <w:p>
-      <w:r>
-        <w:rPr>
-          <w:rFonts w:ascii="Calibri" w:hAnsi="Calibri"/>
-          <w:b w:val="0"/>
-          <w:color w:val="000000"/>
-          <w:sz w:val="22"/>
-        </w:rPr>
-        <w:t>3. **</w:t>
-      </w:r>
-      <w:r>
-        <w:rPr>
-          <w:rFonts w:ascii="Consolas" w:hAnsi="Consolas"/>
-          <w:b w:val="0"/>
-          <w:color w:val="000000"/>
-          <w:sz w:val="20"/>
-        </w:rPr>
-        <w:t>f05_vs_baseline</w:t>
-      </w:r>
-      <w:r>
-        <w:rPr>
-          <w:rFonts w:ascii="Calibri" w:hAnsi="Calibri"/>
-          <w:b w:val="0"/>
-          <w:color w:val="000000"/>
-          <w:sz w:val="22"/>
-        </w:rPr>
-        <w:t>: title text was clipped at the figure's right</w:t>
-      </w:r>
-    </w:p>
-    <w:p>
-      <w:r>
-        <w:rPr>
-          <w:rFonts w:ascii="Calibri" w:hAnsi="Calibri"/>
-          <w:b w:val="0"/>
-          <w:color w:val="000000"/>
-          <w:sz w:val="22"/>
-        </w:rPr>
-        <w:t xml:space="preserve">   edge**, and had large, ever-growing wasted top/bottom margins. Same</w:t>
-      </w:r>
-    </w:p>
-    <w:p>
-      <w:r>
-        <w:rPr>
-          <w:rFonts w:ascii="Calibri" w:hAnsi="Calibri"/>
-          <w:b w:val="0"/>
-          <w:color w:val="000000"/>
-          <w:sz w:val="22"/>
-        </w:rPr>
-        <w:t xml:space="preserve">   underlying failure mode as Week 2's title-cutoff bug, different</w:t>
-      </w:r>
-    </w:p>
-    <w:p>
-      <w:r>
-        <w:rPr>
-          <w:rFonts w:ascii="Calibri" w:hAnsi="Calibri"/>
-          <w:b w:val="0"/>
-          <w:color w:val="000000"/>
-          <w:sz w:val="22"/>
-        </w:rPr>
-        <w:t xml:space="preserve">   trigger -- Week 2's fix (widen the figure) doesn't generalize, because</w:t>
-      </w:r>
-    </w:p>
-    <w:p>
-      <w:r>
-        <w:rPr>
-          <w:rFonts w:ascii="Calibri" w:hAnsi="Calibri"/>
-          <w:b w:val="0"/>
-          <w:color w:val="000000"/>
-          <w:sz w:val="22"/>
-        </w:rPr>
-        <w:t xml:space="preserve">   this time the title itself grew (it enumerated 5 algorithm names</w:t>
-      </w:r>
-    </w:p>
-    <w:p>
-      <w:r>
-        <w:rPr>
-          <w:rFonts w:ascii="Calibri" w:hAnsi="Calibri"/>
-          <w:b w:val="0"/>
-          <w:color w:val="000000"/>
-          <w:sz w:val="22"/>
-        </w:rPr>
-        <w:t xml:space="preserve">   instead of 1) while </w:t>
-      </w:r>
-      <w:r>
-        <w:rPr>
-          <w:rFonts w:ascii="Consolas" w:hAnsi="Consolas"/>
-          <w:b w:val="0"/>
-          <w:color w:val="000000"/>
-          <w:sz w:val="20"/>
-        </w:rPr>
-        <w:t>fig.subplots_adjust</w:t>
-      </w:r>
-      <w:r>
-        <w:rPr>
-          <w:rFonts w:ascii="Calibri" w:hAnsi="Calibri"/>
-          <w:b w:val="0"/>
-          <w:color w:val="000000"/>
-          <w:sz w:val="22"/>
-        </w:rPr>
-        <w:t>'s margins were fixed</w:t>
-      </w:r>
-    </w:p>
-    <w:p>
-      <w:r>
-        <w:rPr>
-          <w:rFonts w:ascii="Calibri" w:hAnsi="Calibri"/>
-          <w:b w:val="0"/>
-          <w:color w:val="000000"/>
-          <w:sz w:val="22"/>
-        </w:rPr>
-        <w:t xml:space="preserve">   FRACTIONS of a figure whose height now scales with algorithm count (25</w:t>
-      </w:r>
-    </w:p>
-    <w:p>
-      <w:r>
-        <w:rPr>
-          <w:rFonts w:ascii="Calibri" w:hAnsi="Calibri"/>
-          <w:b w:val="0"/>
-          <w:color w:val="000000"/>
-          <w:sz w:val="22"/>
-        </w:rPr>
-        <w:t xml:space="preserve">   rows instead of 5), so 15% of a much taller figure is a much larger</w:t>
-      </w:r>
-    </w:p>
-    <w:p>
-      <w:r>
-        <w:rPr>
-          <w:rFonts w:ascii="Calibri" w:hAnsi="Calibri"/>
-          <w:b w:val="0"/>
-          <w:color w:val="000000"/>
-          <w:sz w:val="22"/>
-        </w:rPr>
-        <w:t xml:space="preserve">   absolute blank margin. Fixed two ways: the title no longer enumerates</w:t>
-      </w:r>
-    </w:p>
-    <w:p>
-      <w:r>
-        <w:rPr>
-          <w:rFonts w:ascii="Calibri" w:hAnsi="Calibri"/>
-          <w:b w:val="0"/>
-          <w:color w:val="000000"/>
-          <w:sz w:val="22"/>
-        </w:rPr>
-        <w:t xml:space="preserve">   every algorithm by name (the per-row y-axis labels already carry</w:t>
-      </w:r>
-    </w:p>
-    <w:p>
-      <w:r>
-        <w:rPr>
-          <w:rFonts w:ascii="Calibri" w:hAnsi="Calibri"/>
-          <w:b w:val="0"/>
-          <w:color w:val="000000"/>
-          <w:sz w:val="22"/>
-        </w:rPr>
-        <w:t xml:space="preserve">   </w:t>
-      </w:r>
-      <w:r>
-        <w:rPr>
-          <w:rFonts w:ascii="Consolas" w:hAnsi="Consolas"/>
-          <w:b w:val="0"/>
-          <w:color w:val="000000"/>
-          <w:sz w:val="20"/>
-        </w:rPr>
-        <w:t>(algorithm)</w:t>
-      </w:r>
-      <w:r>
-        <w:rPr>
-          <w:rFonts w:ascii="Calibri" w:hAnsi="Calibri"/>
-          <w:b w:val="0"/>
-          <w:color w:val="000000"/>
-          <w:sz w:val="22"/>
-        </w:rPr>
-        <w:t xml:space="preserve"> whenever more than one non-baseline algorithm is</w:t>
-      </w:r>
-    </w:p>
-    <w:p>
-      <w:r>
-        <w:rPr>
-          <w:rFonts w:ascii="Calibri" w:hAnsi="Calibri"/>
-          <w:b w:val="0"/>
-          <w:color w:val="000000"/>
-          <w:sz w:val="22"/>
-        </w:rPr>
-        <w:t xml:space="preserve">   present, making the title's list redundant), and margins are now fixed</w:t>
-      </w:r>
-    </w:p>
-    <w:p>
-      <w:r>
-        <w:rPr>
-          <w:rFonts w:ascii="Calibri" w:hAnsi="Calibri"/>
-          <w:b w:val="0"/>
-          <w:color w:val="000000"/>
-          <w:sz w:val="22"/>
-        </w:rPr>
-        <w:t xml:space="preserve">   INCHES (converted to a fraction of the actual figure height at</w:t>
-      </w:r>
-    </w:p>
-    <w:p>
-      <w:r>
-        <w:rPr>
-          <w:rFonts w:ascii="Calibri" w:hAnsi="Calibri"/>
-          <w:b w:val="0"/>
-          <w:color w:val="000000"/>
-          <w:sz w:val="22"/>
-        </w:rPr>
-        <w:t xml:space="preserve">   creation time), not fixed fractions.</w:t>
-      </w:r>
-    </w:p>
-    <w:p>
-      <w:r>
-        <w:rPr>
-          <w:rFonts w:ascii="Calibri" w:hAnsi="Calibri"/>
-          <w:b w:val="0"/>
-          <w:color w:val="000000"/>
-          <w:sz w:val="22"/>
-        </w:rPr>
-        <w:t>4. **</w:t>
-      </w:r>
-      <w:r>
-        <w:rPr>
-          <w:rFonts w:ascii="Consolas" w:hAnsi="Consolas"/>
-          <w:b w:val="0"/>
-          <w:color w:val="000000"/>
-          <w:sz w:val="20"/>
-        </w:rPr>
-        <w:t>f06_size_sensitivity</w:t>
-      </w:r>
-      <w:r>
-        <w:rPr>
-          <w:rFonts w:ascii="Calibri" w:hAnsi="Calibri"/>
-          <w:b w:val="0"/>
-          <w:color w:val="000000"/>
-          <w:sz w:val="22"/>
-        </w:rPr>
-        <w:t>: TD3/RandomPolicy appeared as disconnected</w:t>
-      </w:r>
-    </w:p>
-    <w:p>
-      <w:r>
-        <w:rPr>
-          <w:rFonts w:ascii="Calibri" w:hAnsi="Calibri"/>
-          <w:b w:val="0"/>
-          <w:color w:val="000000"/>
-          <w:sz w:val="22"/>
-        </w:rPr>
-        <w:t xml:space="preserve">   single dots at the 8-port reference point only.** They were never run</w:t>
-      </w:r>
-    </w:p>
-    <w:p>
-      <w:r>
-        <w:rPr>
-          <w:rFonts w:ascii="Calibri" w:hAnsi="Calibri"/>
-          <w:b w:val="0"/>
-          <w:color w:val="000000"/>
-          <w:sz w:val="22"/>
-        </w:rPr>
-        <w:t xml:space="preserve">   across the station-size sweep -- a declared Week 3 scope limitation</w:t>
-      </w:r>
-    </w:p>
-    <w:p>
-      <w:r>
-        <w:rPr>
-          <w:rFonts w:ascii="Calibri" w:hAnsi="Calibri"/>
-          <w:b w:val="0"/>
-          <w:color w:val="000000"/>
-          <w:sz w:val="22"/>
-        </w:rPr>
-        <w:t xml:space="preserve">   (the CPU budget didn't cover training across sizes too) -- so plotting</w:t>
-      </w:r>
-    </w:p>
-    <w:p>
-      <w:r>
-        <w:rPr>
-          <w:rFonts w:ascii="Calibri" w:hAnsi="Calibri"/>
-          <w:b w:val="0"/>
-          <w:color w:val="000000"/>
-          <w:sz w:val="22"/>
-        </w:rPr>
-        <w:t xml:space="preserve">   them on a "sensitivity vs. port count" figure implied a size trend that</w:t>
-      </w:r>
-    </w:p>
-    <w:p>
-      <w:r>
-        <w:rPr>
-          <w:rFonts w:ascii="Calibri" w:hAnsi="Calibri"/>
-          <w:b w:val="0"/>
-          <w:color w:val="000000"/>
-          <w:sz w:val="22"/>
-        </w:rPr>
-        <w:t xml:space="preserve">   doesn't exist. Fixed by restricting this figure to algorithms actually</w:t>
-      </w:r>
-    </w:p>
-    <w:p>
-      <w:r>
-        <w:rPr>
-          <w:rFonts w:ascii="Calibri" w:hAnsi="Calibri"/>
-          <w:b w:val="0"/>
-          <w:color w:val="000000"/>
-          <w:sz w:val="22"/>
-        </w:rPr>
-        <w:t xml:space="preserve">   present on a non-reference sweep config (</w:t>
-      </w:r>
-      <w:r>
-        <w:rPr>
-          <w:rFonts w:ascii="Consolas" w:hAnsi="Consolas"/>
-          <w:b w:val="0"/>
-          <w:color w:val="000000"/>
-          <w:sz w:val="20"/>
-        </w:rPr>
-        <w:t>station_n02_tx100</w:t>
-      </w:r>
-      <w:r>
-        <w:rPr>
-          <w:rFonts w:ascii="Calibri" w:hAnsi="Calibri"/>
-          <w:b w:val="0"/>
-          <w:color w:val="000000"/>
-          <w:sz w:val="22"/>
-        </w:rPr>
-        <w:t>), which</w:t>
-      </w:r>
-    </w:p>
-    <w:p>
-      <w:r>
-        <w:rPr>
-          <w:rFonts w:ascii="Calibri" w:hAnsi="Calibri"/>
-          <w:b w:val="0"/>
-          <w:color w:val="000000"/>
-          <w:sz w:val="22"/>
-        </w:rPr>
-        <w:t xml:space="preserve">   naturally excludes TD3/RandomPolicy without hardcoding their names --</w:t>
-      </w:r>
-    </w:p>
-    <w:p>
-      <w:r>
-        <w:rPr>
-          <w:rFonts w:ascii="Calibri" w:hAnsi="Calibri"/>
-          <w:b w:val="0"/>
-          <w:color w:val="000000"/>
-          <w:sz w:val="22"/>
-        </w:rPr>
-        <w:t xml:space="preserve">   any future algorithm that similarly skips the size sweep is</w:t>
-      </w:r>
-    </w:p>
-    <w:p>
-      <w:r>
-        <w:rPr>
-          <w:rFonts w:ascii="Calibri" w:hAnsi="Calibri"/>
-          <w:b w:val="0"/>
-          <w:color w:val="000000"/>
-          <w:sz w:val="22"/>
-        </w:rPr>
-        <w:t xml:space="preserve">   automatically excluded too.</w:t>
-      </w:r>
-    </w:p>
-    <w:p>
-      <w:r>
-        <w:rPr>
-          <w:rFonts w:ascii="Calibri" w:hAnsi="Calibri"/>
-          <w:b/>
-          <w:color w:val="000000"/>
-          <w:sz w:val="22"/>
-        </w:rPr>
-        <w:t>Walkthrough (bug 3, the most involved fix):</w:t>
-      </w:r>
-      <w:r>
-        <w:rPr>
-          <w:rFonts w:ascii="Calibri" w:hAnsi="Calibri"/>
-          <w:b w:val="0"/>
-          <w:color w:val="000000"/>
-          <w:sz w:val="22"/>
-        </w:rPr>
-        <w:t xml:space="preserve"> the fix computes</w:t>
-      </w:r>
-    </w:p>
-    <w:p>
-      <w:r>
-        <w:rPr>
-          <w:rFonts w:ascii="Consolas" w:hAnsi="Consolas"/>
-          <w:b w:val="0"/>
-          <w:color w:val="000000"/>
-          <w:sz w:val="20"/>
-        </w:rPr>
-        <w:t>top_margin_in</w:t>
-      </w:r>
-      <w:r>
-        <w:rPr>
-          <w:rFonts w:ascii="Calibri" w:hAnsi="Calibri"/>
-          <w:b w:val="0"/>
-          <w:color w:val="000000"/>
-          <w:sz w:val="22"/>
-        </w:rPr>
-        <w:t>/</w:t>
-      </w:r>
-      <w:r>
-        <w:rPr>
-          <w:rFonts w:ascii="Consolas" w:hAnsi="Consolas"/>
-          <w:b w:val="0"/>
-          <w:color w:val="000000"/>
-          <w:sz w:val="20"/>
-        </w:rPr>
-        <w:t>bottom_margin_in</w:t>
-      </w:r>
-      <w:r>
-        <w:rPr>
-          <w:rFonts w:ascii="Calibri" w:hAnsi="Calibri"/>
-          <w:b w:val="0"/>
-          <w:color w:val="000000"/>
-          <w:sz w:val="22"/>
-        </w:rPr>
-        <w:t xml:space="preserve"> as fixed inch quantities (0.7in/0.6in)</w:t>
-      </w:r>
-    </w:p>
-    <w:p>
-      <w:r>
-        <w:rPr>
-          <w:rFonts w:ascii="Calibri" w:hAnsi="Calibri"/>
-          <w:b w:val="0"/>
-          <w:color w:val="000000"/>
-          <w:sz w:val="22"/>
-        </w:rPr>
-        <w:t>and converts them to `fig.subplots_adjust(top=1 - top_margin_in /</w:t>
-      </w:r>
-    </w:p>
-    <w:p>
-      <w:r>
-        <w:rPr>
-          <w:rFonts w:ascii="Calibri" w:hAnsi="Calibri"/>
-          <w:b w:val="0"/>
-          <w:color w:val="000000"/>
-          <w:sz w:val="22"/>
-        </w:rPr>
-        <w:t>fig_height, bottom=bottom_margin_in / fig_height)</w:t>
-      </w:r>
-      <w:r>
-        <w:rPr>
-          <w:rFonts w:ascii="Consolas" w:hAnsi="Consolas"/>
-          <w:b w:val="0"/>
-          <w:color w:val="000000"/>
-          <w:sz w:val="20"/>
-        </w:rPr>
-        <w:t xml:space="preserve"> at the point </w:t>
-      </w:r>
-      <w:r>
-        <w:rPr>
-          <w:rFonts w:ascii="Calibri" w:hAnsi="Calibri"/>
-          <w:b w:val="0"/>
-          <w:color w:val="000000"/>
-          <w:sz w:val="22"/>
-        </w:rPr>
-        <w:t>fig_height`</w:t>
-      </w:r>
-    </w:p>
-    <w:p>
-      <w:r>
-        <w:rPr>
-          <w:rFonts w:ascii="Calibri" w:hAnsi="Calibri"/>
-          <w:b w:val="0"/>
-          <w:color w:val="000000"/>
-          <w:sz w:val="22"/>
-        </w:rPr>
-        <w:t>is actually known -- so the absolute blank space stays roughly constant</w:t>
-      </w:r>
-    </w:p>
-    <w:p>
-      <w:r>
-        <w:rPr>
-          <w:rFonts w:ascii="Calibri" w:hAnsi="Calibri"/>
-          <w:b w:val="0"/>
-          <w:color w:val="000000"/>
-          <w:sz w:val="22"/>
-        </w:rPr>
-        <w:t>whether the figure has 5 rows or 25.</w:t>
+        <w:t>main_grid_rows</w:t>
+      </w:r>
+      <w:r>
+        <w:rPr>
+          <w:rFonts w:ascii="Calibri" w:hAnsi="Calibri"/>
+          <w:b w:val="0"/>
+          <w:color w:val="000000"/>
+          <w:sz w:val="22"/>
+        </w:rPr>
+        <w:t xml:space="preserve"> -- so Week</w:t>
+      </w:r>
+    </w:p>
+    <w:p>
+      <w:r>
+        <w:rPr>
+          <w:rFonts w:ascii="Calibri" w:hAnsi="Calibri"/>
+          <w:b w:val="0"/>
+          <w:color w:val="000000"/>
+          <w:sz w:val="22"/>
+        </w:rPr>
+        <w:t>2's degradation-by-ambient results are unaffected by this contract change.</w:t>
       </w:r>
     </w:p>
     <w:p>
@@ -13705,6 +13402,2181 @@
           <w:color w:val="000000"/>
           <w:sz w:val="24"/>
         </w:rPr>
+        <w:t>`ev2gym_thesis/figures.py` -- `total_reward` guardrail (Entregable 3) and `ALGORITHM_STYLE` additions</w:t>
+      </w:r>
+    </w:p>
+    <w:p>
+      <w:r>
+        <w:rPr>
+          <w:rFonts w:ascii="Calibri" w:hAnsi="Calibri"/>
+          <w:b/>
+          <w:color w:val="000000"/>
+          <w:sz w:val="22"/>
+        </w:rPr>
+        <w:t>Location:</w:t>
+      </w:r>
+      <w:r>
+        <w:rPr>
+          <w:rFonts w:ascii="Calibri" w:hAnsi="Calibri"/>
+          <w:b w:val="0"/>
+          <w:color w:val="000000"/>
+          <w:sz w:val="22"/>
+        </w:rPr>
+        <w:t xml:space="preserve"> </w:t>
+      </w:r>
+      <w:r>
+        <w:rPr>
+          <w:rFonts w:ascii="Consolas" w:hAnsi="Consolas"/>
+          <w:b w:val="0"/>
+          <w:color w:val="000000"/>
+          <w:sz w:val="20"/>
+        </w:rPr>
+        <w:t>ev2gym_thesis/figures.py</w:t>
+      </w:r>
+      <w:r>
+        <w:rPr>
+          <w:rFonts w:ascii="Calibri" w:hAnsi="Calibri"/>
+          <w:b w:val="0"/>
+          <w:color w:val="000000"/>
+          <w:sz w:val="22"/>
+        </w:rPr>
+        <w:t>, the same Week 2 module that</w:t>
+      </w:r>
+    </w:p>
+    <w:p>
+      <w:r>
+        <w:rPr>
+          <w:rFonts w:ascii="Calibri" w:hAnsi="Calibri"/>
+          <w:b w:val="0"/>
+          <w:color w:val="000000"/>
+          <w:sz w:val="22"/>
+        </w:rPr>
+        <w:t xml:space="preserve">already holds </w:t>
+      </w:r>
+      <w:r>
+        <w:rPr>
+          <w:rFonts w:ascii="Consolas" w:hAnsi="Consolas"/>
+          <w:b w:val="0"/>
+          <w:color w:val="000000"/>
+          <w:sz w:val="20"/>
+        </w:rPr>
+        <w:t>ALGORITHM_STYLE</w:t>
+      </w:r>
+      <w:r>
+        <w:rPr>
+          <w:rFonts w:ascii="Calibri" w:hAnsi="Calibri"/>
+          <w:b w:val="0"/>
+          <w:color w:val="000000"/>
+          <w:sz w:val="22"/>
+        </w:rPr>
+        <w:t>/</w:t>
+      </w:r>
+      <w:r>
+        <w:rPr>
+          <w:rFonts w:ascii="Consolas" w:hAnsi="Consolas"/>
+          <w:b w:val="0"/>
+          <w:color w:val="000000"/>
+          <w:sz w:val="20"/>
+        </w:rPr>
+        <w:t>write_caption</w:t>
+      </w:r>
+      <w:r>
+        <w:rPr>
+          <w:rFonts w:ascii="Calibri" w:hAnsi="Calibri"/>
+          <w:b w:val="0"/>
+          <w:color w:val="000000"/>
+          <w:sz w:val="22"/>
+        </w:rPr>
+        <w:t>.</w:t>
+      </w:r>
+    </w:p>
+    <w:p>
+      <w:r>
+        <w:rPr>
+          <w:rFonts w:ascii="Calibri" w:hAnsi="Calibri"/>
+          <w:b/>
+          <w:color w:val="000000"/>
+          <w:sz w:val="22"/>
+        </w:rPr>
+        <w:t>Purpose:</w:t>
+      </w:r>
+      <w:r>
+        <w:rPr>
+          <w:rFonts w:ascii="Calibri" w:hAnsi="Calibri"/>
+          <w:b w:val="0"/>
+          <w:color w:val="000000"/>
+          <w:sz w:val="22"/>
+        </w:rPr>
+        <w:t xml:space="preserve"> Weeks 1-2's heuristic rows and Week 3's RL rows do not share</w:t>
+      </w:r>
+    </w:p>
+    <w:p>
+      <w:r>
+        <w:rPr>
+          <w:rFonts w:ascii="Calibri" w:hAnsi="Calibri"/>
+          <w:b w:val="0"/>
+          <w:color w:val="000000"/>
+          <w:sz w:val="22"/>
+        </w:rPr>
+        <w:t>a reward function (AFAP/Round Robin used the environment's default,</w:t>
+      </w:r>
+    </w:p>
+    <w:p>
+      <w:r>
+        <w:rPr>
+          <w:rFonts w:ascii="Calibri" w:hAnsi="Calibri"/>
+          <w:b w:val="0"/>
+          <w:color w:val="000000"/>
+          <w:sz w:val="22"/>
+        </w:rPr>
+        <w:t xml:space="preserve">TD3/RandomPolicy used </w:t>
+      </w:r>
+      <w:r>
+        <w:rPr>
+          <w:rFonts w:ascii="Consolas" w:hAnsi="Consolas"/>
+          <w:b w:val="0"/>
+          <w:color w:val="000000"/>
+          <w:sz w:val="20"/>
+        </w:rPr>
+        <w:t>SqTrError_TrPenalty_UserIncentives</w:t>
+      </w:r>
+      <w:r>
+        <w:rPr>
+          <w:rFonts w:ascii="Calibri" w:hAnsi="Calibri"/>
+          <w:b w:val="0"/>
+          <w:color w:val="000000"/>
+          <w:sz w:val="22"/>
+        </w:rPr>
+        <w:t>), so</w:t>
+      </w:r>
+    </w:p>
+    <w:p>
+      <w:r>
+        <w:rPr>
+          <w:rFonts w:ascii="Consolas" w:hAnsi="Consolas"/>
+          <w:b w:val="0"/>
+          <w:color w:val="000000"/>
+          <w:sz w:val="20"/>
+        </w:rPr>
+        <w:t>total_reward</w:t>
+      </w:r>
+      <w:r>
+        <w:rPr>
+          <w:rFonts w:ascii="Calibri" w:hAnsi="Calibri"/>
+          <w:b w:val="0"/>
+          <w:color w:val="000000"/>
+          <w:sz w:val="22"/>
+        </w:rPr>
+        <w:t xml:space="preserve"> is not a comparable quantity between them -- comparing it</w:t>
+      </w:r>
+    </w:p>
+    <w:p>
+      <w:r>
+        <w:rPr>
+          <w:rFonts w:ascii="Calibri" w:hAnsi="Calibri"/>
+          <w:b w:val="0"/>
+          <w:color w:val="000000"/>
+          <w:sz w:val="22"/>
+        </w:rPr>
+        <w:t>anyway would silently plot apples against oranges under one shared axis</w:t>
+      </w:r>
+    </w:p>
+    <w:p>
+      <w:r>
+        <w:rPr>
+          <w:rFonts w:ascii="Calibri" w:hAnsi="Calibri"/>
+          <w:b w:val="0"/>
+          <w:color w:val="000000"/>
+          <w:sz w:val="22"/>
+        </w:rPr>
+        <w:t>label.</w:t>
+      </w:r>
+    </w:p>
+    <w:p>
+      <w:r>
+        <w:rPr>
+          <w:rFonts w:ascii="Calibri" w:hAnsi="Calibri"/>
+          <w:b w:val="0"/>
+          <w:color w:val="000000"/>
+          <w:sz w:val="22"/>
+        </w:rPr>
+        <w:t>**Design decision -- a guardrail function called at the top of every</w:t>
+      </w:r>
+    </w:p>
+    <w:p>
+      <w:r>
+        <w:rPr>
+          <w:rFonts w:ascii="Calibri" w:hAnsi="Calibri"/>
+          <w:b w:val="0"/>
+          <w:color w:val="000000"/>
+          <w:sz w:val="22"/>
+        </w:rPr>
+        <w:t>per-metric plotting loop, not a one-time check:** rejected relying on</w:t>
+      </w:r>
+    </w:p>
+    <w:p>
+      <w:r>
+        <w:rPr>
+          <w:rFonts w:ascii="Calibri" w:hAnsi="Calibri"/>
+          <w:b w:val="0"/>
+          <w:color w:val="000000"/>
+          <w:sz w:val="22"/>
+        </w:rPr>
+        <w:t xml:space="preserve">remembering not to add </w:t>
+      </w:r>
+      <w:r>
+        <w:rPr>
+          <w:rFonts w:ascii="Consolas" w:hAnsi="Consolas"/>
+          <w:b w:val="0"/>
+          <w:color w:val="000000"/>
+          <w:sz w:val="20"/>
+        </w:rPr>
+        <w:t>total_reward</w:t>
+      </w:r>
+      <w:r>
+        <w:rPr>
+          <w:rFonts w:ascii="Calibri" w:hAnsi="Calibri"/>
+          <w:b w:val="0"/>
+          <w:color w:val="000000"/>
+          <w:sz w:val="22"/>
+        </w:rPr>
+        <w:t xml:space="preserve"> to </w:t>
+      </w:r>
+      <w:r>
+        <w:rPr>
+          <w:rFonts w:ascii="Consolas" w:hAnsi="Consolas"/>
+          <w:b w:val="0"/>
+          <w:color w:val="000000"/>
+          <w:sz w:val="20"/>
+        </w:rPr>
+        <w:t>METRICS_FOR_BARS</w:t>
+      </w:r>
+      <w:r>
+        <w:rPr>
+          <w:rFonts w:ascii="Calibri" w:hAnsi="Calibri"/>
+          <w:b w:val="0"/>
+          <w:color w:val="000000"/>
+          <w:sz w:val="22"/>
+        </w:rPr>
+        <w:t>. Chosen: a</w:t>
+      </w:r>
+    </w:p>
+    <w:p>
+      <w:r>
+        <w:rPr>
+          <w:rFonts w:ascii="Calibri" w:hAnsi="Calibri"/>
+          <w:b w:val="0"/>
+          <w:color w:val="000000"/>
+          <w:sz w:val="22"/>
+        </w:rPr>
+        <w:t xml:space="preserve">function that no-ops for every metric except </w:t>
+      </w:r>
+      <w:r>
+        <w:rPr>
+          <w:rFonts w:ascii="Consolas" w:hAnsi="Consolas"/>
+          <w:b w:val="0"/>
+          <w:color w:val="000000"/>
+          <w:sz w:val="20"/>
+        </w:rPr>
+        <w:t>total_reward</w:t>
+      </w:r>
+      <w:r>
+        <w:rPr>
+          <w:rFonts w:ascii="Calibri" w:hAnsi="Calibri"/>
+          <w:b w:val="0"/>
+          <w:color w:val="000000"/>
+          <w:sz w:val="22"/>
+        </w:rPr>
+        <w:t>, and raises if</w:t>
+      </w:r>
+    </w:p>
+    <w:p>
+      <w:r>
+        <w:rPr>
+          <w:rFonts w:ascii="Consolas" w:hAnsi="Consolas"/>
+          <w:b w:val="0"/>
+          <w:color w:val="000000"/>
+          <w:sz w:val="20"/>
+        </w:rPr>
+        <w:t>total_reward</w:t>
+      </w:r>
+      <w:r>
+        <w:rPr>
+          <w:rFonts w:ascii="Calibri" w:hAnsi="Calibri"/>
+          <w:b w:val="0"/>
+          <w:color w:val="000000"/>
+          <w:sz w:val="22"/>
+        </w:rPr>
+        <w:t xml:space="preserve"> rows mix reward functions, wired into</w:t>
+      </w:r>
+    </w:p>
+    <w:p>
+      <w:r>
+        <w:rPr>
+          <w:rFonts w:ascii="Consolas" w:hAnsi="Consolas"/>
+          <w:b w:val="0"/>
+          <w:color w:val="000000"/>
+          <w:sz w:val="20"/>
+        </w:rPr>
+        <w:t>scripts/make_figures.py</w:t>
+      </w:r>
+      <w:r>
+        <w:rPr>
+          <w:rFonts w:ascii="Calibri" w:hAnsi="Calibri"/>
+          <w:b w:val="0"/>
+          <w:color w:val="000000"/>
+          <w:sz w:val="22"/>
+        </w:rPr>
+        <w:t xml:space="preserve">'s </w:t>
+      </w:r>
+      <w:r>
+        <w:rPr>
+          <w:rFonts w:ascii="Consolas" w:hAnsi="Consolas"/>
+          <w:b w:val="0"/>
+          <w:color w:val="000000"/>
+          <w:sz w:val="20"/>
+        </w:rPr>
+        <w:t>f02</w:t>
+      </w:r>
+      <w:r>
+        <w:rPr>
+          <w:rFonts w:ascii="Calibri" w:hAnsi="Calibri"/>
+          <w:b w:val="0"/>
+          <w:color w:val="000000"/>
+          <w:sz w:val="22"/>
+        </w:rPr>
+        <w:t>/</w:t>
+      </w:r>
+      <w:r>
+        <w:rPr>
+          <w:rFonts w:ascii="Consolas" w:hAnsi="Consolas"/>
+          <w:b w:val="0"/>
+          <w:color w:val="000000"/>
+          <w:sz w:val="20"/>
+        </w:rPr>
+        <w:t>f05</w:t>
+      </w:r>
+      <w:r>
+        <w:rPr>
+          <w:rFonts w:ascii="Calibri" w:hAnsi="Calibri"/>
+          <w:b w:val="0"/>
+          <w:color w:val="000000"/>
+          <w:sz w:val="22"/>
+        </w:rPr>
+        <w:t>/</w:t>
+      </w:r>
+      <w:r>
+        <w:rPr>
+          <w:rFonts w:ascii="Consolas" w:hAnsi="Consolas"/>
+          <w:b w:val="0"/>
+          <w:color w:val="000000"/>
+          <w:sz w:val="20"/>
+        </w:rPr>
+        <w:t>f07</w:t>
+      </w:r>
+      <w:r>
+        <w:rPr>
+          <w:rFonts w:ascii="Calibri" w:hAnsi="Calibri"/>
+          <w:b w:val="0"/>
+          <w:color w:val="000000"/>
+          <w:sz w:val="22"/>
+        </w:rPr>
+        <w:t xml:space="preserve"> per-metric loops. Currently</w:t>
+      </w:r>
+    </w:p>
+    <w:p>
+      <w:r>
+        <w:rPr>
+          <w:rFonts w:ascii="Calibri" w:hAnsi="Calibri"/>
+          <w:b w:val="0"/>
+          <w:color w:val="000000"/>
+          <w:sz w:val="22"/>
+        </w:rPr>
+        <w:t xml:space="preserve">inert (no figure plots </w:t>
+      </w:r>
+      <w:r>
+        <w:rPr>
+          <w:rFonts w:ascii="Consolas" w:hAnsi="Consolas"/>
+          <w:b w:val="0"/>
+          <w:color w:val="000000"/>
+          <w:sz w:val="20"/>
+        </w:rPr>
+        <w:t>total_reward</w:t>
+      </w:r>
+      <w:r>
+        <w:rPr>
+          <w:rFonts w:ascii="Calibri" w:hAnsi="Calibri"/>
+          <w:b w:val="0"/>
+          <w:color w:val="000000"/>
+          <w:sz w:val="22"/>
+        </w:rPr>
+        <w:t xml:space="preserve"> yet), but fails loudly the moment</w:t>
+      </w:r>
+    </w:p>
+    <w:p>
+      <w:r>
+        <w:rPr>
+          <w:rFonts w:ascii="Calibri" w:hAnsi="Calibri"/>
+          <w:b w:val="0"/>
+          <w:color w:val="000000"/>
+          <w:sz w:val="22"/>
+        </w:rPr>
+        <w:t>anyone adds it without checking -- a guardrail against a future mistake,</w:t>
+      </w:r>
+    </w:p>
+    <w:p>
+      <w:r>
+        <w:rPr>
+          <w:rFonts w:ascii="Calibri" w:hAnsi="Calibri"/>
+          <w:b w:val="0"/>
+          <w:color w:val="000000"/>
+          <w:sz w:val="22"/>
+        </w:rPr>
+        <w:t>not a fix to an existing bug.</w:t>
+      </w:r>
+    </w:p>
+    <w:p>
+      <w:r>
+        <w:rPr>
+          <w:rFonts w:ascii="Consolas" w:hAnsi="Consolas"/>
+          <w:b w:val="0"/>
+          <w:color w:val="000000"/>
+          <w:sz w:val="20"/>
+        </w:rPr>
+        <w:t>ev2gym_thesis/figures.py:38-73</w:t>
+      </w:r>
+    </w:p>
+    <w:p>
+      <w:pPr>
+        <w:spacing w:before="80" w:after="160"/>
+        <w:ind w:left="360"/>
+      </w:pPr>
+      <w:r>
+        <w:rPr>
+          <w:rFonts w:ascii="Consolas" w:hAnsi="Consolas"/>
+          <w:b w:val="0"/>
+          <w:color w:val="000000"/>
+          <w:sz w:val="18"/>
+        </w:rPr>
+        <w:t># Week 3, Entregable 3 (thesis_docs/chapters/03_rl_baseline.md S3.5):</w:t>
+      </w:r>
+      <w:r>
+        <w:br/>
+      </w:r>
+      <w:r>
+        <w:rPr>
+          <w:rFonts w:ascii="Consolas" w:hAnsi="Consolas"/>
+          <w:b w:val="0"/>
+          <w:color w:val="000000"/>
+          <w:sz w:val="18"/>
+        </w:rPr>
+        <w:t># total_reward is computed under whichever reward_function an EV2Gym run was</w:t>
+      </w:r>
+      <w:r>
+        <w:br/>
+      </w:r>
+      <w:r>
+        <w:rPr>
+          <w:rFonts w:ascii="Consolas" w:hAnsi="Consolas"/>
+          <w:b w:val="0"/>
+          <w:color w:val="000000"/>
+          <w:sz w:val="18"/>
+        </w:rPr>
+        <w:t># built with. Weeks 1-2's heuristic rows and Week 3+'s RL rows do NOT share</w:t>
+      </w:r>
+      <w:r>
+        <w:br/>
+      </w:r>
+      <w:r>
+        <w:rPr>
+          <w:rFonts w:ascii="Consolas" w:hAnsi="Consolas"/>
+          <w:b w:val="0"/>
+          <w:color w:val="000000"/>
+          <w:sz w:val="18"/>
+        </w:rPr>
+        <w:t># a reward function (see that chapter section), so total_reward is not a</w:t>
+      </w:r>
+      <w:r>
+        <w:br/>
+      </w:r>
+      <w:r>
+        <w:rPr>
+          <w:rFonts w:ascii="Consolas" w:hAnsi="Consolas"/>
+          <w:b w:val="0"/>
+          <w:color w:val="000000"/>
+          <w:sz w:val="18"/>
+        </w:rPr>
+        <w:t># comparable quantity across rows that used different ones -- comparing it</w:t>
+      </w:r>
+      <w:r>
+        <w:br/>
+      </w:r>
+      <w:r>
+        <w:rPr>
+          <w:rFonts w:ascii="Consolas" w:hAnsi="Consolas"/>
+          <w:b w:val="0"/>
+          <w:color w:val="000000"/>
+          <w:sz w:val="18"/>
+        </w:rPr>
+        <w:t># anyway would silently plot apples against oranges under a shared axis</w:t>
+      </w:r>
+      <w:r>
+        <w:br/>
+      </w:r>
+      <w:r>
+        <w:rPr>
+          <w:rFonts w:ascii="Consolas" w:hAnsi="Consolas"/>
+          <w:b w:val="0"/>
+          <w:color w:val="000000"/>
+          <w:sz w:val="18"/>
+        </w:rPr>
+        <w:t># label. New registry rows record their reward function by name in the</w:t>
+      </w:r>
+      <w:r>
+        <w:br/>
+      </w:r>
+      <w:r>
+        <w:rPr>
+          <w:rFonts w:ascii="Consolas" w:hAnsi="Consolas"/>
+          <w:b w:val="0"/>
+          <w:color w:val="000000"/>
+          <w:sz w:val="18"/>
+        </w:rPr>
+        <w:t># `notes` column (e.g. "reward=SqTrError_TrPenalty_UserIncentives,..."); rows</w:t>
+      </w:r>
+      <w:r>
+        <w:br/>
+      </w:r>
+      <w:r>
+        <w:rPr>
+          <w:rFonts w:ascii="Consolas" w:hAnsi="Consolas"/>
+          <w:b w:val="0"/>
+          <w:color w:val="000000"/>
+          <w:sz w:val="18"/>
+        </w:rPr>
+        <w:t># with no such marker (Weeks 1-2) used the environment's own default.</w:t>
+      </w:r>
+      <w:r>
+        <w:br/>
+      </w:r>
+      <w:r>
+        <w:rPr>
+          <w:rFonts w:ascii="Consolas" w:hAnsi="Consolas"/>
+          <w:b w:val="0"/>
+          <w:color w:val="000000"/>
+          <w:sz w:val="18"/>
+        </w:rPr>
+        <w:t>_DEFAULT_REWARD_FN_NAME = "SquaredTrackingErrorReward"  # EV2Gym.__init__'s own default, implicit for rows whose notes don't declare a reward function</w:t>
+      </w:r>
+      <w:r>
+        <w:br/>
+      </w:r>
+      <w:r>
+        <w:rPr>
+          <w:rFonts w:ascii="Consolas" w:hAnsi="Consolas"/>
+          <w:b w:val="0"/>
+          <w:color w:val="000000"/>
+          <w:sz w:val="18"/>
+        </w:rPr>
+      </w:r>
+      <w:r>
+        <w:br/>
+      </w:r>
+      <w:r>
+        <w:rPr>
+          <w:rFonts w:ascii="Consolas" w:hAnsi="Consolas"/>
+          <w:b w:val="0"/>
+          <w:color w:val="000000"/>
+          <w:sz w:val="18"/>
+        </w:rPr>
+      </w:r>
+      <w:r>
+        <w:br/>
+      </w:r>
+      <w:r>
+        <w:rPr>
+          <w:rFonts w:ascii="Consolas" w:hAnsi="Consolas"/>
+          <w:b w:val="0"/>
+          <w:color w:val="000000"/>
+          <w:sz w:val="18"/>
+        </w:rPr>
+        <w:t>def _reward_fn_name(row: dict) -&gt; str:</w:t>
+      </w:r>
+      <w:r>
+        <w:br/>
+      </w:r>
+      <w:r>
+        <w:rPr>
+          <w:rFonts w:ascii="Consolas" w:hAnsi="Consolas"/>
+          <w:b w:val="0"/>
+          <w:color w:val="000000"/>
+          <w:sz w:val="18"/>
+        </w:rPr>
+        <w:t xml:space="preserve">    for part in (row.get("notes") or "").split(","):</w:t>
+      </w:r>
+      <w:r>
+        <w:br/>
+      </w:r>
+      <w:r>
+        <w:rPr>
+          <w:rFonts w:ascii="Consolas" w:hAnsi="Consolas"/>
+          <w:b w:val="0"/>
+          <w:color w:val="000000"/>
+          <w:sz w:val="18"/>
+        </w:rPr>
+        <w:t xml:space="preserve">        if part.startswith("reward="):</w:t>
+      </w:r>
+      <w:r>
+        <w:br/>
+      </w:r>
+      <w:r>
+        <w:rPr>
+          <w:rFonts w:ascii="Consolas" w:hAnsi="Consolas"/>
+          <w:b w:val="0"/>
+          <w:color w:val="000000"/>
+          <w:sz w:val="18"/>
+        </w:rPr>
+        <w:t xml:space="preserve">            return part.split("=", 1)[1]</w:t>
+      </w:r>
+      <w:r>
+        <w:br/>
+      </w:r>
+      <w:r>
+        <w:rPr>
+          <w:rFonts w:ascii="Consolas" w:hAnsi="Consolas"/>
+          <w:b w:val="0"/>
+          <w:color w:val="000000"/>
+          <w:sz w:val="18"/>
+        </w:rPr>
+        <w:t xml:space="preserve">    return _DEFAULT_REWARD_FN_NAME</w:t>
+      </w:r>
+      <w:r>
+        <w:br/>
+      </w:r>
+      <w:r>
+        <w:rPr>
+          <w:rFonts w:ascii="Consolas" w:hAnsi="Consolas"/>
+          <w:b w:val="0"/>
+          <w:color w:val="000000"/>
+          <w:sz w:val="18"/>
+        </w:rPr>
+      </w:r>
+      <w:r>
+        <w:br/>
+      </w:r>
+      <w:r>
+        <w:rPr>
+          <w:rFonts w:ascii="Consolas" w:hAnsi="Consolas"/>
+          <w:b w:val="0"/>
+          <w:color w:val="000000"/>
+          <w:sz w:val="18"/>
+        </w:rPr>
+      </w:r>
+      <w:r>
+        <w:br/>
+      </w:r>
+      <w:r>
+        <w:rPr>
+          <w:rFonts w:ascii="Consolas" w:hAnsi="Consolas"/>
+          <w:b w:val="0"/>
+          <w:color w:val="000000"/>
+          <w:sz w:val="18"/>
+        </w:rPr>
+        <w:t>def assert_total_reward_comparable(rows: list, metric: str = "total_reward") -&gt; None:</w:t>
+      </w:r>
+      <w:r>
+        <w:br/>
+      </w:r>
+      <w:r>
+        <w:rPr>
+          <w:rFonts w:ascii="Consolas" w:hAnsi="Consolas"/>
+          <w:b w:val="0"/>
+          <w:color w:val="000000"/>
+          <w:sz w:val="18"/>
+        </w:rPr>
+        <w:t xml:space="preserve">    """No-op for any metric other than total_reward. For total_reward,</w:t>
+      </w:r>
+      <w:r>
+        <w:br/>
+      </w:r>
+      <w:r>
+        <w:rPr>
+          <w:rFonts w:ascii="Consolas" w:hAnsi="Consolas"/>
+          <w:b w:val="0"/>
+          <w:color w:val="000000"/>
+          <w:sz w:val="18"/>
+        </w:rPr>
+        <w:t xml:space="preserve">    raises if `rows` mixes runs built with different reward functions.</w:t>
+      </w:r>
+      <w:r>
+        <w:br/>
+      </w:r>
+      <w:r>
+        <w:rPr>
+          <w:rFonts w:ascii="Consolas" w:hAnsi="Consolas"/>
+          <w:b w:val="0"/>
+          <w:color w:val="000000"/>
+          <w:sz w:val="18"/>
+        </w:rPr>
+        <w:t xml:space="preserve">    Call this at the top of any per-metric loop in a figure-generating</w:t>
+      </w:r>
+      <w:r>
+        <w:br/>
+      </w:r>
+      <w:r>
+        <w:rPr>
+          <w:rFonts w:ascii="Consolas" w:hAnsi="Consolas"/>
+          <w:b w:val="0"/>
+          <w:color w:val="000000"/>
+          <w:sz w:val="18"/>
+        </w:rPr>
+        <w:t xml:space="preserve">    function, before computing/plotting values for that metric, so a future</w:t>
+      </w:r>
+      <w:r>
+        <w:br/>
+      </w:r>
+      <w:r>
+        <w:rPr>
+          <w:rFonts w:ascii="Consolas" w:hAnsi="Consolas"/>
+          <w:b w:val="0"/>
+          <w:color w:val="000000"/>
+          <w:sz w:val="18"/>
+        </w:rPr>
+        <w:t xml:space="preserve">    figure that adds total_reward to a comparison fails loudly instead of</w:t>
+      </w:r>
+      <w:r>
+        <w:br/>
+      </w:r>
+      <w:r>
+        <w:rPr>
+          <w:rFonts w:ascii="Consolas" w:hAnsi="Consolas"/>
+          <w:b w:val="0"/>
+          <w:color w:val="000000"/>
+          <w:sz w:val="18"/>
+        </w:rPr>
+        <w:t xml:space="preserve">    silently comparing incompatible values."""</w:t>
+      </w:r>
+      <w:r>
+        <w:br/>
+      </w:r>
+      <w:r>
+        <w:rPr>
+          <w:rFonts w:ascii="Consolas" w:hAnsi="Consolas"/>
+          <w:b w:val="0"/>
+          <w:color w:val="000000"/>
+          <w:sz w:val="18"/>
+        </w:rPr>
+        <w:t xml:space="preserve">    if metric != "total_reward":</w:t>
+      </w:r>
+      <w:r>
+        <w:br/>
+      </w:r>
+      <w:r>
+        <w:rPr>
+          <w:rFonts w:ascii="Consolas" w:hAnsi="Consolas"/>
+          <w:b w:val="0"/>
+          <w:color w:val="000000"/>
+          <w:sz w:val="18"/>
+        </w:rPr>
+        <w:t xml:space="preserve">        return</w:t>
+      </w:r>
+      <w:r>
+        <w:br/>
+      </w:r>
+      <w:r>
+        <w:rPr>
+          <w:rFonts w:ascii="Consolas" w:hAnsi="Consolas"/>
+          <w:b w:val="0"/>
+          <w:color w:val="000000"/>
+          <w:sz w:val="18"/>
+        </w:rPr>
+        <w:t xml:space="preserve">    reward_fns = {_reward_fn_name(r) for r in rows}</w:t>
+      </w:r>
+      <w:r>
+        <w:br/>
+      </w:r>
+      <w:r>
+        <w:rPr>
+          <w:rFonts w:ascii="Consolas" w:hAnsi="Consolas"/>
+          <w:b w:val="0"/>
+          <w:color w:val="000000"/>
+          <w:sz w:val="18"/>
+        </w:rPr>
+        <w:t xml:space="preserve">    if len(reward_fns) &gt; 1:</w:t>
+      </w:r>
+      <w:r>
+        <w:br/>
+      </w:r>
+      <w:r>
+        <w:rPr>
+          <w:rFonts w:ascii="Consolas" w:hAnsi="Consolas"/>
+          <w:b w:val="0"/>
+          <w:color w:val="000000"/>
+          <w:sz w:val="18"/>
+        </w:rPr>
+        <w:t xml:space="preserve">        raise ValueError(</w:t>
+      </w:r>
+      <w:r>
+        <w:br/>
+      </w:r>
+      <w:r>
+        <w:rPr>
+          <w:rFonts w:ascii="Consolas" w:hAnsi="Consolas"/>
+          <w:b w:val="0"/>
+          <w:color w:val="000000"/>
+          <w:sz w:val="18"/>
+        </w:rPr>
+        <w:t xml:space="preserve">            f"Cannot compare/plot total_reward across rows built with "</w:t>
+      </w:r>
+      <w:r>
+        <w:br/>
+      </w:r>
+      <w:r>
+        <w:rPr>
+          <w:rFonts w:ascii="Consolas" w:hAnsi="Consolas"/>
+          <w:b w:val="0"/>
+          <w:color w:val="000000"/>
+          <w:sz w:val="18"/>
+        </w:rPr>
+        <w:t xml:space="preserve">            f"different reward functions: {sorted(reward_fns)}. See "</w:t>
+      </w:r>
+      <w:r>
+        <w:br/>
+      </w:r>
+      <w:r>
+        <w:rPr>
+          <w:rFonts w:ascii="Consolas" w:hAnsi="Consolas"/>
+          <w:b w:val="0"/>
+          <w:color w:val="000000"/>
+          <w:sz w:val="18"/>
+        </w:rPr>
+        <w:t xml:space="preserve">            f"thesis_docs/chapters/03_rl_baseline.md S3.5 -- total_reward is "</w:t>
+      </w:r>
+      <w:r>
+        <w:br/>
+      </w:r>
+      <w:r>
+        <w:rPr>
+          <w:rFonts w:ascii="Consolas" w:hAnsi="Consolas"/>
+          <w:b w:val="0"/>
+          <w:color w:val="000000"/>
+          <w:sz w:val="18"/>
+        </w:rPr>
+        <w:t xml:space="preserve">            f"only a comparable quantity within a single reward function."</w:t>
+      </w:r>
+      <w:r>
+        <w:br/>
+      </w:r>
+      <w:r>
+        <w:rPr>
+          <w:rFonts w:ascii="Consolas" w:hAnsi="Consolas"/>
+          <w:b w:val="0"/>
+          <w:color w:val="000000"/>
+          <w:sz w:val="18"/>
+        </w:rPr>
+        <w:t xml:space="preserve">        )</w:t>
+      </w:r>
+    </w:p>
+    <w:p>
+      <w:r>
+        <w:rPr>
+          <w:rFonts w:ascii="Calibri" w:hAnsi="Calibri"/>
+          <w:b/>
+          <w:color w:val="000000"/>
+          <w:sz w:val="22"/>
+        </w:rPr>
+        <w:t>Walkthrough:</w:t>
+      </w:r>
+      <w:r>
+        <w:rPr>
+          <w:rFonts w:ascii="Calibri" w:hAnsi="Calibri"/>
+          <w:b w:val="0"/>
+          <w:color w:val="000000"/>
+          <w:sz w:val="22"/>
+        </w:rPr>
+        <w:t xml:space="preserve"> </w:t>
+      </w:r>
+      <w:r>
+        <w:rPr>
+          <w:rFonts w:ascii="Consolas" w:hAnsi="Consolas"/>
+          <w:b w:val="0"/>
+          <w:color w:val="000000"/>
+          <w:sz w:val="20"/>
+        </w:rPr>
+        <w:t>_reward_fn_name</w:t>
+      </w:r>
+      <w:r>
+        <w:rPr>
+          <w:rFonts w:ascii="Calibri" w:hAnsi="Calibri"/>
+          <w:b w:val="0"/>
+          <w:color w:val="000000"/>
+          <w:sz w:val="22"/>
+        </w:rPr>
+        <w:t xml:space="preserve"> reads the </w:t>
+      </w:r>
+      <w:r>
+        <w:rPr>
+          <w:rFonts w:ascii="Consolas" w:hAnsi="Consolas"/>
+          <w:b w:val="0"/>
+          <w:color w:val="000000"/>
+          <w:sz w:val="20"/>
+        </w:rPr>
+        <w:t>reward=...</w:t>
+      </w:r>
+      <w:r>
+        <w:rPr>
+          <w:rFonts w:ascii="Calibri" w:hAnsi="Calibri"/>
+          <w:b w:val="0"/>
+          <w:color w:val="000000"/>
+          <w:sz w:val="22"/>
+        </w:rPr>
+        <w:t xml:space="preserve"> marker out of a</w:t>
+      </w:r>
+    </w:p>
+    <w:p>
+      <w:r>
+        <w:rPr>
+          <w:rFonts w:ascii="Calibri" w:hAnsi="Calibri"/>
+          <w:b w:val="0"/>
+          <w:color w:val="000000"/>
+          <w:sz w:val="22"/>
+        </w:rPr>
+        <w:t xml:space="preserve">row's </w:t>
+      </w:r>
+      <w:r>
+        <w:rPr>
+          <w:rFonts w:ascii="Consolas" w:hAnsi="Consolas"/>
+          <w:b w:val="0"/>
+          <w:color w:val="000000"/>
+          <w:sz w:val="20"/>
+        </w:rPr>
+        <w:t>notes</w:t>
+      </w:r>
+      <w:r>
+        <w:rPr>
+          <w:rFonts w:ascii="Calibri" w:hAnsi="Calibri"/>
+          <w:b w:val="0"/>
+          <w:color w:val="000000"/>
+          <w:sz w:val="22"/>
+        </w:rPr>
+        <w:t xml:space="preserve"> field, falling back to the environment's own default name</w:t>
+      </w:r>
+    </w:p>
+    <w:p>
+      <w:r>
+        <w:rPr>
+          <w:rFonts w:ascii="Calibri" w:hAnsi="Calibri"/>
+          <w:b w:val="0"/>
+          <w:color w:val="000000"/>
+          <w:sz w:val="22"/>
+        </w:rPr>
+        <w:t>for rows with no such marker (Weeks 1-2's heuristic rows). The guardrail</w:t>
+      </w:r>
+    </w:p>
+    <w:p>
+      <w:r>
+        <w:rPr>
+          <w:rFonts w:ascii="Calibri" w:hAnsi="Calibri"/>
+          <w:b w:val="0"/>
+          <w:color w:val="000000"/>
+          <w:sz w:val="22"/>
+        </w:rPr>
+        <w:t>then just checks whether more than one distinct reward-function name</w:t>
+      </w:r>
+    </w:p>
+    <w:p>
+      <w:r>
+        <w:rPr>
+          <w:rFonts w:ascii="Calibri" w:hAnsi="Calibri"/>
+          <w:b w:val="0"/>
+          <w:color w:val="000000"/>
+          <w:sz w:val="22"/>
+        </w:rPr>
+        <w:t>appears among the rows being compared.</w:t>
+      </w:r>
+    </w:p>
+    <w:p>
+      <w:r>
+        <w:rPr>
+          <w:rFonts w:ascii="Consolas" w:hAnsi="Consolas"/>
+          <w:b w:val="0"/>
+          <w:color w:val="000000"/>
+          <w:sz w:val="20"/>
+        </w:rPr>
+        <w:t>ALGORITHM_STYLE</w:t>
+      </w:r>
+      <w:r>
+        <w:rPr>
+          <w:rFonts w:ascii="Calibri" w:hAnsi="Calibri"/>
+          <w:b w:val="0"/>
+          <w:color w:val="000000"/>
+          <w:sz w:val="22"/>
+        </w:rPr>
+        <w:t xml:space="preserve"> gained 4 new entries this week</w:t>
+      </w:r>
+    </w:p>
+    <w:p>
+      <w:r>
+        <w:rPr>
+          <w:rFonts w:ascii="Calibri" w:hAnsi="Calibri"/>
+          <w:b w:val="0"/>
+          <w:color w:val="000000"/>
+          <w:sz w:val="22"/>
+        </w:rPr>
+        <w:t>(</w:t>
+      </w:r>
+      <w:r>
+        <w:rPr>
+          <w:rFonts w:ascii="Consolas" w:hAnsi="Consolas"/>
+          <w:b w:val="0"/>
+          <w:color w:val="000000"/>
+          <w:sz w:val="20"/>
+        </w:rPr>
+        <w:t>TD3_vanilla_ts100/101/102</w:t>
+      </w:r>
+      <w:r>
+        <w:rPr>
+          <w:rFonts w:ascii="Calibri" w:hAnsi="Calibri"/>
+          <w:b w:val="0"/>
+          <w:color w:val="000000"/>
+          <w:sz w:val="22"/>
+        </w:rPr>
+        <w:t xml:space="preserve">, </w:t>
+      </w:r>
+      <w:r>
+        <w:rPr>
+          <w:rFonts w:ascii="Consolas" w:hAnsi="Consolas"/>
+          <w:b w:val="0"/>
+          <w:color w:val="000000"/>
+          <w:sz w:val="20"/>
+        </w:rPr>
+        <w:t>RandomPolicy</w:t>
+      </w:r>
+      <w:r>
+        <w:rPr>
+          <w:rFonts w:ascii="Calibri" w:hAnsi="Calibri"/>
+          <w:b w:val="0"/>
+          <w:color w:val="000000"/>
+          <w:sz w:val="22"/>
+        </w:rPr>
+        <w:t>) by append only, per the</w:t>
+      </w:r>
+    </w:p>
+    <w:p>
+      <w:r>
+        <w:rPr>
+          <w:rFonts w:ascii="Calibri" w:hAnsi="Calibri"/>
+          <w:b w:val="0"/>
+          <w:color w:val="000000"/>
+          <w:sz w:val="22"/>
+        </w:rPr>
+        <w:t>project's standing convention -- AFAP's and Round Robin's existing</w:t>
+      </w:r>
+    </w:p>
+    <w:p>
+      <w:r>
+        <w:rPr>
+          <w:rFonts w:ascii="Calibri" w:hAnsi="Calibri"/>
+          <w:b w:val="0"/>
+          <w:color w:val="000000"/>
+          <w:sz w:val="22"/>
+        </w:rPr>
+        <w:t>color/marker were not touched. Three distinct shades of green were chosen</w:t>
+      </w:r>
+    </w:p>
+    <w:p>
+      <w:r>
+        <w:rPr>
+          <w:rFonts w:ascii="Calibri" w:hAnsi="Calibri"/>
+          <w:b w:val="0"/>
+          <w:color w:val="000000"/>
+          <w:sz w:val="22"/>
+        </w:rPr>
+        <w:t>for the 3 TD3 seeds (same algorithm, different training runs -- grouped by</w:t>
+      </w:r>
+    </w:p>
+    <w:p>
+      <w:r>
+        <w:rPr>
+          <w:rFonts w:ascii="Calibri" w:hAnsi="Calibri"/>
+          <w:b w:val="0"/>
+          <w:color w:val="000000"/>
+          <w:sz w:val="22"/>
+        </w:rPr>
+        <w:t>hue, distinguished by marker) and a neutral gray for the random-policy</w:t>
+      </w:r>
+    </w:p>
+    <w:p>
+      <w:r>
+        <w:rPr>
+          <w:rFonts w:ascii="Calibri" w:hAnsi="Calibri"/>
+          <w:b w:val="0"/>
+          <w:color w:val="000000"/>
+          <w:sz w:val="22"/>
+        </w:rPr>
+        <w:t>control, so it never visually competes with the algorithms actually being</w:t>
+      </w:r>
+    </w:p>
+    <w:p>
+      <w:r>
+        <w:rPr>
+          <w:rFonts w:ascii="Calibri" w:hAnsi="Calibri"/>
+          <w:b w:val="0"/>
+          <w:color w:val="000000"/>
+          <w:sz w:val="22"/>
+        </w:rPr>
+        <w:t>compared.</w:t>
+      </w:r>
+    </w:p>
+    <w:p>
+      <w:pPr>
+        <w:spacing w:before="200" w:after="120"/>
+      </w:pPr>
+      <w:r>
+        <w:rPr>
+          <w:rFonts w:ascii="Calibri" w:hAnsi="Calibri"/>
+          <w:b/>
+          <w:color w:val="000000"/>
+          <w:sz w:val="24"/>
+        </w:rPr>
+        <w:t>`scripts/make_figures.py` -- `f08` activated, 5 real bugs found by visual QA (Entregable 7)</w:t>
+      </w:r>
+    </w:p>
+    <w:p>
+      <w:r>
+        <w:rPr>
+          <w:rFonts w:ascii="Calibri" w:hAnsi="Calibri"/>
+          <w:b/>
+          <w:color w:val="000000"/>
+          <w:sz w:val="22"/>
+        </w:rPr>
+        <w:t>Location:</w:t>
+      </w:r>
+      <w:r>
+        <w:rPr>
+          <w:rFonts w:ascii="Calibri" w:hAnsi="Calibri"/>
+          <w:b w:val="0"/>
+          <w:color w:val="000000"/>
+          <w:sz w:val="22"/>
+        </w:rPr>
+        <w:t xml:space="preserve"> </w:t>
+      </w:r>
+      <w:r>
+        <w:rPr>
+          <w:rFonts w:ascii="Consolas" w:hAnsi="Consolas"/>
+          <w:b w:val="0"/>
+          <w:color w:val="000000"/>
+          <w:sz w:val="20"/>
+        </w:rPr>
+        <w:t>scripts/make_figures.py</w:t>
+      </w:r>
+      <w:r>
+        <w:rPr>
+          <w:rFonts w:ascii="Calibri" w:hAnsi="Calibri"/>
+          <w:b w:val="0"/>
+          <w:color w:val="000000"/>
+          <w:sz w:val="22"/>
+        </w:rPr>
+        <w:t xml:space="preserve"> -- the same Week 2 entry point,</w:t>
+      </w:r>
+    </w:p>
+    <w:p>
+      <w:r>
+        <w:rPr>
+          <w:rFonts w:ascii="Calibri" w:hAnsi="Calibri"/>
+          <w:b w:val="0"/>
+          <w:color w:val="000000"/>
+          <w:sz w:val="22"/>
+        </w:rPr>
+        <w:t>extended in place.</w:t>
+      </w:r>
+    </w:p>
+    <w:p>
+      <w:r>
+        <w:rPr>
+          <w:rFonts w:ascii="Calibri" w:hAnsi="Calibri"/>
+          <w:b/>
+          <w:color w:val="000000"/>
+          <w:sz w:val="22"/>
+        </w:rPr>
+        <w:t>Purpose:</w:t>
+      </w:r>
+      <w:r>
+        <w:rPr>
+          <w:rFonts w:ascii="Calibri" w:hAnsi="Calibri"/>
+          <w:b w:val="0"/>
+          <w:color w:val="000000"/>
+          <w:sz w:val="22"/>
+        </w:rPr>
+        <w:t xml:space="preserve"> </w:t>
+      </w:r>
+      <w:r>
+        <w:rPr>
+          <w:rFonts w:ascii="Consolas" w:hAnsi="Consolas"/>
+          <w:b w:val="0"/>
+          <w:color w:val="000000"/>
+          <w:sz w:val="20"/>
+        </w:rPr>
+        <w:t>f08_learning_curves</w:t>
+      </w:r>
+      <w:r>
+        <w:rPr>
+          <w:rFonts w:ascii="Calibri" w:hAnsi="Calibri"/>
+          <w:b w:val="0"/>
+          <w:color w:val="000000"/>
+          <w:sz w:val="22"/>
+        </w:rPr>
+        <w:t xml:space="preserve"> was an inert stub since Week 2</w:t>
+      </w:r>
+    </w:p>
+    <w:p>
+      <w:r>
+        <w:rPr>
+          <w:rFonts w:ascii="Calibri" w:hAnsi="Calibri"/>
+          <w:b w:val="0"/>
+          <w:color w:val="000000"/>
+          <w:sz w:val="22"/>
+        </w:rPr>
+        <w:t xml:space="preserve">(correctly skipping until </w:t>
+      </w:r>
+      <w:r>
+        <w:rPr>
+          <w:rFonts w:ascii="Consolas" w:hAnsi="Consolas"/>
+          <w:b w:val="0"/>
+          <w:color w:val="000000"/>
+          <w:sz w:val="20"/>
+        </w:rPr>
+        <w:t>algorithm_family=="rl"</w:t>
+      </w:r>
+      <w:r>
+        <w:rPr>
+          <w:rFonts w:ascii="Calibri" w:hAnsi="Calibri"/>
+          <w:b w:val="0"/>
+          <w:color w:val="000000"/>
+          <w:sz w:val="22"/>
+        </w:rPr>
+        <w:t xml:space="preserve"> rows existed).</w:t>
+      </w:r>
+    </w:p>
+    <w:p>
+      <w:r>
+        <w:rPr>
+          <w:rFonts w:ascii="Calibri" w:hAnsi="Calibri"/>
+          <w:b w:val="0"/>
+          <w:color w:val="000000"/>
+          <w:sz w:val="22"/>
+        </w:rPr>
+        <w:t xml:space="preserve">**Design decision -- </w:t>
+      </w:r>
+      <w:r>
+        <w:rPr>
+          <w:rFonts w:ascii="Consolas" w:hAnsi="Consolas"/>
+          <w:b w:val="0"/>
+          <w:color w:val="000000"/>
+          <w:sz w:val="20"/>
+        </w:rPr>
+        <w:t>f08</w:t>
+      </w:r>
+      <w:r>
+        <w:rPr>
+          <w:rFonts w:ascii="Calibri" w:hAnsi="Calibri"/>
+          <w:b w:val="0"/>
+          <w:color w:val="000000"/>
+          <w:sz w:val="22"/>
+        </w:rPr>
+        <w:t xml:space="preserve"> reads each training run's own</w:t>
+      </w:r>
+    </w:p>
+    <w:p>
+      <w:r>
+        <w:rPr>
+          <w:rFonts w:ascii="Consolas" w:hAnsi="Consolas"/>
+          <w:b w:val="0"/>
+          <w:color w:val="000000"/>
+          <w:sz w:val="20"/>
+        </w:rPr>
+        <w:t>learning_curve.csv</w:t>
+      </w:r>
+      <w:r>
+        <w:rPr>
+          <w:rFonts w:ascii="Calibri" w:hAnsi="Calibri"/>
+          <w:b w:val="0"/>
+          <w:color w:val="000000"/>
+          <w:sz w:val="22"/>
+        </w:rPr>
+        <w:t xml:space="preserve"> directly, not the main registry:** the registry has</w:t>
+      </w:r>
+    </w:p>
+    <w:p>
+      <w:r>
+        <w:rPr>
+          <w:rFonts w:ascii="Calibri" w:hAnsi="Calibri"/>
+          <w:b w:val="0"/>
+          <w:color w:val="000000"/>
+          <w:sz w:val="22"/>
+        </w:rPr>
+        <w:t>no reward-vs-timesteps time series column (each row is one completed</w:t>
+      </w:r>
+    </w:p>
+    <w:p>
+      <w:r>
+        <w:rPr>
+          <w:rFonts w:ascii="Calibri" w:hAnsi="Calibri"/>
+          <w:b w:val="0"/>
+          <w:color w:val="000000"/>
+          <w:sz w:val="22"/>
+        </w:rPr>
+        <w:t xml:space="preserve">run's final stats, not a training trajectory). Same pattern </w:t>
+      </w:r>
+      <w:r>
+        <w:rPr>
+          <w:rFonts w:ascii="Consolas" w:hAnsi="Consolas"/>
+          <w:b w:val="0"/>
+          <w:color w:val="000000"/>
+          <w:sz w:val="20"/>
+        </w:rPr>
+        <w:t>f09</w:t>
+      </w:r>
+      <w:r>
+        <w:rPr>
+          <w:rFonts w:ascii="Calibri" w:hAnsi="Calibri"/>
+          <w:b w:val="0"/>
+          <w:color w:val="000000"/>
+          <w:sz w:val="22"/>
+        </w:rPr>
+        <w:t xml:space="preserve"> already</w:t>
+      </w:r>
+    </w:p>
+    <w:p>
+      <w:r>
+        <w:rPr>
+          <w:rFonts w:ascii="Calibri" w:hAnsi="Calibri"/>
+          <w:b w:val="0"/>
+          <w:color w:val="000000"/>
+          <w:sz w:val="22"/>
+        </w:rPr>
+        <w:t xml:space="preserve">established for </w:t>
+      </w:r>
+      <w:r>
+        <w:rPr>
+          <w:rFonts w:ascii="Consolas" w:hAnsi="Consolas"/>
+          <w:b w:val="0"/>
+          <w:color w:val="000000"/>
+          <w:sz w:val="20"/>
+        </w:rPr>
+        <w:t>results/degradation_by_ambient.csv</w:t>
+      </w:r>
+      <w:r>
+        <w:rPr>
+          <w:rFonts w:ascii="Calibri" w:hAnsi="Calibri"/>
+          <w:b w:val="0"/>
+          <w:color w:val="000000"/>
+          <w:sz w:val="22"/>
+        </w:rPr>
+        <w:t xml:space="preserve"> -- a figure reading</w:t>
+      </w:r>
+    </w:p>
+    <w:p>
+      <w:r>
+        <w:rPr>
+          <w:rFonts w:ascii="Calibri" w:hAnsi="Calibri"/>
+          <w:b w:val="0"/>
+          <w:color w:val="000000"/>
+          <w:sz w:val="22"/>
+        </w:rPr>
+        <w:t>its own separate, non-registry source file when the registry schema</w:t>
+      </w:r>
+    </w:p>
+    <w:p>
+      <w:r>
+        <w:rPr>
+          <w:rFonts w:ascii="Calibri" w:hAnsi="Calibri"/>
+          <w:b w:val="0"/>
+          <w:color w:val="000000"/>
+          <w:sz w:val="22"/>
+        </w:rPr>
+        <w:t>genuinely doesn't fit the data.</w:t>
+      </w:r>
+    </w:p>
+    <w:p>
+      <w:r>
+        <w:rPr>
+          <w:rFonts w:ascii="Calibri" w:hAnsi="Calibri"/>
+          <w:b w:val="0"/>
+          <w:color w:val="000000"/>
+          <w:sz w:val="22"/>
+        </w:rPr>
+        <w:t>**Visual QA is mandatory, not optional -- "ran without error" was not "was</w:t>
+      </w:r>
+    </w:p>
+    <w:p>
+      <w:r>
+        <w:rPr>
+          <w:rFonts w:ascii="Calibri" w:hAnsi="Calibri"/>
+          <w:b w:val="0"/>
+          <w:color w:val="000000"/>
+          <w:sz w:val="22"/>
+        </w:rPr>
+        <w:t>correct" for 5 of this week's figures**, matching (and exceeding) Week 2's</w:t>
+      </w:r>
+    </w:p>
+    <w:p>
+      <w:r>
+        <w:rPr>
+          <w:rFonts w:ascii="Calibri" w:hAnsi="Calibri"/>
+          <w:b w:val="0"/>
+          <w:color w:val="000000"/>
+          <w:sz w:val="22"/>
+        </w:rPr>
+        <w:t xml:space="preserve">own experience with </w:t>
+      </w:r>
+      <w:r>
+        <w:rPr>
+          <w:rFonts w:ascii="Consolas" w:hAnsi="Consolas"/>
+          <w:b w:val="0"/>
+          <w:color w:val="000000"/>
+          <w:sz w:val="20"/>
+        </w:rPr>
+        <w:t>f05</w:t>
+      </w:r>
+      <w:r>
+        <w:rPr>
+          <w:rFonts w:ascii="Calibri" w:hAnsi="Calibri"/>
+          <w:b w:val="0"/>
+          <w:color w:val="000000"/>
+          <w:sz w:val="22"/>
+        </w:rPr>
+        <w:t>/</w:t>
+      </w:r>
+      <w:r>
+        <w:rPr>
+          <w:rFonts w:ascii="Consolas" w:hAnsi="Consolas"/>
+          <w:b w:val="0"/>
+          <w:color w:val="000000"/>
+          <w:sz w:val="20"/>
+        </w:rPr>
+        <w:t>f07</w:t>
+      </w:r>
+      <w:r>
+        <w:rPr>
+          <w:rFonts w:ascii="Calibri" w:hAnsi="Calibri"/>
+          <w:b w:val="0"/>
+          <w:color w:val="000000"/>
+          <w:sz w:val="22"/>
+        </w:rPr>
+        <w:t>:</w:t>
+      </w:r>
+    </w:p>
+    <w:p>
+      <w:r>
+        <w:rPr>
+          <w:rFonts w:ascii="Calibri" w:hAnsi="Calibri"/>
+          <w:b w:val="0"/>
+          <w:color w:val="000000"/>
+          <w:sz w:val="22"/>
+        </w:rPr>
+        <w:t xml:space="preserve">1. </w:t>
+      </w:r>
+      <w:r>
+        <w:rPr>
+          <w:rFonts w:ascii="Calibri" w:hAnsi="Calibri"/>
+          <w:b/>
+          <w:color w:val="000000"/>
+          <w:sz w:val="22"/>
+        </w:rPr>
+        <w:t>TD3 timeseries were entirely zeroed out</w:t>
+      </w:r>
+      <w:r>
+        <w:rPr>
+          <w:rFonts w:ascii="Calibri" w:hAnsi="Calibri"/>
+          <w:b w:val="0"/>
+          <w:color w:val="000000"/>
+          <w:sz w:val="22"/>
+        </w:rPr>
+        <w:t xml:space="preserve"> (</w:t>
+      </w:r>
+      <w:r>
+        <w:rPr>
+          <w:rFonts w:ascii="Consolas" w:hAnsi="Consolas"/>
+          <w:b w:val="0"/>
+          <w:color w:val="000000"/>
+          <w:sz w:val="20"/>
+        </w:rPr>
+        <w:t>f01_power_profile.png</w:t>
+      </w:r>
+      <w:r>
+        <w:rPr>
+          <w:rFonts w:ascii="Calibri" w:hAnsi="Calibri"/>
+          <w:b w:val="0"/>
+          <w:color w:val="000000"/>
+          <w:sz w:val="22"/>
+        </w:rPr>
+        <w:t>).</w:t>
+      </w:r>
+    </w:p>
+    <w:p>
+      <w:r>
+        <w:rPr>
+          <w:rFonts w:ascii="Calibri" w:hAnsi="Calibri"/>
+          <w:b w:val="0"/>
+          <w:color w:val="000000"/>
+          <w:sz w:val="22"/>
+        </w:rPr>
+        <w:t xml:space="preserve">   Root cause and fix already described in full under</w:t>
+      </w:r>
+    </w:p>
+    <w:p>
+      <w:r>
+        <w:rPr>
+          <w:rFonts w:ascii="Calibri" w:hAnsi="Calibri"/>
+          <w:b w:val="0"/>
+          <w:color w:val="000000"/>
+          <w:sz w:val="22"/>
+        </w:rPr>
+        <w:t xml:space="preserve">   </w:t>
+      </w:r>
+      <w:r>
+        <w:rPr>
+          <w:rFonts w:ascii="Consolas" w:hAnsi="Consolas"/>
+          <w:b w:val="0"/>
+          <w:color w:val="000000"/>
+          <w:sz w:val="20"/>
+        </w:rPr>
+        <w:t>scripts/evaluate_rl.py</w:t>
+      </w:r>
+      <w:r>
+        <w:rPr>
+          <w:rFonts w:ascii="Calibri" w:hAnsi="Calibri"/>
+          <w:b w:val="0"/>
+          <w:color w:val="000000"/>
+          <w:sz w:val="22"/>
+        </w:rPr>
+        <w:t xml:space="preserve"> above -- not repeated here.</w:t>
+      </w:r>
+    </w:p>
+    <w:p>
+      <w:r>
+        <w:rPr>
+          <w:rFonts w:ascii="Calibri" w:hAnsi="Calibri"/>
+          <w:b w:val="0"/>
+          <w:color w:val="000000"/>
+          <w:sz w:val="22"/>
+        </w:rPr>
+        <w:t>2. **</w:t>
+      </w:r>
+      <w:r>
+        <w:rPr>
+          <w:rFonts w:ascii="Consolas" w:hAnsi="Consolas"/>
+          <w:b w:val="0"/>
+          <w:color w:val="000000"/>
+          <w:sz w:val="20"/>
+        </w:rPr>
+        <w:t>f02_metrics_bars</w:t>
+      </w:r>
+      <w:r>
+        <w:rPr>
+          <w:rFonts w:ascii="Calibri" w:hAnsi="Calibri"/>
+          <w:b w:val="0"/>
+          <w:color w:val="000000"/>
+          <w:sz w:val="22"/>
+        </w:rPr>
+        <w:t xml:space="preserve"> and </w:t>
+      </w:r>
+      <w:r>
+        <w:rPr>
+          <w:rFonts w:ascii="Consolas" w:hAnsi="Consolas"/>
+          <w:b w:val="0"/>
+          <w:color w:val="000000"/>
+          <w:sz w:val="20"/>
+        </w:rPr>
+        <w:t>f04_distributions</w:t>
+      </w:r>
+      <w:r>
+        <w:rPr>
+          <w:rFonts w:ascii="Calibri" w:hAnsi="Calibri"/>
+          <w:b w:val="0"/>
+          <w:color w:val="000000"/>
+          <w:sz w:val="22"/>
+        </w:rPr>
+        <w:t>: x-axis labels overlapped</w:t>
+      </w:r>
+    </w:p>
+    <w:p>
+      <w:r>
+        <w:rPr>
+          <w:rFonts w:ascii="Calibri" w:hAnsi="Calibri"/>
+          <w:b w:val="0"/>
+          <w:color w:val="000000"/>
+          <w:sz w:val="22"/>
+        </w:rPr>
+        <w:t xml:space="preserve">   into an unreadable run-on string.** 6 algorithm names (AFAP, Round</w:t>
+      </w:r>
+    </w:p>
+    <w:p>
+      <w:r>
+        <w:rPr>
+          <w:rFonts w:ascii="Calibri" w:hAnsi="Calibri"/>
+          <w:b w:val="0"/>
+          <w:color w:val="000000"/>
+          <w:sz w:val="22"/>
+        </w:rPr>
+        <w:t xml:space="preserve">   Robin, 3 TD3 seeds, RandomPolicy) at a font size and figure width sized</w:t>
+      </w:r>
+    </w:p>
+    <w:p>
+      <w:r>
+        <w:rPr>
+          <w:rFonts w:ascii="Calibri" w:hAnsi="Calibri"/>
+          <w:b w:val="0"/>
+          <w:color w:val="000000"/>
+          <w:sz w:val="22"/>
+        </w:rPr>
+        <w:t xml:space="preserve">   for 2. Fixed with rotated labels (</w:t>
+      </w:r>
+      <w:r>
+        <w:rPr>
+          <w:rFonts w:ascii="Consolas" w:hAnsi="Consolas"/>
+          <w:b w:val="0"/>
+          <w:color w:val="000000"/>
+          <w:sz w:val="20"/>
+        </w:rPr>
+        <w:t>f02</w:t>
+      </w:r>
+      <w:r>
+        <w:rPr>
+          <w:rFonts w:ascii="Calibri" w:hAnsi="Calibri"/>
+          <w:b w:val="0"/>
+          <w:color w:val="000000"/>
+          <w:sz w:val="22"/>
+        </w:rPr>
+        <w:t>) and rotated labels plus a</w:t>
+      </w:r>
+    </w:p>
+    <w:p>
+      <w:r>
+        <w:rPr>
+          <w:rFonts w:ascii="Calibri" w:hAnsi="Calibri"/>
+          <w:b w:val="0"/>
+          <w:color w:val="000000"/>
+          <w:sz w:val="22"/>
+        </w:rPr>
+        <w:t xml:space="preserve">   width that scales with algorithm count (</w:t>
+      </w:r>
+      <w:r>
+        <w:rPr>
+          <w:rFonts w:ascii="Consolas" w:hAnsi="Consolas"/>
+          <w:b w:val="0"/>
+          <w:color w:val="000000"/>
+          <w:sz w:val="20"/>
+        </w:rPr>
+        <w:t>f04</w:t>
+      </w:r>
+      <w:r>
+        <w:rPr>
+          <w:rFonts w:ascii="Calibri" w:hAnsi="Calibri"/>
+          <w:b w:val="0"/>
+          <w:color w:val="000000"/>
+          <w:sz w:val="22"/>
+        </w:rPr>
+        <w:t>, `figsize=(max(6, 1.3 *</w:t>
+      </w:r>
+    </w:p>
+    <w:p>
+      <w:r>
+        <w:rPr>
+          <w:rFonts w:ascii="Calibri" w:hAnsi="Calibri"/>
+          <w:b w:val="0"/>
+          <w:color w:val="000000"/>
+          <w:sz w:val="22"/>
+        </w:rPr>
+        <w:t xml:space="preserve">   len(algos)), 4.5)`).</w:t>
+      </w:r>
+    </w:p>
+    <w:p>
+      <w:r>
+        <w:rPr>
+          <w:rFonts w:ascii="Calibri" w:hAnsi="Calibri"/>
+          <w:b w:val="0"/>
+          <w:color w:val="000000"/>
+          <w:sz w:val="22"/>
+        </w:rPr>
+        <w:t>3. **</w:t>
+      </w:r>
+      <w:r>
+        <w:rPr>
+          <w:rFonts w:ascii="Consolas" w:hAnsi="Consolas"/>
+          <w:b w:val="0"/>
+          <w:color w:val="000000"/>
+          <w:sz w:val="20"/>
+        </w:rPr>
+        <w:t>f05_vs_baseline</w:t>
+      </w:r>
+      <w:r>
+        <w:rPr>
+          <w:rFonts w:ascii="Calibri" w:hAnsi="Calibri"/>
+          <w:b w:val="0"/>
+          <w:color w:val="000000"/>
+          <w:sz w:val="22"/>
+        </w:rPr>
+        <w:t>: title text was clipped at the figure's right</w:t>
+      </w:r>
+    </w:p>
+    <w:p>
+      <w:r>
+        <w:rPr>
+          <w:rFonts w:ascii="Calibri" w:hAnsi="Calibri"/>
+          <w:b w:val="0"/>
+          <w:color w:val="000000"/>
+          <w:sz w:val="22"/>
+        </w:rPr>
+        <w:t xml:space="preserve">   edge**, and had large, ever-growing wasted top/bottom margins. Same</w:t>
+      </w:r>
+    </w:p>
+    <w:p>
+      <w:r>
+        <w:rPr>
+          <w:rFonts w:ascii="Calibri" w:hAnsi="Calibri"/>
+          <w:b w:val="0"/>
+          <w:color w:val="000000"/>
+          <w:sz w:val="22"/>
+        </w:rPr>
+        <w:t xml:space="preserve">   underlying failure mode as Week 2's title-cutoff bug, different</w:t>
+      </w:r>
+    </w:p>
+    <w:p>
+      <w:r>
+        <w:rPr>
+          <w:rFonts w:ascii="Calibri" w:hAnsi="Calibri"/>
+          <w:b w:val="0"/>
+          <w:color w:val="000000"/>
+          <w:sz w:val="22"/>
+        </w:rPr>
+        <w:t xml:space="preserve">   trigger -- Week 2's fix (widen the figure) doesn't generalize, because</w:t>
+      </w:r>
+    </w:p>
+    <w:p>
+      <w:r>
+        <w:rPr>
+          <w:rFonts w:ascii="Calibri" w:hAnsi="Calibri"/>
+          <w:b w:val="0"/>
+          <w:color w:val="000000"/>
+          <w:sz w:val="22"/>
+        </w:rPr>
+        <w:t xml:space="preserve">   this time the title itself grew (it enumerated 5 algorithm names</w:t>
+      </w:r>
+    </w:p>
+    <w:p>
+      <w:r>
+        <w:rPr>
+          <w:rFonts w:ascii="Calibri" w:hAnsi="Calibri"/>
+          <w:b w:val="0"/>
+          <w:color w:val="000000"/>
+          <w:sz w:val="22"/>
+        </w:rPr>
+        <w:t xml:space="preserve">   instead of 1) while </w:t>
+      </w:r>
+      <w:r>
+        <w:rPr>
+          <w:rFonts w:ascii="Consolas" w:hAnsi="Consolas"/>
+          <w:b w:val="0"/>
+          <w:color w:val="000000"/>
+          <w:sz w:val="20"/>
+        </w:rPr>
+        <w:t>fig.subplots_adjust</w:t>
+      </w:r>
+      <w:r>
+        <w:rPr>
+          <w:rFonts w:ascii="Calibri" w:hAnsi="Calibri"/>
+          <w:b w:val="0"/>
+          <w:color w:val="000000"/>
+          <w:sz w:val="22"/>
+        </w:rPr>
+        <w:t>'s margins were fixed</w:t>
+      </w:r>
+    </w:p>
+    <w:p>
+      <w:r>
+        <w:rPr>
+          <w:rFonts w:ascii="Calibri" w:hAnsi="Calibri"/>
+          <w:b w:val="0"/>
+          <w:color w:val="000000"/>
+          <w:sz w:val="22"/>
+        </w:rPr>
+        <w:t xml:space="preserve">   FRACTIONS of a figure whose height now scales with algorithm count (25</w:t>
+      </w:r>
+    </w:p>
+    <w:p>
+      <w:r>
+        <w:rPr>
+          <w:rFonts w:ascii="Calibri" w:hAnsi="Calibri"/>
+          <w:b w:val="0"/>
+          <w:color w:val="000000"/>
+          <w:sz w:val="22"/>
+        </w:rPr>
+        <w:t xml:space="preserve">   rows instead of 5), so 15% of a much taller figure is a much larger</w:t>
+      </w:r>
+    </w:p>
+    <w:p>
+      <w:r>
+        <w:rPr>
+          <w:rFonts w:ascii="Calibri" w:hAnsi="Calibri"/>
+          <w:b w:val="0"/>
+          <w:color w:val="000000"/>
+          <w:sz w:val="22"/>
+        </w:rPr>
+        <w:t xml:space="preserve">   absolute blank margin. Fixed two ways: the title no longer enumerates</w:t>
+      </w:r>
+    </w:p>
+    <w:p>
+      <w:r>
+        <w:rPr>
+          <w:rFonts w:ascii="Calibri" w:hAnsi="Calibri"/>
+          <w:b w:val="0"/>
+          <w:color w:val="000000"/>
+          <w:sz w:val="22"/>
+        </w:rPr>
+        <w:t xml:space="preserve">   every algorithm by name (the per-row y-axis labels already carry</w:t>
+      </w:r>
+    </w:p>
+    <w:p>
+      <w:r>
+        <w:rPr>
+          <w:rFonts w:ascii="Calibri" w:hAnsi="Calibri"/>
+          <w:b w:val="0"/>
+          <w:color w:val="000000"/>
+          <w:sz w:val="22"/>
+        </w:rPr>
+        <w:t xml:space="preserve">   </w:t>
+      </w:r>
+      <w:r>
+        <w:rPr>
+          <w:rFonts w:ascii="Consolas" w:hAnsi="Consolas"/>
+          <w:b w:val="0"/>
+          <w:color w:val="000000"/>
+          <w:sz w:val="20"/>
+        </w:rPr>
+        <w:t>(algorithm)</w:t>
+      </w:r>
+      <w:r>
+        <w:rPr>
+          <w:rFonts w:ascii="Calibri" w:hAnsi="Calibri"/>
+          <w:b w:val="0"/>
+          <w:color w:val="000000"/>
+          <w:sz w:val="22"/>
+        </w:rPr>
+        <w:t xml:space="preserve"> whenever more than one non-baseline algorithm is</w:t>
+      </w:r>
+    </w:p>
+    <w:p>
+      <w:r>
+        <w:rPr>
+          <w:rFonts w:ascii="Calibri" w:hAnsi="Calibri"/>
+          <w:b w:val="0"/>
+          <w:color w:val="000000"/>
+          <w:sz w:val="22"/>
+        </w:rPr>
+        <w:t xml:space="preserve">   present, making the title's list redundant), and margins are now fixed</w:t>
+      </w:r>
+    </w:p>
+    <w:p>
+      <w:r>
+        <w:rPr>
+          <w:rFonts w:ascii="Calibri" w:hAnsi="Calibri"/>
+          <w:b w:val="0"/>
+          <w:color w:val="000000"/>
+          <w:sz w:val="22"/>
+        </w:rPr>
+        <w:t xml:space="preserve">   INCHES (converted to a fraction of the actual figure height at</w:t>
+      </w:r>
+    </w:p>
+    <w:p>
+      <w:r>
+        <w:rPr>
+          <w:rFonts w:ascii="Calibri" w:hAnsi="Calibri"/>
+          <w:b w:val="0"/>
+          <w:color w:val="000000"/>
+          <w:sz w:val="22"/>
+        </w:rPr>
+        <w:t xml:space="preserve">   creation time), not fixed fractions.</w:t>
+      </w:r>
+    </w:p>
+    <w:p>
+      <w:r>
+        <w:rPr>
+          <w:rFonts w:ascii="Calibri" w:hAnsi="Calibri"/>
+          <w:b w:val="0"/>
+          <w:color w:val="000000"/>
+          <w:sz w:val="22"/>
+        </w:rPr>
+        <w:t>4. **</w:t>
+      </w:r>
+      <w:r>
+        <w:rPr>
+          <w:rFonts w:ascii="Consolas" w:hAnsi="Consolas"/>
+          <w:b w:val="0"/>
+          <w:color w:val="000000"/>
+          <w:sz w:val="20"/>
+        </w:rPr>
+        <w:t>f06_size_sensitivity</w:t>
+      </w:r>
+      <w:r>
+        <w:rPr>
+          <w:rFonts w:ascii="Calibri" w:hAnsi="Calibri"/>
+          <w:b w:val="0"/>
+          <w:color w:val="000000"/>
+          <w:sz w:val="22"/>
+        </w:rPr>
+        <w:t>: TD3/RandomPolicy appeared as disconnected</w:t>
+      </w:r>
+    </w:p>
+    <w:p>
+      <w:r>
+        <w:rPr>
+          <w:rFonts w:ascii="Calibri" w:hAnsi="Calibri"/>
+          <w:b w:val="0"/>
+          <w:color w:val="000000"/>
+          <w:sz w:val="22"/>
+        </w:rPr>
+        <w:t xml:space="preserve">   single dots at the 8-port reference point only.** They were never run</w:t>
+      </w:r>
+    </w:p>
+    <w:p>
+      <w:r>
+        <w:rPr>
+          <w:rFonts w:ascii="Calibri" w:hAnsi="Calibri"/>
+          <w:b w:val="0"/>
+          <w:color w:val="000000"/>
+          <w:sz w:val="22"/>
+        </w:rPr>
+        <w:t xml:space="preserve">   across the station-size sweep -- a declared Week 3 scope limitation</w:t>
+      </w:r>
+    </w:p>
+    <w:p>
+      <w:r>
+        <w:rPr>
+          <w:rFonts w:ascii="Calibri" w:hAnsi="Calibri"/>
+          <w:b w:val="0"/>
+          <w:color w:val="000000"/>
+          <w:sz w:val="22"/>
+        </w:rPr>
+        <w:t xml:space="preserve">   (the CPU budget didn't cover training across sizes too) -- so plotting</w:t>
+      </w:r>
+    </w:p>
+    <w:p>
+      <w:r>
+        <w:rPr>
+          <w:rFonts w:ascii="Calibri" w:hAnsi="Calibri"/>
+          <w:b w:val="0"/>
+          <w:color w:val="000000"/>
+          <w:sz w:val="22"/>
+        </w:rPr>
+        <w:t xml:space="preserve">   them on a "sensitivity vs. port count" figure implied a size trend that</w:t>
+      </w:r>
+    </w:p>
+    <w:p>
+      <w:r>
+        <w:rPr>
+          <w:rFonts w:ascii="Calibri" w:hAnsi="Calibri"/>
+          <w:b w:val="0"/>
+          <w:color w:val="000000"/>
+          <w:sz w:val="22"/>
+        </w:rPr>
+        <w:t xml:space="preserve">   doesn't exist. Fixed by restricting this figure to algorithms actually</w:t>
+      </w:r>
+    </w:p>
+    <w:p>
+      <w:r>
+        <w:rPr>
+          <w:rFonts w:ascii="Calibri" w:hAnsi="Calibri"/>
+          <w:b w:val="0"/>
+          <w:color w:val="000000"/>
+          <w:sz w:val="22"/>
+        </w:rPr>
+        <w:t xml:space="preserve">   present on a non-reference sweep config (</w:t>
+      </w:r>
+      <w:r>
+        <w:rPr>
+          <w:rFonts w:ascii="Consolas" w:hAnsi="Consolas"/>
+          <w:b w:val="0"/>
+          <w:color w:val="000000"/>
+          <w:sz w:val="20"/>
+        </w:rPr>
+        <w:t>station_n02_tx100</w:t>
+      </w:r>
+      <w:r>
+        <w:rPr>
+          <w:rFonts w:ascii="Calibri" w:hAnsi="Calibri"/>
+          <w:b w:val="0"/>
+          <w:color w:val="000000"/>
+          <w:sz w:val="22"/>
+        </w:rPr>
+        <w:t>), which</w:t>
+      </w:r>
+    </w:p>
+    <w:p>
+      <w:r>
+        <w:rPr>
+          <w:rFonts w:ascii="Calibri" w:hAnsi="Calibri"/>
+          <w:b w:val="0"/>
+          <w:color w:val="000000"/>
+          <w:sz w:val="22"/>
+        </w:rPr>
+        <w:t xml:space="preserve">   naturally excludes TD3/RandomPolicy without hardcoding their names --</w:t>
+      </w:r>
+    </w:p>
+    <w:p>
+      <w:r>
+        <w:rPr>
+          <w:rFonts w:ascii="Calibri" w:hAnsi="Calibri"/>
+          <w:b w:val="0"/>
+          <w:color w:val="000000"/>
+          <w:sz w:val="22"/>
+        </w:rPr>
+        <w:t xml:space="preserve">   any future algorithm that similarly skips the size sweep is</w:t>
+      </w:r>
+    </w:p>
+    <w:p>
+      <w:r>
+        <w:rPr>
+          <w:rFonts w:ascii="Calibri" w:hAnsi="Calibri"/>
+          <w:b w:val="0"/>
+          <w:color w:val="000000"/>
+          <w:sz w:val="22"/>
+        </w:rPr>
+        <w:t xml:space="preserve">   automatically excluded too.</w:t>
+      </w:r>
+    </w:p>
+    <w:p>
+      <w:r>
+        <w:rPr>
+          <w:rFonts w:ascii="Calibri" w:hAnsi="Calibri"/>
+          <w:b/>
+          <w:color w:val="000000"/>
+          <w:sz w:val="22"/>
+        </w:rPr>
+        <w:t>Walkthrough (bug 3, the most involved fix):</w:t>
+      </w:r>
+      <w:r>
+        <w:rPr>
+          <w:rFonts w:ascii="Calibri" w:hAnsi="Calibri"/>
+          <w:b w:val="0"/>
+          <w:color w:val="000000"/>
+          <w:sz w:val="22"/>
+        </w:rPr>
+        <w:t xml:space="preserve"> the fix computes</w:t>
+      </w:r>
+    </w:p>
+    <w:p>
+      <w:r>
+        <w:rPr>
+          <w:rFonts w:ascii="Consolas" w:hAnsi="Consolas"/>
+          <w:b w:val="0"/>
+          <w:color w:val="000000"/>
+          <w:sz w:val="20"/>
+        </w:rPr>
+        <w:t>top_margin_in</w:t>
+      </w:r>
+      <w:r>
+        <w:rPr>
+          <w:rFonts w:ascii="Calibri" w:hAnsi="Calibri"/>
+          <w:b w:val="0"/>
+          <w:color w:val="000000"/>
+          <w:sz w:val="22"/>
+        </w:rPr>
+        <w:t>/</w:t>
+      </w:r>
+      <w:r>
+        <w:rPr>
+          <w:rFonts w:ascii="Consolas" w:hAnsi="Consolas"/>
+          <w:b w:val="0"/>
+          <w:color w:val="000000"/>
+          <w:sz w:val="20"/>
+        </w:rPr>
+        <w:t>bottom_margin_in</w:t>
+      </w:r>
+      <w:r>
+        <w:rPr>
+          <w:rFonts w:ascii="Calibri" w:hAnsi="Calibri"/>
+          <w:b w:val="0"/>
+          <w:color w:val="000000"/>
+          <w:sz w:val="22"/>
+        </w:rPr>
+        <w:t xml:space="preserve"> as fixed inch quantities (0.7in/0.6in)</w:t>
+      </w:r>
+    </w:p>
+    <w:p>
+      <w:r>
+        <w:rPr>
+          <w:rFonts w:ascii="Calibri" w:hAnsi="Calibri"/>
+          <w:b w:val="0"/>
+          <w:color w:val="000000"/>
+          <w:sz w:val="22"/>
+        </w:rPr>
+        <w:t>and converts them to `fig.subplots_adjust(top=1 - top_margin_in /</w:t>
+      </w:r>
+    </w:p>
+    <w:p>
+      <w:r>
+        <w:rPr>
+          <w:rFonts w:ascii="Calibri" w:hAnsi="Calibri"/>
+          <w:b w:val="0"/>
+          <w:color w:val="000000"/>
+          <w:sz w:val="22"/>
+        </w:rPr>
+        <w:t>fig_height, bottom=bottom_margin_in / fig_height)</w:t>
+      </w:r>
+      <w:r>
+        <w:rPr>
+          <w:rFonts w:ascii="Consolas" w:hAnsi="Consolas"/>
+          <w:b w:val="0"/>
+          <w:color w:val="000000"/>
+          <w:sz w:val="20"/>
+        </w:rPr>
+        <w:t xml:space="preserve"> at the point </w:t>
+      </w:r>
+      <w:r>
+        <w:rPr>
+          <w:rFonts w:ascii="Calibri" w:hAnsi="Calibri"/>
+          <w:b w:val="0"/>
+          <w:color w:val="000000"/>
+          <w:sz w:val="22"/>
+        </w:rPr>
+        <w:t>fig_height`</w:t>
+      </w:r>
+    </w:p>
+    <w:p>
+      <w:r>
+        <w:rPr>
+          <w:rFonts w:ascii="Calibri" w:hAnsi="Calibri"/>
+          <w:b w:val="0"/>
+          <w:color w:val="000000"/>
+          <w:sz w:val="22"/>
+        </w:rPr>
+        <w:t>is actually known -- so the absolute blank space stays roughly constant</w:t>
+      </w:r>
+    </w:p>
+    <w:p>
+      <w:r>
+        <w:rPr>
+          <w:rFonts w:ascii="Calibri" w:hAnsi="Calibri"/>
+          <w:b w:val="0"/>
+          <w:color w:val="000000"/>
+          <w:sz w:val="22"/>
+        </w:rPr>
+        <w:t>whether the figure has 5 rows or 25.</w:t>
+      </w:r>
+    </w:p>
+    <w:p>
+      <w:pPr>
+        <w:spacing w:before="200" w:after="120"/>
+      </w:pPr>
+      <w:r>
+        <w:rPr>
+          <w:rFonts w:ascii="Calibri" w:hAnsi="Calibri"/>
+          <w:b/>
+          <w:color w:val="000000"/>
+          <w:sz w:val="24"/>
+        </w:rPr>
         <w:t>`ev2gym_thesis/tests/test_rl_infrastructure.py` (Entregable 9)</w:t>
       </w:r>
     </w:p>
@@ -13801,7 +15673,36 @@
           <w:color w:val="000000"/>
           <w:sz w:val="22"/>
         </w:rPr>
-        <w:t xml:space="preserve"> 8 tests covering the RL infrastructure added this week.</w:t>
+        <w:t xml:space="preserve"> originally 8 tests covering the RL infrastructure added this</w:t>
+      </w:r>
+    </w:p>
+    <w:p>
+      <w:r>
+        <w:rPr>
+          <w:rFonts w:ascii="Calibri" w:hAnsi="Calibri"/>
+          <w:b w:val="0"/>
+          <w:color w:val="000000"/>
+          <w:sz w:val="22"/>
+        </w:rPr>
+        <w:t xml:space="preserve">week; </w:t>
+      </w:r>
+      <w:r>
+        <w:rPr>
+          <w:rFonts w:ascii="Calibri" w:hAnsi="Calibri"/>
+          <w:b/>
+          <w:color w:val="000000"/>
+          <w:sz w:val="22"/>
+        </w:rPr>
+        <w:t>10 as of the 2026-08-18 correction</w:t>
+      </w:r>
+      <w:r>
+        <w:rPr>
+          <w:rFonts w:ascii="Calibri" w:hAnsi="Calibri"/>
+          <w:b w:val="0"/>
+          <w:color w:val="000000"/>
+          <w:sz w:val="22"/>
+        </w:rPr>
+        <w:t xml:space="preserve"> (2 added, see below).</w:t>
       </w:r>
     </w:p>
     <w:p>
@@ -13967,7 +15868,7 @@
           <w:color w:val="000000"/>
           <w:sz w:val="22"/>
         </w:rPr>
-        <w:t xml:space="preserve"> the 4 test classes cover, respectively: (1)</w:t>
+        <w:t xml:space="preserve"> the 4 original test classes cover, respectively: (1)</w:t>
       </w:r>
     </w:p>
     <w:p>
@@ -14253,18 +16154,51 @@
           <w:color w:val="000000"/>
           <w:sz w:val="22"/>
         </w:rPr>
-        <w:t>evaluation reproducibility -- the same `(config, scenario_seed, eval_day,</w:t>
-      </w:r>
-    </w:p>
-    <w:p>
-      <w:r>
-        <w:rPr>
-          <w:rFonts w:ascii="Calibri" w:hAnsi="Calibri"/>
-          <w:b w:val="0"/>
-          <w:color w:val="000000"/>
-          <w:sz w:val="22"/>
-        </w:rPr>
-        <w:t>model)</w:t>
+        <w:t>evaluation reproducibility.</w:t>
+      </w:r>
+    </w:p>
+    <w:p>
+      <w:r>
+        <w:rPr>
+          <w:rFonts w:ascii="Calibri" w:hAnsi="Calibri"/>
+          <w:b w:val="0"/>
+          <w:color w:val="000000"/>
+          <w:sz w:val="22"/>
+        </w:rPr>
+        <w:t>**Correction, 2026-08-18: item (4) was a green test that certified the</w:t>
+      </w:r>
+    </w:p>
+    <w:p>
+      <w:r>
+        <w:rPr>
+          <w:rFonts w:ascii="Calibri" w:hAnsi="Calibri"/>
+          <w:b w:val="0"/>
+          <w:color w:val="000000"/>
+          <w:sz w:val="22"/>
+        </w:rPr>
+        <w:t>exact property that turned out to be violated in production, and this is</w:t>
+      </w:r>
+    </w:p>
+    <w:p>
+      <w:r>
+        <w:rPr>
+          <w:rFonts w:ascii="Calibri" w:hAnsi="Calibri"/>
+          <w:b w:val="0"/>
+          <w:color w:val="000000"/>
+          <w:sz w:val="22"/>
+        </w:rPr>
+        <w:t>worth explaining in full rather than quietly fixing.** Its original claim</w:t>
+      </w:r>
+    </w:p>
+    <w:p>
+      <w:r>
+        <w:rPr>
+          <w:rFonts w:ascii="Calibri" w:hAnsi="Calibri"/>
+          <w:b w:val="0"/>
+          <w:color w:val="000000"/>
+          <w:sz w:val="22"/>
+        </w:rPr>
+        <w:t xml:space="preserve">-- *"the same </w:t>
       </w:r>
       <w:r>
         <w:rPr>
@@ -14273,27 +16207,438 @@
           <w:color w:val="000000"/>
           <w:sz w:val="20"/>
         </w:rPr>
-        <w:t xml:space="preserve"> evaluated twice via the same deterministic-</w:t>
-      </w:r>
-      <w:r>
-        <w:rPr>
-          <w:rFonts w:ascii="Calibri" w:hAnsi="Calibri"/>
-          <w:b w:val="0"/>
-          <w:color w:val="000000"/>
-          <w:sz w:val="22"/>
-        </w:rPr>
-        <w:t>predict` loop produces</w:t>
-      </w:r>
-    </w:p>
-    <w:p>
-      <w:r>
-        <w:rPr>
-          <w:rFonts w:ascii="Calibri" w:hAnsi="Calibri"/>
-          <w:b w:val="0"/>
-          <w:color w:val="000000"/>
-          <w:sz w:val="22"/>
-        </w:rPr>
-        <w:t>byte-identical stats.</w:t>
+        <w:t>(config, scenario_seed, eval_day, model)</w:t>
+      </w:r>
+      <w:r>
+        <w:rPr>
+          <w:rFonts w:ascii="Calibri" w:hAnsi="Calibri"/>
+          <w:b w:val="0"/>
+          <w:color w:val="000000"/>
+          <w:sz w:val="22"/>
+        </w:rPr>
+        <w:t xml:space="preserve"> evaluated twice</w:t>
+      </w:r>
+    </w:p>
+    <w:p>
+      <w:r>
+        <w:rPr>
+          <w:rFonts w:ascii="Calibri" w:hAnsi="Calibri"/>
+          <w:b w:val="0"/>
+          <w:color w:val="000000"/>
+          <w:sz w:val="22"/>
+        </w:rPr>
+        <w:t>via the same deterministic-predict loop produces byte-identical stats"* --</w:t>
+      </w:r>
+    </w:p>
+    <w:p>
+      <w:r>
+        <w:rPr>
+          <w:rFonts w:ascii="Calibri" w:hAnsi="Calibri"/>
+          <w:b w:val="0"/>
+          <w:color w:val="000000"/>
+          <w:sz w:val="22"/>
+        </w:rPr>
+        <w:t xml:space="preserve">was TRUE of the test's own code, and FALSE of </w:t>
+      </w:r>
+      <w:r>
+        <w:rPr>
+          <w:rFonts w:ascii="Consolas" w:hAnsi="Consolas"/>
+          <w:b w:val="0"/>
+          <w:color w:val="000000"/>
+          <w:sz w:val="20"/>
+        </w:rPr>
+        <w:t>scripts/evaluate_rl.py</w:t>
+      </w:r>
+      <w:r>
+        <w:rPr>
+          <w:rFonts w:ascii="Calibri" w:hAnsi="Calibri"/>
+          <w:b w:val="0"/>
+          <w:color w:val="000000"/>
+          <w:sz w:val="22"/>
+        </w:rPr>
+        <w:t>'s</w:t>
+      </w:r>
+    </w:p>
+    <w:p>
+      <w:r>
+        <w:rPr>
+          <w:rFonts w:ascii="Calibri" w:hAnsi="Calibri"/>
+          <w:b w:val="0"/>
+          <w:color w:val="000000"/>
+          <w:sz w:val="22"/>
+        </w:rPr>
+        <w:t xml:space="preserve">actual </w:t>
+      </w:r>
+      <w:r>
+        <w:rPr>
+          <w:rFonts w:ascii="Consolas" w:hAnsi="Consolas"/>
+          <w:b w:val="0"/>
+          <w:color w:val="000000"/>
+          <w:sz w:val="20"/>
+        </w:rPr>
+        <w:t>_TD3Stepper</w:t>
+      </w:r>
+      <w:r>
+        <w:rPr>
+          <w:rFonts w:ascii="Calibri" w:hAnsi="Calibri"/>
+          <w:b w:val="0"/>
+          <w:color w:val="000000"/>
+          <w:sz w:val="22"/>
+        </w:rPr>
+        <w:t>, which is exactly the contradiction that exposed the</w:t>
+      </w:r>
+    </w:p>
+    <w:p>
+      <w:r>
+        <w:rPr>
+          <w:rFonts w:ascii="Calibri" w:hAnsi="Calibri"/>
+          <w:b w:val="0"/>
+          <w:color w:val="000000"/>
+          <w:sz w:val="22"/>
+        </w:rPr>
+        <w:t xml:space="preserve">bug above. Diagnosis: the test built its own hand-rolled </w:t>
+      </w:r>
+      <w:r>
+        <w:rPr>
+          <w:rFonts w:ascii="Consolas" w:hAnsi="Consolas"/>
+          <w:b w:val="0"/>
+          <w:color w:val="000000"/>
+          <w:sz w:val="20"/>
+        </w:rPr>
+        <w:t>run_once(env)</w:t>
+      </w:r>
+    </w:p>
+    <w:p>
+      <w:r>
+        <w:rPr>
+          <w:rFonts w:ascii="Calibri" w:hAnsi="Calibri"/>
+          <w:b w:val="0"/>
+          <w:color w:val="000000"/>
+          <w:sz w:val="22"/>
+        </w:rPr>
+        <w:t xml:space="preserve">loop calling </w:t>
+      </w:r>
+      <w:r>
+        <w:rPr>
+          <w:rFonts w:ascii="Consolas" w:hAnsi="Consolas"/>
+          <w:b w:val="0"/>
+          <w:color w:val="000000"/>
+          <w:sz w:val="20"/>
+        </w:rPr>
+        <w:t>env.reset(seed=seed)</w:t>
+      </w:r>
+      <w:r>
+        <w:rPr>
+          <w:rFonts w:ascii="Calibri" w:hAnsi="Calibri"/>
+          <w:b w:val="0"/>
+          <w:color w:val="000000"/>
+          <w:sz w:val="22"/>
+        </w:rPr>
+        <w:t xml:space="preserve"> directly -- a correct call, but a</w:t>
+      </w:r>
+    </w:p>
+    <w:p>
+      <w:r>
+        <w:rPr>
+          <w:rFonts w:ascii="Calibri" w:hAnsi="Calibri"/>
+          <w:b/>
+          <w:color w:val="000000"/>
+          <w:sz w:val="22"/>
+        </w:rPr>
+        <w:t>parallel reimplementation</w:t>
+      </w:r>
+      <w:r>
+        <w:rPr>
+          <w:rFonts w:ascii="Calibri" w:hAnsi="Calibri"/>
+          <w:b w:val="0"/>
+          <w:color w:val="000000"/>
+          <w:sz w:val="22"/>
+        </w:rPr>
+        <w:t xml:space="preserve"> of the evaluation loop, never the</w:t>
+      </w:r>
+    </w:p>
+    <w:p>
+      <w:r>
+        <w:rPr>
+          <w:rFonts w:ascii="Consolas" w:hAnsi="Consolas"/>
+          <w:b w:val="0"/>
+          <w:color w:val="000000"/>
+          <w:sz w:val="20"/>
+        </w:rPr>
+        <w:t>_TD3Stepper</w:t>
+      </w:r>
+      <w:r>
+        <w:rPr>
+          <w:rFonts w:ascii="Calibri" w:hAnsi="Calibri"/>
+          <w:b w:val="0"/>
+          <w:color w:val="000000"/>
+          <w:sz w:val="22"/>
+        </w:rPr>
+        <w:t>/</w:t>
+      </w:r>
+      <w:r>
+        <w:rPr>
+          <w:rFonts w:ascii="Consolas" w:hAnsi="Consolas"/>
+          <w:b w:val="0"/>
+          <w:color w:val="000000"/>
+          <w:sz w:val="20"/>
+        </w:rPr>
+        <w:t>_run_and_capture</w:t>
+      </w:r>
+      <w:r>
+        <w:rPr>
+          <w:rFonts w:ascii="Calibri" w:hAnsi="Calibri"/>
+          <w:b w:val="0"/>
+          <w:color w:val="000000"/>
+          <w:sz w:val="22"/>
+        </w:rPr>
+        <w:t xml:space="preserve"> objects </w:t>
+      </w:r>
+      <w:r>
+        <w:rPr>
+          <w:rFonts w:ascii="Consolas" w:hAnsi="Consolas"/>
+          <w:b w:val="0"/>
+          <w:color w:val="000000"/>
+          <w:sz w:val="20"/>
+        </w:rPr>
+        <w:t>scripts/evaluate_rl.py</w:t>
+      </w:r>
+      <w:r>
+        <w:rPr>
+          <w:rFonts w:ascii="Calibri" w:hAnsi="Calibri"/>
+          <w:b w:val="0"/>
+          <w:color w:val="000000"/>
+          <w:sz w:val="22"/>
+        </w:rPr>
+        <w:t xml:space="preserve"> actually</w:t>
+      </w:r>
+    </w:p>
+    <w:p>
+      <w:r>
+        <w:rPr>
+          <w:rFonts w:ascii="Calibri" w:hAnsi="Calibri"/>
+          <w:b w:val="0"/>
+          <w:color w:val="000000"/>
+          <w:sz w:val="22"/>
+        </w:rPr>
+        <w:t>runs in production. It certified "deterministic scenario generation, when</w:t>
+      </w:r>
+    </w:p>
+    <w:p>
+      <w:r>
+        <w:rPr>
+          <w:rFonts w:ascii="Calibri" w:hAnsi="Calibri"/>
+          <w:b w:val="0"/>
+          <w:color w:val="000000"/>
+          <w:sz w:val="22"/>
+        </w:rPr>
+        <w:t>you pass the seed correctly" -- never in question -- not "the production</w:t>
+      </w:r>
+    </w:p>
+    <w:p>
+      <w:r>
+        <w:rPr>
+          <w:rFonts w:ascii="Calibri" w:hAnsi="Calibri"/>
+          <w:b w:val="0"/>
+          <w:color w:val="000000"/>
+          <w:sz w:val="22"/>
+        </w:rPr>
+        <w:t>stepper passes the seed correctly" -- the actual bug. **General rule</w:t>
+      </w:r>
+    </w:p>
+    <w:p>
+      <w:r>
+        <w:rPr>
+          <w:rFonts w:ascii="Calibri" w:hAnsi="Calibri"/>
+          <w:b w:val="0"/>
+          <w:color w:val="000000"/>
+          <w:sz w:val="22"/>
+        </w:rPr>
+        <w:t>extracted and applied project-wide:** every test in this project must</w:t>
+      </w:r>
+    </w:p>
+    <w:p>
+      <w:r>
+        <w:rPr>
+          <w:rFonts w:ascii="Calibri" w:hAnsi="Calibri"/>
+          <w:b w:val="0"/>
+          <w:color w:val="000000"/>
+          <w:sz w:val="22"/>
+        </w:rPr>
+        <w:t>exercise the real call path used in production, not a lookalike of it.</w:t>
+      </w:r>
+    </w:p>
+    <w:p>
+      <w:r>
+        <w:rPr>
+          <w:rFonts w:ascii="Calibri" w:hAnsi="Calibri"/>
+          <w:b w:val="0"/>
+          <w:color w:val="000000"/>
+          <w:sz w:val="22"/>
+        </w:rPr>
+        <w:t>The other 7 (now 9) tests were audited against this rule and found clean</w:t>
+      </w:r>
+    </w:p>
+    <w:p>
+      <w:r>
+        <w:rPr>
+          <w:rFonts w:ascii="Calibri" w:hAnsi="Calibri"/>
+          <w:b w:val="0"/>
+          <w:color w:val="000000"/>
+          <w:sz w:val="22"/>
+        </w:rPr>
+        <w:t>(each already calls the real production class/function directly -- see</w:t>
+      </w:r>
+    </w:p>
+    <w:p>
+      <w:r>
+        <w:rPr>
+          <w:rFonts w:ascii="Consolas" w:hAnsi="Consolas"/>
+          <w:b w:val="0"/>
+          <w:color w:val="000000"/>
+          <w:sz w:val="20"/>
+        </w:rPr>
+        <w:t>00_lab_log.md</w:t>
+      </w:r>
+      <w:r>
+        <w:rPr>
+          <w:rFonts w:ascii="Calibri" w:hAnsi="Calibri"/>
+          <w:b w:val="0"/>
+          <w:color w:val="000000"/>
+          <w:sz w:val="22"/>
+        </w:rPr>
+        <w:t>'s 2026-08-18 entry for the full per-test audit). Fixed by</w:t>
+      </w:r>
+    </w:p>
+    <w:p>
+      <w:r>
+        <w:rPr>
+          <w:rFonts w:ascii="Calibri" w:hAnsi="Calibri"/>
+          <w:b w:val="0"/>
+          <w:color w:val="000000"/>
+          <w:sz w:val="22"/>
+        </w:rPr>
+        <w:t xml:space="preserve">rewriting the test to construct and call </w:t>
+      </w:r>
+      <w:r>
+        <w:rPr>
+          <w:rFonts w:ascii="Consolas" w:hAnsi="Consolas"/>
+          <w:b w:val="0"/>
+          <w:color w:val="000000"/>
+          <w:sz w:val="20"/>
+        </w:rPr>
+        <w:t>scripts.evaluate_rl._TD3Stepper</w:t>
+      </w:r>
+    </w:p>
+    <w:p>
+      <w:r>
+        <w:rPr>
+          <w:rFonts w:ascii="Calibri" w:hAnsi="Calibri"/>
+          <w:b w:val="0"/>
+          <w:color w:val="000000"/>
+          <w:sz w:val="22"/>
+        </w:rPr>
+        <w:t xml:space="preserve">and </w:t>
+      </w:r>
+      <w:r>
+        <w:rPr>
+          <w:rFonts w:ascii="Consolas" w:hAnsi="Consolas"/>
+          <w:b w:val="0"/>
+          <w:color w:val="000000"/>
+          <w:sz w:val="20"/>
+        </w:rPr>
+        <w:t>_run_and_capture</w:t>
+      </w:r>
+      <w:r>
+        <w:rPr>
+          <w:rFonts w:ascii="Calibri" w:hAnsi="Calibri"/>
+          <w:b w:val="0"/>
+          <w:color w:val="000000"/>
+          <w:sz w:val="22"/>
+        </w:rPr>
+        <w:t xml:space="preserve"> directly. Two new tests added:</w:t>
+      </w:r>
+    </w:p>
+    <w:p>
+      <w:r>
+        <w:rPr>
+          <w:rFonts w:ascii="Consolas" w:hAnsi="Consolas"/>
+          <w:b w:val="0"/>
+          <w:color w:val="000000"/>
+          <w:sz w:val="20"/>
+        </w:rPr>
+        <w:t>TestResetForEvaluation.test_reset_for_evaluation_reproduces_construction_scenario</w:t>
+      </w:r>
+    </w:p>
+    <w:p>
+      <w:r>
+        <w:rPr>
+          <w:rFonts w:ascii="Calibri" w:hAnsi="Calibri"/>
+          <w:b w:val="0"/>
+          <w:color w:val="000000"/>
+          <w:sz w:val="22"/>
+        </w:rPr>
+        <w:t>(pins the fix at the smallest grain) and</w:t>
+      </w:r>
+    </w:p>
+    <w:p>
+      <w:r>
+        <w:rPr>
+          <w:rFonts w:ascii="Consolas" w:hAnsi="Consolas"/>
+          <w:b w:val="0"/>
+          <w:color w:val="000000"/>
+          <w:sz w:val="20"/>
+        </w:rPr>
+        <w:t>test_bare_reset_would_have_diverged</w:t>
+      </w:r>
+      <w:r>
+        <w:rPr>
+          <w:rFonts w:ascii="Calibri" w:hAnsi="Calibri"/>
+          <w:b w:val="0"/>
+          <w:color w:val="000000"/>
+          <w:sz w:val="22"/>
+        </w:rPr>
+        <w:t xml:space="preserve"> (pins the failure mode itself, so a</w:t>
+      </w:r>
+    </w:p>
+    <w:p>
+      <w:r>
+        <w:rPr>
+          <w:rFonts w:ascii="Calibri" w:hAnsi="Calibri"/>
+          <w:b w:val="0"/>
+          <w:color w:val="000000"/>
+          <w:sz w:val="22"/>
+        </w:rPr>
+        <w:t xml:space="preserve">future change to EV2Gym's upstream </w:t>
+      </w:r>
+      <w:r>
+        <w:rPr>
+          <w:rFonts w:ascii="Consolas" w:hAnsi="Consolas"/>
+          <w:b w:val="0"/>
+          <w:color w:val="000000"/>
+          <w:sz w:val="20"/>
+        </w:rPr>
+        <w:t>reset()</w:t>
+      </w:r>
+      <w:r>
+        <w:rPr>
+          <w:rFonts w:ascii="Calibri" w:hAnsi="Calibri"/>
+          <w:b w:val="0"/>
+          <w:color w:val="000000"/>
+          <w:sz w:val="22"/>
+        </w:rPr>
+        <w:t xml:space="preserve"> semantics would be flagged,</w:t>
+      </w:r>
+    </w:p>
+    <w:p>
+      <w:r>
+        <w:rPr>
+          <w:rFonts w:ascii="Calibri" w:hAnsi="Calibri"/>
+          <w:b w:val="0"/>
+          <w:color w:val="000000"/>
+          <w:sz w:val="22"/>
+        </w:rPr>
+        <w:t>not silently made moot).</w:t>
       </w:r>
     </w:p>
     <w:p>
@@ -15079,18 +17424,29 @@
           <w:color w:val="000000"/>
           <w:sz w:val="22"/>
         </w:rPr>
-        <w:t>Full tables, the paired-bootstrap comparison, and the cross-training-seed</w:t>
-      </w:r>
-    </w:p>
-    <w:p>
-      <w:r>
-        <w:rPr>
-          <w:rFonts w:ascii="Calibri" w:hAnsi="Calibri"/>
-          <w:b w:val="0"/>
-          <w:color w:val="000000"/>
-          <w:sz w:val="22"/>
-        </w:rPr>
-        <w:t xml:space="preserve">dispersion analysis are in </w:t>
+        <w:t>**Corrected 2026-08-18 -- this section previously reported a conclusion</w:t>
+      </w:r>
+    </w:p>
+    <w:p>
+      <w:r>
+        <w:rPr>
+          <w:rFonts w:ascii="Calibri" w:hAnsi="Calibri"/>
+          <w:b w:val="0"/>
+          <w:color w:val="000000"/>
+          <w:sz w:val="22"/>
+        </w:rPr>
+        <w:t>the corrected data does not support; see the correction note at the top of</w:t>
+      </w:r>
+    </w:p>
+    <w:p>
+      <w:r>
+        <w:rPr>
+          <w:rFonts w:ascii="Calibri" w:hAnsi="Calibri"/>
+          <w:b w:val="0"/>
+          <w:color w:val="000000"/>
+          <w:sz w:val="22"/>
+        </w:rPr>
+        <w:t xml:space="preserve">this document and </w:t>
       </w:r>
       <w:r>
         <w:rPr>
@@ -15099,18 +17455,67 @@
           <w:color w:val="000000"/>
           <w:sz w:val="20"/>
         </w:rPr>
+        <w:t>03_rl_baseline.md</w:t>
+      </w:r>
+      <w:r>
+        <w:rPr>
+          <w:rFonts w:ascii="Calibri" w:hAnsi="Calibri"/>
+          <w:b w:val="0"/>
+          <w:color w:val="000000"/>
+          <w:sz w:val="22"/>
+        </w:rPr>
+        <w:t xml:space="preserve"> S3.11.** Full tables, the</w:t>
+      </w:r>
+    </w:p>
+    <w:p>
+      <w:r>
+        <w:rPr>
+          <w:rFonts w:ascii="Calibri" w:hAnsi="Calibri"/>
+          <w:b w:val="0"/>
+          <w:color w:val="000000"/>
+          <w:sz w:val="22"/>
+        </w:rPr>
+        <w:t>paired-bootstrap comparison, and the cross-training-seed dispersion</w:t>
+      </w:r>
+    </w:p>
+    <w:p>
+      <w:r>
+        <w:rPr>
+          <w:rFonts w:ascii="Calibri" w:hAnsi="Calibri"/>
+          <w:b w:val="0"/>
+          <w:color w:val="000000"/>
+          <w:sz w:val="22"/>
+        </w:rPr>
+        <w:t xml:space="preserve">analysis are in </w:t>
+      </w:r>
+      <w:r>
+        <w:rPr>
+          <w:rFonts w:ascii="Consolas" w:hAnsi="Consolas"/>
+          <w:b w:val="0"/>
+          <w:color w:val="000000"/>
+          <w:sz w:val="20"/>
+        </w:rPr>
         <w:t>thesis_docs/chapters/03_rl_baseline.md</w:t>
       </w:r>
-    </w:p>
-    <w:p>
-      <w:r>
-        <w:rPr>
-          <w:rFonts w:ascii="Calibri" w:hAnsi="Calibri"/>
-          <w:b w:val="0"/>
-          <w:color w:val="000000"/>
-          <w:sz w:val="22"/>
-        </w:rPr>
-        <w:t xml:space="preserve">(sections 3.8-3.10) and </w:t>
+      <w:r>
+        <w:rPr>
+          <w:rFonts w:ascii="Calibri" w:hAnsi="Calibri"/>
+          <w:b w:val="0"/>
+          <w:color w:val="000000"/>
+          <w:sz w:val="22"/>
+        </w:rPr>
+        <w:t xml:space="preserve"> (sections</w:t>
+      </w:r>
+    </w:p>
+    <w:p>
+      <w:r>
+        <w:rPr>
+          <w:rFonts w:ascii="Calibri" w:hAnsi="Calibri"/>
+          <w:b w:val="0"/>
+          <w:color w:val="000000"/>
+          <w:sz w:val="22"/>
+        </w:rPr>
+        <w:t xml:space="preserve">3.8-3.11) and </w:t>
       </w:r>
       <w:r>
         <w:rPr>
@@ -15128,73 +17533,133 @@
           <w:color w:val="000000"/>
           <w:sz w:val="22"/>
         </w:rPr>
-        <w:t>'s 2026-08-13 entry -- not repeated</w:t>
-      </w:r>
-    </w:p>
-    <w:p>
-      <w:r>
-        <w:rPr>
-          <w:rFonts w:ascii="Calibri" w:hAnsi="Calibri"/>
-          <w:b w:val="0"/>
-          <w:color w:val="000000"/>
-          <w:sz w:val="22"/>
-        </w:rPr>
-        <w:t>in full here to avoid drift between two copies of the same numbers.</w:t>
-      </w:r>
-    </w:p>
-    <w:p>
-      <w:r>
-        <w:rPr>
-          <w:rFonts w:ascii="Calibri" w:hAnsi="Calibri"/>
-          <w:b w:val="0"/>
-          <w:color w:val="000000"/>
-          <w:sz w:val="22"/>
-        </w:rPr>
-        <w:t>Headline: TD3 matches Round Robin's near-elimination of transformer</w:t>
-      </w:r>
-    </w:p>
-    <w:p>
-      <w:r>
-        <w:rPr>
-          <w:rFonts w:ascii="Calibri" w:hAnsi="Calibri"/>
-          <w:b w:val="0"/>
-          <w:color w:val="000000"/>
-          <w:sz w:val="22"/>
-        </w:rPr>
-        <w:t>overload (vs. AFAP's 5.33 kWh), confirmed against a random-policy control</w:t>
-      </w:r>
-    </w:p>
-    <w:p>
-      <w:r>
-        <w:rPr>
-          <w:rFonts w:ascii="Calibri" w:hAnsi="Calibri"/>
-          <w:b w:val="0"/>
-          <w:color w:val="000000"/>
-          <w:sz w:val="22"/>
-        </w:rPr>
-        <w:t>that shows WORSE overload (12.74 kWh) than even unmanaged AFAP -- proving</w:t>
-      </w:r>
-    </w:p>
-    <w:p>
-      <w:r>
-        <w:rPr>
-          <w:rFonts w:ascii="Calibri" w:hAnsi="Calibri"/>
-          <w:b w:val="0"/>
-          <w:color w:val="000000"/>
-          <w:sz w:val="22"/>
-        </w:rPr>
-        <w:t>this is a real learned behavior. This comes at a real cost: lower and</w:t>
-      </w:r>
-    </w:p>
-    <w:p>
-      <w:r>
-        <w:rPr>
-          <w:rFonts w:ascii="Calibri" w:hAnsi="Calibri"/>
-          <w:b w:val="0"/>
-          <w:color w:val="000000"/>
-          <w:sz w:val="22"/>
-        </w:rPr>
-        <w:t xml:space="preserve">seed-inconsistent </w:t>
+        <w:t>'s 2026-08-18 entry -- not repeated in full</w:t>
+      </w:r>
+    </w:p>
+    <w:p>
+      <w:r>
+        <w:rPr>
+          <w:rFonts w:ascii="Calibri" w:hAnsi="Calibri"/>
+          <w:b w:val="0"/>
+          <w:color w:val="000000"/>
+          <w:sz w:val="22"/>
+        </w:rPr>
+        <w:t>here to avoid drift between two copies of the same numbers.</w:t>
+      </w:r>
+    </w:p>
+    <w:p>
+      <w:r>
+        <w:rPr>
+          <w:rFonts w:ascii="Calibri" w:hAnsi="Calibri"/>
+          <w:b w:val="0"/>
+          <w:color w:val="000000"/>
+          <w:sz w:val="22"/>
+        </w:rPr>
+        <w:t>Corrected headline: TD3 reduces transformer overload relative to unmanaged</w:t>
+      </w:r>
+    </w:p>
+    <w:p>
+      <w:r>
+        <w:rPr>
+          <w:rFonts w:ascii="Calibri" w:hAnsi="Calibri"/>
+          <w:b w:val="0"/>
+          <w:color w:val="000000"/>
+          <w:sz w:val="22"/>
+        </w:rPr>
+        <w:t xml:space="preserve">AFAP (significant for 2 of 3 seeds) but is significantly </w:t>
+      </w:r>
+      <w:r>
+        <w:rPr>
+          <w:rFonts w:ascii="Calibri" w:hAnsi="Calibri"/>
+          <w:b/>
+          <w:color w:val="000000"/>
+          <w:sz w:val="22"/>
+        </w:rPr>
+        <w:t>worse</w:t>
+      </w:r>
+      <w:r>
+        <w:rPr>
+          <w:rFonts w:ascii="Calibri" w:hAnsi="Calibri"/>
+          <w:b w:val="0"/>
+          <w:color w:val="000000"/>
+          <w:sz w:val="22"/>
+        </w:rPr>
+        <w:t xml:space="preserve"> than</w:t>
+      </w:r>
+    </w:p>
+    <w:p>
+      <w:r>
+        <w:rPr>
+          <w:rFonts w:ascii="Calibri" w:hAnsi="Calibri"/>
+          <w:b w:val="0"/>
+          <w:color w:val="000000"/>
+          <w:sz w:val="22"/>
+        </w:rPr>
+        <w:t>Round Robin on overload for all 3 seeds (was reported as matching it).</w:t>
+      </w:r>
+    </w:p>
+    <w:p>
+      <w:r>
+        <w:rPr>
+          <w:rFonts w:ascii="Calibri" w:hAnsi="Calibri"/>
+          <w:b w:val="0"/>
+          <w:color w:val="000000"/>
+          <w:sz w:val="22"/>
+        </w:rPr>
+        <w:t xml:space="preserve">The random-policy control -- corrected -- shows significantly </w:t>
+      </w:r>
+      <w:r>
+        <w:rPr>
+          <w:rFonts w:ascii="Calibri" w:hAnsi="Calibri"/>
+          <w:b/>
+          <w:color w:val="000000"/>
+          <w:sz w:val="22"/>
+        </w:rPr>
+        <w:t>lower</w:t>
+      </w:r>
+    </w:p>
+    <w:p>
+      <w:r>
+        <w:rPr>
+          <w:rFonts w:ascii="Calibri" w:hAnsi="Calibri"/>
+          <w:b w:val="0"/>
+          <w:color w:val="000000"/>
+          <w:sz w:val="22"/>
+        </w:rPr>
+        <w:t>overload than AFAP (0.22 kWh vs. AFAP's 5.33 kWh) and is statistically</w:t>
+      </w:r>
+    </w:p>
+    <w:p>
+      <w:r>
+        <w:rPr>
+          <w:rFonts w:ascii="Calibri" w:hAnsi="Calibri"/>
+          <w:b w:val="0"/>
+          <w:color w:val="000000"/>
+          <w:sz w:val="22"/>
+        </w:rPr>
+        <w:t>indistinguishable from TD3 (seed 100); it no longer supports "TD3 learned</w:t>
+      </w:r>
+    </w:p>
+    <w:p>
+      <w:r>
+        <w:rPr>
+          <w:rFonts w:ascii="Calibri" w:hAnsi="Calibri"/>
+          <w:b w:val="0"/>
+          <w:color w:val="000000"/>
+          <w:sz w:val="22"/>
+        </w:rPr>
+        <w:t>a real overload-avoidance behavior beyond naive throttling," which was</w:t>
+      </w:r>
+    </w:p>
+    <w:p>
+      <w:r>
+        <w:rPr>
+          <w:rFonts w:ascii="Calibri" w:hAnsi="Calibri"/>
+          <w:b w:val="0"/>
+          <w:color w:val="000000"/>
+          <w:sz w:val="22"/>
+        </w:rPr>
+        <w:t xml:space="preserve">this chapter's original headline claim. </w:t>
       </w:r>
       <w:r>
         <w:rPr>
@@ -15212,10 +17677,30 @@
           <w:color w:val="000000"/>
           <w:sz w:val="22"/>
         </w:rPr>
-        <w:t>, materially lower</w:t>
-      </w:r>
-    </w:p>
-    <w:p>
+        <w:t xml:space="preserve"> is now</w:t>
+      </w:r>
+    </w:p>
+    <w:p>
+      <w:r>
+        <w:rPr>
+          <w:rFonts w:ascii="Calibri" w:hAnsi="Calibri"/>
+          <w:b w:val="0"/>
+          <w:color w:val="000000"/>
+          <w:sz w:val="22"/>
+        </w:rPr>
+        <w:t>identical across every algorithm (the "lower/seed-inconsistent" finding</w:t>
+      </w:r>
+    </w:p>
+    <w:p>
+      <w:r>
+        <w:rPr>
+          <w:rFonts w:ascii="Calibri" w:hAnsi="Calibri"/>
+          <w:b w:val="0"/>
+          <w:color w:val="000000"/>
+          <w:sz w:val="22"/>
+        </w:rPr>
+        <w:t xml:space="preserve">was itself a correction-era artifact). </w:t>
+      </w:r>
       <w:r>
         <w:rPr>
           <w:rFonts w:ascii="Consolas" w:hAnsi="Consolas"/>
@@ -15225,80 +17710,82 @@
         </w:rPr>
         <w:t>min_energy_user_satisfaction</w:t>
       </w:r>
-      <w:r>
-        <w:rPr>
-          <w:rFonts w:ascii="Calibri" w:hAnsi="Calibri"/>
-          <w:b w:val="0"/>
-          <w:color w:val="000000"/>
-          <w:sz w:val="22"/>
-        </w:rPr>
-        <w:t xml:space="preserve"> (down to 86.7% for the worst seed), and</w:t>
-      </w:r>
-    </w:p>
-    <w:p>
-      <w:r>
-        <w:rPr>
-          <w:rFonts w:ascii="Calibri" w:hAnsi="Calibri"/>
-          <w:b w:val="0"/>
-          <w:color w:val="000000"/>
-          <w:sz w:val="22"/>
-        </w:rPr>
-        <w:t>worse tracking precision than the much simpler Round Robin heuristic.</w:t>
-      </w:r>
-    </w:p>
-    <w:p>
-      <w:r>
-        <w:rPr>
-          <w:rFonts w:ascii="Calibri" w:hAnsi="Calibri"/>
-          <w:b w:val="0"/>
-          <w:color w:val="000000"/>
-          <w:sz w:val="22"/>
-        </w:rPr>
-        <w:t>Training wall-clock: 2.79h total (3 seeds), matching the calibration</w:t>
-      </w:r>
-    </w:p>
-    <w:p>
-      <w:r>
-        <w:rPr>
-          <w:rFonts w:ascii="Calibri" w:hAnsi="Calibri"/>
-          <w:b w:val="0"/>
-          <w:color w:val="000000"/>
-          <w:sz w:val="22"/>
-        </w:rPr>
-        <w:t>estimate almost exactly. Learning curves show a weak-but-consistent</w:t>
-      </w:r>
-    </w:p>
-    <w:p>
-      <w:r>
-        <w:rPr>
-          <w:rFonts w:ascii="Calibri" w:hAnsi="Calibri"/>
-          <w:b w:val="0"/>
-          <w:color w:val="000000"/>
-          <w:sz w:val="22"/>
-        </w:rPr>
-        <w:t>positive trend across all 3 seeds, not clean convergence -- reported as</w:t>
-      </w:r>
-    </w:p>
-    <w:p>
-      <w:r>
-        <w:rPr>
-          <w:rFonts w:ascii="Calibri" w:hAnsi="Calibri"/>
-          <w:b w:val="0"/>
-          <w:color w:val="000000"/>
-          <w:sz w:val="22"/>
-        </w:rPr>
-        <w:t>the legitimate result of the declared reduced training budget, not</w:t>
-      </w:r>
-    </w:p>
-    <w:p>
-      <w:r>
-        <w:rPr>
-          <w:rFonts w:ascii="Calibri" w:hAnsi="Calibri"/>
-          <w:b w:val="0"/>
-          <w:color w:val="000000"/>
-          <w:sz w:val="22"/>
-        </w:rPr>
-        <w:t>adjusted or hidden.</w:t>
+    </w:p>
+    <w:p>
+      <w:r>
+        <w:rPr>
+          <w:rFonts w:ascii="Calibri" w:hAnsi="Calibri"/>
+          <w:b w:val="0"/>
+          <w:color w:val="000000"/>
+          <w:sz w:val="22"/>
+        </w:rPr>
+        <w:t>remains a real cost and is now larger than originally reported (down to</w:t>
+      </w:r>
+    </w:p>
+    <w:p>
+      <w:r>
+        <w:rPr>
+          <w:rFonts w:ascii="Calibri" w:hAnsi="Calibri"/>
+          <w:b w:val="0"/>
+          <w:color w:val="000000"/>
+          <w:sz w:val="22"/>
+        </w:rPr>
+        <w:t>78.3% for the worst seed, vs. the pre-correction 86.7%). Training itself</w:t>
+      </w:r>
+    </w:p>
+    <w:p>
+      <w:r>
+        <w:rPr>
+          <w:rFonts w:ascii="Calibri" w:hAnsi="Calibri"/>
+          <w:b w:val="0"/>
+          <w:color w:val="000000"/>
+          <w:sz w:val="22"/>
+        </w:rPr>
+        <w:t>is unaffected by this correction: wall-clock 2.79h total (3 seeds),</w:t>
+      </w:r>
+    </w:p>
+    <w:p>
+      <w:r>
+        <w:rPr>
+          <w:rFonts w:ascii="Calibri" w:hAnsi="Calibri"/>
+          <w:b w:val="0"/>
+          <w:color w:val="000000"/>
+          <w:sz w:val="22"/>
+        </w:rPr>
+        <w:t>matching the calibration estimate almost exactly; learning curves show a</w:t>
+      </w:r>
+    </w:p>
+    <w:p>
+      <w:r>
+        <w:rPr>
+          <w:rFonts w:ascii="Calibri" w:hAnsi="Calibri"/>
+          <w:b w:val="0"/>
+          <w:color w:val="000000"/>
+          <w:sz w:val="22"/>
+        </w:rPr>
+        <w:t>weak-but-consistent positive trend across all 3 seeds, not clean</w:t>
+      </w:r>
+    </w:p>
+    <w:p>
+      <w:r>
+        <w:rPr>
+          <w:rFonts w:ascii="Calibri" w:hAnsi="Calibri"/>
+          <w:b w:val="0"/>
+          <w:color w:val="000000"/>
+          <w:sz w:val="22"/>
+        </w:rPr>
+        <w:t>convergence -- reported as the legitimate result of the declared reduced</w:t>
+      </w:r>
+    </w:p>
+    <w:p>
+      <w:r>
+        <w:rPr>
+          <w:rFonts w:ascii="Calibri" w:hAnsi="Calibri"/>
+          <w:b w:val="0"/>
+          <w:color w:val="000000"/>
+          <w:sz w:val="22"/>
+        </w:rPr>
+        <w:t>training budget, not adjusted or hidden.</w:t>
       </w:r>
     </w:p>
     <w:sectPr>
